--- a/DOCUMENTACION DEL SISTEMA (MVC).docx
+++ b/DOCUMENTACION DEL SISTEMA (MVC).docx
@@ -5,15 +5,43 @@
     <w:p>
       <w:pPr>
         <w:rPr>
-          <w:rFonts w:ascii="Arial" w:hAnsi="Arial" w:cs="Arial"/>
-        </w:rPr>
-      </w:pPr>
-      <w:r>
-        <w:rPr>
           <w:rFonts w:ascii="Segoe UI Emoji" w:hAnsi="Segoe UI Emoji" w:cs="Segoe UI Emoji"/>
         </w:rPr>
-        <w:t>📄</w:t>
-      </w:r>
+      </w:pPr>
+    </w:p>
+    <w:p>
+      <w:pPr>
+        <w:rPr>
+          <w:rFonts w:ascii="Segoe UI Emoji" w:hAnsi="Segoe UI Emoji" w:cs="Segoe UI Emoji"/>
+        </w:rPr>
+      </w:pPr>
+    </w:p>
+    <w:p>
+      <w:pPr>
+        <w:rPr>
+          <w:rFonts w:ascii="Segoe UI Emoji" w:hAnsi="Segoe UI Emoji" w:cs="Segoe UI Emoji"/>
+        </w:rPr>
+      </w:pPr>
+      <w:r>
+        <w:rPr>
+          <w:rFonts w:ascii="Segoe UI Emoji" w:hAnsi="Segoe UI Emoji" w:cs="Segoe UI Emoji"/>
+        </w:rPr>
+        <w:t>“Se desarrolló una aplicación monolítica bajo el patrón MVC, con control de acceso basado en roles (RBAC), autenticación segura, gestión de usuarios y despliegue mediante NGINX como servidor web, garantizando buenas prácticas de seguridad y escalabilidad.”</w:t>
+      </w:r>
+    </w:p>
+    <w:p>
+      <w:pPr>
+        <w:rPr>
+          <w:rFonts w:ascii="Segoe UI Emoji" w:hAnsi="Segoe UI Emoji" w:cs="Segoe UI Emoji"/>
+        </w:rPr>
+      </w:pPr>
+    </w:p>
+    <w:p>
+      <w:pPr>
+        <w:rPr>
+          <w:rFonts w:ascii="Arial" w:hAnsi="Arial" w:cs="Arial"/>
+        </w:rPr>
+      </w:pPr>
       <w:r>
         <w:rPr>
           <w:rFonts w:ascii="Arial" w:hAnsi="Arial" w:cs="Arial"/>
@@ -259,7 +287,7 @@
           <w:rFonts w:ascii="Arial" w:hAnsi="Arial" w:cs="Arial"/>
         </w:rPr>
         <w:pict w14:anchorId="2E412D7A">
-          <v:rect id="_x0000_i1433" style="width:0;height:1.5pt" o:hrstd="t" o:hr="t" fillcolor="#a0a0a0" stroked="f"/>
+          <v:rect id="_x0000_i1025" style="width:0;height:1.5pt" o:hrstd="t" o:hr="t" fillcolor="#a0a0a0" stroked="f"/>
         </w:pict>
       </w:r>
     </w:p>
@@ -473,6 +501,7 @@
         <w:rPr>
           <w:rFonts w:ascii="Arial" w:hAnsi="Arial" w:cs="Arial"/>
         </w:rPr>
+        <w:lastRenderedPageBreak/>
         <w:t>conn</w:t>
       </w:r>
       <w:proofErr w:type="spellEnd"/>
@@ -487,28 +516,14 @@
         <w:rPr>
           <w:rFonts w:ascii="Arial" w:hAnsi="Arial" w:cs="Arial"/>
         </w:rPr>
-        <w:t>get_</w:t>
-      </w:r>
-      <w:proofErr w:type="gramStart"/>
-      <w:r>
-        <w:rPr>
-          <w:rFonts w:ascii="Arial" w:hAnsi="Arial" w:cs="Arial"/>
-        </w:rPr>
-        <w:t>connection</w:t>
+        <w:t>get_connection</w:t>
       </w:r>
       <w:proofErr w:type="spellEnd"/>
       <w:r>
         <w:rPr>
           <w:rFonts w:ascii="Arial" w:hAnsi="Arial" w:cs="Arial"/>
         </w:rPr>
-        <w:t>(</w:t>
-      </w:r>
-      <w:proofErr w:type="gramEnd"/>
-      <w:r>
-        <w:rPr>
-          <w:rFonts w:ascii="Arial" w:hAnsi="Arial" w:cs="Arial"/>
-        </w:rPr>
-        <w:t>)</w:t>
+        <w:t>()</w:t>
       </w:r>
       <w:r>
         <w:rPr>
@@ -518,7 +533,6 @@
         <w:t xml:space="preserve">cursor = </w:t>
       </w:r>
       <w:proofErr w:type="spellStart"/>
-      <w:proofErr w:type="gramStart"/>
       <w:r>
         <w:rPr>
           <w:rFonts w:ascii="Arial" w:hAnsi="Arial" w:cs="Arial"/>
@@ -526,7 +540,6 @@
         <w:t>conn.cursor</w:t>
       </w:r>
       <w:proofErr w:type="spellEnd"/>
-      <w:proofErr w:type="gramEnd"/>
       <w:r>
         <w:rPr>
           <w:rFonts w:ascii="Arial" w:hAnsi="Arial" w:cs="Arial"/>
@@ -564,7 +577,7 @@
           <w:rFonts w:ascii="Arial" w:hAnsi="Arial" w:cs="Arial"/>
         </w:rPr>
         <w:pict w14:anchorId="157A6D60">
-          <v:rect id="_x0000_i1434" style="width:0;height:1.5pt" o:hrstd="t" o:hr="t" fillcolor="#a0a0a0" stroked="f"/>
+          <v:rect id="_x0000_i1026" style="width:0;height:1.5pt" o:hrstd="t" o:hr="t" fillcolor="#a0a0a0" stroked="f"/>
         </w:pict>
       </w:r>
     </w:p>
@@ -651,7 +664,6 @@
         <w:rPr>
           <w:rFonts w:ascii="Arial" w:hAnsi="Arial" w:cs="Arial"/>
         </w:rPr>
-        <w:lastRenderedPageBreak/>
         <w:t xml:space="preserve">Recibe datos del usuario </w:t>
       </w:r>
     </w:p>
@@ -700,7 +712,7 @@
           <w:rFonts w:ascii="Arial" w:hAnsi="Arial" w:cs="Arial"/>
         </w:rPr>
         <w:pict w14:anchorId="14C2BD5E">
-          <v:rect id="_x0000_i1435" style="width:0;height:1.5pt" o:hrstd="t" o:hr="t" fillcolor="#a0a0a0" stroked="f"/>
+          <v:rect id="_x0000_i1027" style="width:0;height:1.5pt" o:hrstd="t" o:hr="t" fillcolor="#a0a0a0" stroked="f"/>
         </w:pict>
       </w:r>
     </w:p>
@@ -752,21 +764,7 @@
         <w:rPr>
           <w:rFonts w:ascii="Arial" w:hAnsi="Arial" w:cs="Arial"/>
         </w:rPr>
-        <w:t>@</w:t>
-      </w:r>
-      <w:proofErr w:type="gramStart"/>
-      <w:r>
-        <w:rPr>
-          <w:rFonts w:ascii="Arial" w:hAnsi="Arial" w:cs="Arial"/>
-        </w:rPr>
-        <w:t>app.route</w:t>
-      </w:r>
-      <w:proofErr w:type="gramEnd"/>
-      <w:r>
-        <w:rPr>
-          <w:rFonts w:ascii="Arial" w:hAnsi="Arial" w:cs="Arial"/>
-        </w:rPr>
-        <w:t>("/")</w:t>
+        <w:t>@app.route("/")</w:t>
       </w:r>
       <w:r>
         <w:rPr>
@@ -789,7 +787,6 @@
         <w:t xml:space="preserve"> </w:t>
       </w:r>
       <w:proofErr w:type="spellStart"/>
-      <w:proofErr w:type="gramStart"/>
       <w:r>
         <w:rPr>
           <w:rFonts w:ascii="Arial" w:hAnsi="Arial" w:cs="Arial"/>
@@ -801,14 +798,7 @@
         <w:rPr>
           <w:rFonts w:ascii="Arial" w:hAnsi="Arial" w:cs="Arial"/>
         </w:rPr>
-        <w:t>(</w:t>
-      </w:r>
-      <w:proofErr w:type="gramEnd"/>
-      <w:r>
-        <w:rPr>
-          <w:rFonts w:ascii="Arial" w:hAnsi="Arial" w:cs="Arial"/>
-        </w:rPr>
-        <w:t>):</w:t>
+        <w:t>():</w:t>
       </w:r>
     </w:p>
     <w:p>
@@ -890,7 +880,7 @@
           <w:rFonts w:ascii="Arial" w:hAnsi="Arial" w:cs="Arial"/>
         </w:rPr>
         <w:pict w14:anchorId="0DE76930">
-          <v:rect id="_x0000_i1436" style="width:0;height:1.5pt" o:hrstd="t" o:hr="t" fillcolor="#a0a0a0" stroked="f"/>
+          <v:rect id="_x0000_i1028" style="width:0;height:1.5pt" o:hrstd="t" o:hr="t" fillcolor="#a0a0a0" stroked="f"/>
         </w:pict>
       </w:r>
     </w:p>
@@ -931,21 +921,7 @@
         <w:rPr>
           <w:rFonts w:ascii="Arial" w:hAnsi="Arial" w:cs="Arial"/>
         </w:rPr>
-        <w:t>@</w:t>
-      </w:r>
-      <w:proofErr w:type="gramStart"/>
-      <w:r>
-        <w:rPr>
-          <w:rFonts w:ascii="Arial" w:hAnsi="Arial" w:cs="Arial"/>
-        </w:rPr>
-        <w:t>app.route</w:t>
-      </w:r>
-      <w:proofErr w:type="gramEnd"/>
-      <w:r>
-        <w:rPr>
-          <w:rFonts w:ascii="Arial" w:hAnsi="Arial" w:cs="Arial"/>
-        </w:rPr>
-        <w:t>("/dashboard")</w:t>
+        <w:t>@app.route("/dashboard")</w:t>
       </w:r>
     </w:p>
     <w:p>
@@ -1007,7 +983,7 @@
           <w:rFonts w:ascii="Arial" w:hAnsi="Arial" w:cs="Arial"/>
         </w:rPr>
         <w:pict w14:anchorId="01BB0619">
-          <v:rect id="_x0000_i1437" style="width:0;height:1.5pt" o:hrstd="t" o:hr="t" fillcolor="#a0a0a0" stroked="f"/>
+          <v:rect id="_x0000_i1029" style="width:0;height:1.5pt" o:hrstd="t" o:hr="t" fillcolor="#a0a0a0" stroked="f"/>
         </w:pict>
       </w:r>
     </w:p>
@@ -1048,21 +1024,7 @@
         <w:rPr>
           <w:rFonts w:ascii="Arial" w:hAnsi="Arial" w:cs="Arial"/>
         </w:rPr>
-        <w:t>@</w:t>
-      </w:r>
-      <w:proofErr w:type="gramStart"/>
-      <w:r>
-        <w:rPr>
-          <w:rFonts w:ascii="Arial" w:hAnsi="Arial" w:cs="Arial"/>
-        </w:rPr>
-        <w:t>app.route</w:t>
-      </w:r>
-      <w:proofErr w:type="gramEnd"/>
-      <w:r>
-        <w:rPr>
-          <w:rFonts w:ascii="Arial" w:hAnsi="Arial" w:cs="Arial"/>
-        </w:rPr>
-        <w:t>("/logout")</w:t>
+        <w:t>@app.route("/logout")</w:t>
       </w:r>
     </w:p>
     <w:p>
@@ -1079,6 +1041,7 @@
         <w:rPr>
           <w:rFonts w:ascii="Arial" w:hAnsi="Arial" w:cs="Arial"/>
         </w:rPr>
+        <w:lastRenderedPageBreak/>
         <w:t xml:space="preserve">Cierra la sesión del usuario </w:t>
       </w:r>
     </w:p>
@@ -1093,7 +1056,7 @@
           <w:rFonts w:ascii="Arial" w:hAnsi="Arial" w:cs="Arial"/>
         </w:rPr>
         <w:pict w14:anchorId="7EE58E46">
-          <v:rect id="_x0000_i1438" style="width:0;height:1.5pt" o:hrstd="t" o:hr="t" fillcolor="#a0a0a0" stroked="f"/>
+          <v:rect id="_x0000_i1030" style="width:0;height:1.5pt" o:hrstd="t" o:hr="t" fillcolor="#a0a0a0" stroked="f"/>
         </w:pict>
       </w:r>
     </w:p>
@@ -1126,35 +1089,7 @@
         <w:rPr>
           <w:rFonts w:ascii="Arial" w:hAnsi="Arial" w:cs="Arial"/>
         </w:rPr>
-        <w:t>@</w:t>
-      </w:r>
-      <w:proofErr w:type="gramStart"/>
-      <w:r>
-        <w:rPr>
-          <w:rFonts w:ascii="Arial" w:hAnsi="Arial" w:cs="Arial"/>
-        </w:rPr>
-        <w:t>app.route</w:t>
-      </w:r>
-      <w:proofErr w:type="gramEnd"/>
-      <w:r>
-        <w:rPr>
-          <w:rFonts w:ascii="Arial" w:hAnsi="Arial" w:cs="Arial"/>
-        </w:rPr>
-        <w:t>("/cambiar_</w:t>
-      </w:r>
-      <w:proofErr w:type="gramStart"/>
-      <w:r>
-        <w:rPr>
-          <w:rFonts w:ascii="Arial" w:hAnsi="Arial" w:cs="Arial"/>
-        </w:rPr>
-        <w:t>password</w:t>
-      </w:r>
-      <w:proofErr w:type="gramEnd"/>
-      <w:r>
-        <w:rPr>
-          <w:rFonts w:ascii="Arial" w:hAnsi="Arial" w:cs="Arial"/>
-        </w:rPr>
-        <w:t>")</w:t>
+        <w:t>@app.route("/cambiar_password")</w:t>
       </w:r>
     </w:p>
     <w:p>
@@ -1202,7 +1137,7 @@
           <w:rFonts w:ascii="Arial" w:hAnsi="Arial" w:cs="Arial"/>
         </w:rPr>
         <w:pict w14:anchorId="478FFF2E">
-          <v:rect id="_x0000_i1439" style="width:0;height:1.5pt" o:hrstd="t" o:hr="t" fillcolor="#a0a0a0" stroked="f"/>
+          <v:rect id="_x0000_i1031" style="width:0;height:1.5pt" o:hrstd="t" o:hr="t" fillcolor="#a0a0a0" stroked="f"/>
         </w:pict>
       </w:r>
     </w:p>
@@ -1216,7 +1151,6 @@
         <w:rPr>
           <w:rFonts w:ascii="Segoe UI Emoji" w:hAnsi="Segoe UI Emoji" w:cs="Segoe UI Emoji"/>
         </w:rPr>
-        <w:lastRenderedPageBreak/>
         <w:t>✔️</w:t>
       </w:r>
       <w:r>
@@ -1251,28 +1185,14 @@
         <w:rPr>
           <w:rFonts w:ascii="Arial" w:hAnsi="Arial" w:cs="Arial"/>
         </w:rPr>
-        <w:t>validar_</w:t>
-      </w:r>
-      <w:proofErr w:type="gramStart"/>
-      <w:r>
-        <w:rPr>
-          <w:rFonts w:ascii="Arial" w:hAnsi="Arial" w:cs="Arial"/>
-        </w:rPr>
-        <w:t>credencial</w:t>
+        <w:t>validar_credencial</w:t>
       </w:r>
       <w:proofErr w:type="spellEnd"/>
       <w:r>
         <w:rPr>
           <w:rFonts w:ascii="Arial" w:hAnsi="Arial" w:cs="Arial"/>
         </w:rPr>
-        <w:t>(</w:t>
-      </w:r>
-      <w:proofErr w:type="gramEnd"/>
-      <w:r>
-        <w:rPr>
-          <w:rFonts w:ascii="Arial" w:hAnsi="Arial" w:cs="Arial"/>
-        </w:rPr>
-        <w:t>)</w:t>
+        <w:t>()</w:t>
       </w:r>
     </w:p>
     <w:p>
@@ -1320,7 +1240,7 @@
           <w:rFonts w:ascii="Arial" w:hAnsi="Arial" w:cs="Arial"/>
         </w:rPr>
         <w:pict w14:anchorId="7A3D59E7">
-          <v:rect id="_x0000_i1440" style="width:0;height:1.5pt" o:hrstd="t" o:hr="t" fillcolor="#a0a0a0" stroked="f"/>
+          <v:rect id="_x0000_i1032" style="width:0;height:1.5pt" o:hrstd="t" o:hr="t" fillcolor="#a0a0a0" stroked="f"/>
         </w:pict>
       </w:r>
     </w:p>
@@ -1493,7 +1413,7 @@
           <w:rFonts w:ascii="Arial" w:hAnsi="Arial" w:cs="Arial"/>
         </w:rPr>
         <w:pict w14:anchorId="1EAEFD17">
-          <v:rect id="_x0000_i1441" style="width:0;height:1.5pt" o:hrstd="t" o:hr="t" fillcolor="#a0a0a0" stroked="f"/>
+          <v:rect id="_x0000_i1033" style="width:0;height:1.5pt" o:hrstd="t" o:hr="t" fillcolor="#a0a0a0" stroked="f"/>
         </w:pict>
       </w:r>
     </w:p>
@@ -1575,7 +1495,7 @@
           <w:rFonts w:ascii="Arial" w:hAnsi="Arial" w:cs="Arial"/>
         </w:rPr>
         <w:pict w14:anchorId="3A300CBC">
-          <v:rect id="_x0000_i1442" style="width:0;height:1.5pt" o:hrstd="t" o:hr="t" fillcolor="#a0a0a0" stroked="f"/>
+          <v:rect id="_x0000_i1034" style="width:0;height:1.5pt" o:hrstd="t" o:hr="t" fillcolor="#a0a0a0" stroked="f"/>
         </w:pict>
       </w:r>
     </w:p>
@@ -1612,6 +1532,7 @@
         <w:rPr>
           <w:rFonts w:ascii="Arial" w:hAnsi="Arial" w:cs="Arial"/>
         </w:rPr>
+        <w:lastRenderedPageBreak/>
         <w:t xml:space="preserve">Formulario para cambiar contraseña </w:t>
       </w:r>
     </w:p>
@@ -1643,7 +1564,7 @@
           <w:rFonts w:ascii="Arial" w:hAnsi="Arial" w:cs="Arial"/>
         </w:rPr>
         <w:pict w14:anchorId="606556AC">
-          <v:rect id="_x0000_i1443" style="width:0;height:1.5pt" o:hrstd="t" o:hr="t" fillcolor="#a0a0a0" stroked="f"/>
+          <v:rect id="_x0000_i1035" style="width:0;height:1.5pt" o:hrstd="t" o:hr="t" fillcolor="#a0a0a0" stroked="f"/>
         </w:pict>
       </w:r>
     </w:p>
@@ -1731,7 +1652,6 @@
         <w:rPr>
           <w:rFonts w:ascii="Arial" w:hAnsi="Arial" w:cs="Arial"/>
         </w:rPr>
-        <w:lastRenderedPageBreak/>
         <w:t xml:space="preserve">El controlador usa el modelo (db.py) para consultar la BD </w:t>
       </w:r>
     </w:p>
@@ -1797,7 +1717,7 @@
           <w:rFonts w:ascii="Arial" w:hAnsi="Arial" w:cs="Arial"/>
         </w:rPr>
         <w:pict w14:anchorId="2ABADE2D">
-          <v:rect id="_x0000_i1444" style="width:0;height:1.5pt" o:hrstd="t" o:hr="t" fillcolor="#a0a0a0" stroked="f"/>
+          <v:rect id="_x0000_i1036" style="width:0;height:1.5pt" o:hrstd="t" o:hr="t" fillcolor="#a0a0a0" stroked="f"/>
         </w:pict>
       </w:r>
     </w:p>
@@ -1926,7 +1846,7 @@
           <w:rFonts w:ascii="Arial" w:hAnsi="Arial" w:cs="Arial"/>
         </w:rPr>
         <w:pict w14:anchorId="5DEA2815">
-          <v:rect id="_x0000_i1445" style="width:0;height:1.5pt" o:hrstd="t" o:hr="t" fillcolor="#a0a0a0" stroked="f"/>
+          <v:rect id="_x0000_i1037" style="width:0;height:1.5pt" o:hrstd="t" o:hr="t" fillcolor="#a0a0a0" stroked="f"/>
         </w:pict>
       </w:r>
     </w:p>
@@ -2029,7 +1949,7 @@
           <w:rFonts w:ascii="Arial" w:hAnsi="Arial" w:cs="Arial"/>
         </w:rPr>
         <w:pict w14:anchorId="7B108F42">
-          <v:rect id="_x0000_i1446" style="width:0;height:1.5pt" o:hrstd="t" o:hr="t" fillcolor="#a0a0a0" stroked="f"/>
+          <v:rect id="_x0000_i1038" style="width:0;height:1.5pt" o:hrstd="t" o:hr="t" fillcolor="#a0a0a0" stroked="f"/>
         </w:pict>
       </w:r>
     </w:p>
@@ -2113,6 +2033,7 @@
         <w:rPr>
           <w:rFonts w:ascii="Arial" w:hAnsi="Arial" w:cs="Arial"/>
         </w:rPr>
+        <w:lastRenderedPageBreak/>
         <w:t xml:space="preserve">La interfaz (Vista) </w:t>
       </w:r>
     </w:p>
@@ -2129,7 +2050,4647 @@
         <w:t>Esto permite que el sistema sea más organizado, mantenible y escalable.</w:t>
       </w:r>
     </w:p>
-    <w:p/>
+    <w:p>
+      <w:pPr>
+        <w:rPr>
+          <w:rFonts w:ascii="Arial" w:hAnsi="Arial" w:cs="Arial"/>
+        </w:rPr>
+      </w:pPr>
+    </w:p>
+    <w:p>
+      <w:pPr>
+        <w:rPr>
+          <w:rFonts w:ascii="Arial" w:hAnsi="Arial" w:cs="Arial"/>
+        </w:rPr>
+      </w:pPr>
+    </w:p>
+    <w:p>
+      <w:pPr>
+        <w:rPr>
+          <w:rFonts w:ascii="Arial" w:hAnsi="Arial" w:cs="Arial"/>
+        </w:rPr>
+      </w:pPr>
+    </w:p>
+    <w:p>
+      <w:pPr>
+        <w:rPr>
+          <w:rFonts w:ascii="Arial" w:hAnsi="Arial" w:cs="Arial"/>
+        </w:rPr>
+      </w:pPr>
+    </w:p>
+    <w:p>
+      <w:pPr>
+        <w:rPr>
+          <w:rFonts w:ascii="Arial" w:hAnsi="Arial" w:cs="Arial"/>
+        </w:rPr>
+      </w:pPr>
+    </w:p>
+    <w:p>
+      <w:pPr>
+        <w:rPr>
+          <w:rFonts w:ascii="Arial" w:hAnsi="Arial" w:cs="Arial"/>
+        </w:rPr>
+      </w:pPr>
+    </w:p>
+    <w:p>
+      <w:pPr>
+        <w:rPr>
+          <w:rFonts w:ascii="Arial" w:hAnsi="Arial" w:cs="Arial"/>
+        </w:rPr>
+      </w:pPr>
+    </w:p>
+    <w:p>
+      <w:pPr>
+        <w:rPr>
+          <w:rFonts w:ascii="Arial" w:hAnsi="Arial" w:cs="Arial"/>
+        </w:rPr>
+      </w:pPr>
+    </w:p>
+    <w:p>
+      <w:pPr>
+        <w:rPr>
+          <w:rFonts w:ascii="Arial" w:hAnsi="Arial" w:cs="Arial"/>
+        </w:rPr>
+      </w:pPr>
+    </w:p>
+    <w:p>
+      <w:pPr>
+        <w:rPr>
+          <w:rFonts w:ascii="Arial" w:hAnsi="Arial" w:cs="Arial"/>
+        </w:rPr>
+      </w:pPr>
+    </w:p>
+    <w:p>
+      <w:pPr>
+        <w:rPr>
+          <w:rFonts w:ascii="Arial" w:hAnsi="Arial" w:cs="Arial"/>
+        </w:rPr>
+      </w:pPr>
+    </w:p>
+    <w:p>
+      <w:pPr>
+        <w:rPr>
+          <w:rFonts w:ascii="Arial" w:hAnsi="Arial" w:cs="Arial"/>
+        </w:rPr>
+      </w:pPr>
+    </w:p>
+    <w:p>
+      <w:pPr>
+        <w:rPr>
+          <w:rFonts w:ascii="Arial" w:hAnsi="Arial" w:cs="Arial"/>
+        </w:rPr>
+      </w:pPr>
+      <w:r>
+        <w:rPr>
+          <w:rFonts w:ascii="Arial" w:hAnsi="Arial" w:cs="Arial"/>
+        </w:rPr>
+        <w:t>“Se construyó el script SQL que define la estructura de la base de datos, incluyendo usuarios, roles, permisos y su relación, permitiendo implementar un modelo de control de acceso basado en roles (RBAC).”</w:t>
+      </w:r>
+    </w:p>
+    <w:p>
+      <w:pPr>
+        <w:rPr>
+          <w:rFonts w:ascii="Arial" w:hAnsi="Arial" w:cs="Arial"/>
+        </w:rPr>
+      </w:pPr>
+    </w:p>
+    <w:p>
+      <w:pPr>
+        <w:rPr>
+          <w:rFonts w:ascii="Arial" w:hAnsi="Arial" w:cs="Arial"/>
+        </w:rPr>
+      </w:pPr>
+    </w:p>
+    <w:p>
+      <w:pPr>
+        <w:rPr>
+          <w:rFonts w:ascii="Arial" w:hAnsi="Arial" w:cs="Arial"/>
+        </w:rPr>
+      </w:pPr>
+      <w:r>
+        <w:rPr>
+          <w:rFonts w:ascii="Arial" w:hAnsi="Arial" w:cs="Arial"/>
+        </w:rPr>
+        <w:t>-- =========================================</w:t>
+      </w:r>
+    </w:p>
+    <w:p>
+      <w:pPr>
+        <w:rPr>
+          <w:rFonts w:ascii="Arial" w:hAnsi="Arial" w:cs="Arial"/>
+        </w:rPr>
+      </w:pPr>
+      <w:r>
+        <w:rPr>
+          <w:rFonts w:ascii="Arial" w:hAnsi="Arial" w:cs="Arial"/>
+        </w:rPr>
+        <w:t xml:space="preserve">-- </w:t>
+      </w:r>
+      <w:r>
+        <w:rPr>
+          <w:rFonts w:ascii="Segoe UI Emoji" w:hAnsi="Segoe UI Emoji" w:cs="Segoe UI Emoji"/>
+        </w:rPr>
+        <w:t>📌</w:t>
+      </w:r>
+      <w:r>
+        <w:rPr>
+          <w:rFonts w:ascii="Arial" w:hAnsi="Arial" w:cs="Arial"/>
+        </w:rPr>
+        <w:t xml:space="preserve"> CREAR BASE DE DATOS</w:t>
+      </w:r>
+    </w:p>
+    <w:p>
+      <w:pPr>
+        <w:rPr>
+          <w:rFonts w:ascii="Arial" w:hAnsi="Arial" w:cs="Arial"/>
+        </w:rPr>
+      </w:pPr>
+      <w:r>
+        <w:rPr>
+          <w:rFonts w:ascii="Arial" w:hAnsi="Arial" w:cs="Arial"/>
+        </w:rPr>
+        <w:t>-- =========================================</w:t>
+      </w:r>
+    </w:p>
+    <w:p>
+      <w:pPr>
+        <w:rPr>
+          <w:rFonts w:ascii="Arial" w:hAnsi="Arial" w:cs="Arial"/>
+        </w:rPr>
+      </w:pPr>
+      <w:r>
+        <w:rPr>
+          <w:rFonts w:ascii="Arial" w:hAnsi="Arial" w:cs="Arial"/>
+        </w:rPr>
+        <w:t xml:space="preserve">CREATE DATABASE </w:t>
+      </w:r>
+      <w:proofErr w:type="spellStart"/>
+      <w:r>
+        <w:rPr>
+          <w:rFonts w:ascii="Arial" w:hAnsi="Arial" w:cs="Arial"/>
+        </w:rPr>
+        <w:t>login_db</w:t>
+      </w:r>
+      <w:proofErr w:type="spellEnd"/>
+      <w:r>
+        <w:rPr>
+          <w:rFonts w:ascii="Arial" w:hAnsi="Arial" w:cs="Arial"/>
+        </w:rPr>
+        <w:t>;</w:t>
+      </w:r>
+    </w:p>
+    <w:p>
+      <w:pPr>
+        <w:rPr>
+          <w:rFonts w:ascii="Arial" w:hAnsi="Arial" w:cs="Arial"/>
+        </w:rPr>
+      </w:pPr>
+      <w:r>
+        <w:rPr>
+          <w:rFonts w:ascii="Arial" w:hAnsi="Arial" w:cs="Arial"/>
+        </w:rPr>
+        <w:t>GO</w:t>
+      </w:r>
+    </w:p>
+    <w:p>
+      <w:pPr>
+        <w:rPr>
+          <w:rFonts w:ascii="Arial" w:hAnsi="Arial" w:cs="Arial"/>
+        </w:rPr>
+      </w:pPr>
+    </w:p>
+    <w:p>
+      <w:pPr>
+        <w:rPr>
+          <w:rFonts w:ascii="Arial" w:hAnsi="Arial" w:cs="Arial"/>
+        </w:rPr>
+      </w:pPr>
+      <w:r>
+        <w:rPr>
+          <w:rFonts w:ascii="Arial" w:hAnsi="Arial" w:cs="Arial"/>
+        </w:rPr>
+        <w:t xml:space="preserve">USE </w:t>
+      </w:r>
+      <w:proofErr w:type="spellStart"/>
+      <w:r>
+        <w:rPr>
+          <w:rFonts w:ascii="Arial" w:hAnsi="Arial" w:cs="Arial"/>
+        </w:rPr>
+        <w:t>login_db</w:t>
+      </w:r>
+      <w:proofErr w:type="spellEnd"/>
+      <w:r>
+        <w:rPr>
+          <w:rFonts w:ascii="Arial" w:hAnsi="Arial" w:cs="Arial"/>
+        </w:rPr>
+        <w:t>;</w:t>
+      </w:r>
+    </w:p>
+    <w:p>
+      <w:pPr>
+        <w:rPr>
+          <w:rFonts w:ascii="Arial" w:hAnsi="Arial" w:cs="Arial"/>
+        </w:rPr>
+      </w:pPr>
+      <w:r>
+        <w:rPr>
+          <w:rFonts w:ascii="Arial" w:hAnsi="Arial" w:cs="Arial"/>
+        </w:rPr>
+        <w:t>GO</w:t>
+      </w:r>
+    </w:p>
+    <w:p>
+      <w:pPr>
+        <w:rPr>
+          <w:rFonts w:ascii="Arial" w:hAnsi="Arial" w:cs="Arial"/>
+        </w:rPr>
+      </w:pPr>
+    </w:p>
+    <w:p>
+      <w:pPr>
+        <w:rPr>
+          <w:rFonts w:ascii="Arial" w:hAnsi="Arial" w:cs="Arial"/>
+        </w:rPr>
+      </w:pPr>
+      <w:r>
+        <w:rPr>
+          <w:rFonts w:ascii="Arial" w:hAnsi="Arial" w:cs="Arial"/>
+        </w:rPr>
+        <w:lastRenderedPageBreak/>
+        <w:t>-- =========================================</w:t>
+      </w:r>
+    </w:p>
+    <w:p>
+      <w:pPr>
+        <w:rPr>
+          <w:rFonts w:ascii="Arial" w:hAnsi="Arial" w:cs="Arial"/>
+        </w:rPr>
+      </w:pPr>
+      <w:r>
+        <w:rPr>
+          <w:rFonts w:ascii="Arial" w:hAnsi="Arial" w:cs="Arial"/>
+        </w:rPr>
+        <w:t xml:space="preserve">-- </w:t>
+      </w:r>
+      <w:r>
+        <w:rPr>
+          <w:rFonts w:ascii="Segoe UI Emoji" w:hAnsi="Segoe UI Emoji" w:cs="Segoe UI Emoji"/>
+        </w:rPr>
+        <w:t>📌</w:t>
+      </w:r>
+      <w:r>
+        <w:rPr>
+          <w:rFonts w:ascii="Arial" w:hAnsi="Arial" w:cs="Arial"/>
+        </w:rPr>
+        <w:t xml:space="preserve"> TABLA ROLES</w:t>
+      </w:r>
+    </w:p>
+    <w:p>
+      <w:pPr>
+        <w:rPr>
+          <w:rFonts w:ascii="Arial" w:hAnsi="Arial" w:cs="Arial"/>
+        </w:rPr>
+      </w:pPr>
+      <w:r>
+        <w:rPr>
+          <w:rFonts w:ascii="Arial" w:hAnsi="Arial" w:cs="Arial"/>
+        </w:rPr>
+        <w:t>-- =========================================</w:t>
+      </w:r>
+    </w:p>
+    <w:p>
+      <w:pPr>
+        <w:rPr>
+          <w:rFonts w:ascii="Arial" w:hAnsi="Arial" w:cs="Arial"/>
+        </w:rPr>
+      </w:pPr>
+      <w:r>
+        <w:rPr>
+          <w:rFonts w:ascii="Arial" w:hAnsi="Arial" w:cs="Arial"/>
+        </w:rPr>
+        <w:t>CREATE TABLE roles (</w:t>
+      </w:r>
+    </w:p>
+    <w:p>
+      <w:pPr>
+        <w:rPr>
+          <w:rFonts w:ascii="Arial" w:hAnsi="Arial" w:cs="Arial"/>
+        </w:rPr>
+      </w:pPr>
+      <w:r>
+        <w:rPr>
+          <w:rFonts w:ascii="Arial" w:hAnsi="Arial" w:cs="Arial"/>
+        </w:rPr>
+        <w:t xml:space="preserve">    id INT PRIMARY KEY IDENTITY(1,1),</w:t>
+      </w:r>
+    </w:p>
+    <w:p>
+      <w:pPr>
+        <w:rPr>
+          <w:rFonts w:ascii="Arial" w:hAnsi="Arial" w:cs="Arial"/>
+        </w:rPr>
+      </w:pPr>
+      <w:r>
+        <w:rPr>
+          <w:rFonts w:ascii="Arial" w:hAnsi="Arial" w:cs="Arial"/>
+        </w:rPr>
+        <w:t xml:space="preserve">    nombre VARCHAR(50) NOT NULL UNIQUE</w:t>
+      </w:r>
+    </w:p>
+    <w:p>
+      <w:pPr>
+        <w:rPr>
+          <w:rFonts w:ascii="Arial" w:hAnsi="Arial" w:cs="Arial"/>
+        </w:rPr>
+      </w:pPr>
+      <w:r>
+        <w:rPr>
+          <w:rFonts w:ascii="Arial" w:hAnsi="Arial" w:cs="Arial"/>
+        </w:rPr>
+        <w:t>);</w:t>
+      </w:r>
+    </w:p>
+    <w:p>
+      <w:pPr>
+        <w:rPr>
+          <w:rFonts w:ascii="Arial" w:hAnsi="Arial" w:cs="Arial"/>
+        </w:rPr>
+      </w:pPr>
+    </w:p>
+    <w:p>
+      <w:pPr>
+        <w:rPr>
+          <w:rFonts w:ascii="Arial" w:hAnsi="Arial" w:cs="Arial"/>
+        </w:rPr>
+      </w:pPr>
+      <w:r>
+        <w:rPr>
+          <w:rFonts w:ascii="Arial" w:hAnsi="Arial" w:cs="Arial"/>
+        </w:rPr>
+        <w:t>-- =========================================</w:t>
+      </w:r>
+    </w:p>
+    <w:p>
+      <w:pPr>
+        <w:rPr>
+          <w:rFonts w:ascii="Arial" w:hAnsi="Arial" w:cs="Arial"/>
+        </w:rPr>
+      </w:pPr>
+      <w:r>
+        <w:rPr>
+          <w:rFonts w:ascii="Arial" w:hAnsi="Arial" w:cs="Arial"/>
+        </w:rPr>
+        <w:t xml:space="preserve">-- </w:t>
+      </w:r>
+      <w:r>
+        <w:rPr>
+          <w:rFonts w:ascii="Segoe UI Emoji" w:hAnsi="Segoe UI Emoji" w:cs="Segoe UI Emoji"/>
+        </w:rPr>
+        <w:t>📌</w:t>
+      </w:r>
+      <w:r>
+        <w:rPr>
+          <w:rFonts w:ascii="Arial" w:hAnsi="Arial" w:cs="Arial"/>
+        </w:rPr>
+        <w:t xml:space="preserve"> TABLA PERMISOS</w:t>
+      </w:r>
+    </w:p>
+    <w:p>
+      <w:pPr>
+        <w:rPr>
+          <w:rFonts w:ascii="Arial" w:hAnsi="Arial" w:cs="Arial"/>
+        </w:rPr>
+      </w:pPr>
+      <w:r>
+        <w:rPr>
+          <w:rFonts w:ascii="Arial" w:hAnsi="Arial" w:cs="Arial"/>
+        </w:rPr>
+        <w:t>-- =========================================</w:t>
+      </w:r>
+    </w:p>
+    <w:p>
+      <w:pPr>
+        <w:rPr>
+          <w:rFonts w:ascii="Arial" w:hAnsi="Arial" w:cs="Arial"/>
+        </w:rPr>
+      </w:pPr>
+      <w:r>
+        <w:rPr>
+          <w:rFonts w:ascii="Arial" w:hAnsi="Arial" w:cs="Arial"/>
+        </w:rPr>
+        <w:t>CREATE TABLE permisos (</w:t>
+      </w:r>
+    </w:p>
+    <w:p>
+      <w:pPr>
+        <w:rPr>
+          <w:rFonts w:ascii="Arial" w:hAnsi="Arial" w:cs="Arial"/>
+        </w:rPr>
+      </w:pPr>
+      <w:r>
+        <w:rPr>
+          <w:rFonts w:ascii="Arial" w:hAnsi="Arial" w:cs="Arial"/>
+        </w:rPr>
+        <w:t xml:space="preserve">    id INT PRIMARY KEY IDENTITY(1,1),</w:t>
+      </w:r>
+    </w:p>
+    <w:p>
+      <w:pPr>
+        <w:rPr>
+          <w:rFonts w:ascii="Arial" w:hAnsi="Arial" w:cs="Arial"/>
+        </w:rPr>
+      </w:pPr>
+      <w:r>
+        <w:rPr>
+          <w:rFonts w:ascii="Arial" w:hAnsi="Arial" w:cs="Arial"/>
+        </w:rPr>
+        <w:t xml:space="preserve">    nombre VARCHAR(100) NOT NULL UNIQUE</w:t>
+      </w:r>
+    </w:p>
+    <w:p>
+      <w:pPr>
+        <w:rPr>
+          <w:rFonts w:ascii="Arial" w:hAnsi="Arial" w:cs="Arial"/>
+        </w:rPr>
+      </w:pPr>
+      <w:r>
+        <w:rPr>
+          <w:rFonts w:ascii="Arial" w:hAnsi="Arial" w:cs="Arial"/>
+        </w:rPr>
+        <w:t>);</w:t>
+      </w:r>
+    </w:p>
+    <w:p>
+      <w:pPr>
+        <w:rPr>
+          <w:rFonts w:ascii="Arial" w:hAnsi="Arial" w:cs="Arial"/>
+        </w:rPr>
+      </w:pPr>
+    </w:p>
+    <w:p>
+      <w:pPr>
+        <w:rPr>
+          <w:rFonts w:ascii="Arial" w:hAnsi="Arial" w:cs="Arial"/>
+        </w:rPr>
+      </w:pPr>
+      <w:r>
+        <w:rPr>
+          <w:rFonts w:ascii="Arial" w:hAnsi="Arial" w:cs="Arial"/>
+        </w:rPr>
+        <w:t>-- =========================================</w:t>
+      </w:r>
+    </w:p>
+    <w:p>
+      <w:pPr>
+        <w:rPr>
+          <w:rFonts w:ascii="Arial" w:hAnsi="Arial" w:cs="Arial"/>
+        </w:rPr>
+      </w:pPr>
+      <w:r>
+        <w:rPr>
+          <w:rFonts w:ascii="Arial" w:hAnsi="Arial" w:cs="Arial"/>
+        </w:rPr>
+        <w:t xml:space="preserve">-- </w:t>
+      </w:r>
+      <w:r>
+        <w:rPr>
+          <w:rFonts w:ascii="Segoe UI Emoji" w:hAnsi="Segoe UI Emoji" w:cs="Segoe UI Emoji"/>
+        </w:rPr>
+        <w:t>📌</w:t>
+      </w:r>
+      <w:r>
+        <w:rPr>
+          <w:rFonts w:ascii="Arial" w:hAnsi="Arial" w:cs="Arial"/>
+        </w:rPr>
+        <w:t xml:space="preserve"> TABLA USUARIOS</w:t>
+      </w:r>
+    </w:p>
+    <w:p>
+      <w:pPr>
+        <w:rPr>
+          <w:rFonts w:ascii="Arial" w:hAnsi="Arial" w:cs="Arial"/>
+        </w:rPr>
+      </w:pPr>
+      <w:r>
+        <w:rPr>
+          <w:rFonts w:ascii="Arial" w:hAnsi="Arial" w:cs="Arial"/>
+        </w:rPr>
+        <w:t>-- =========================================</w:t>
+      </w:r>
+    </w:p>
+    <w:p>
+      <w:pPr>
+        <w:rPr>
+          <w:rFonts w:ascii="Arial" w:hAnsi="Arial" w:cs="Arial"/>
+        </w:rPr>
+      </w:pPr>
+      <w:r>
+        <w:rPr>
+          <w:rFonts w:ascii="Arial" w:hAnsi="Arial" w:cs="Arial"/>
+        </w:rPr>
+        <w:t>CREATE TABLE usuarios (</w:t>
+      </w:r>
+    </w:p>
+    <w:p>
+      <w:pPr>
+        <w:rPr>
+          <w:rFonts w:ascii="Arial" w:hAnsi="Arial" w:cs="Arial"/>
+        </w:rPr>
+      </w:pPr>
+      <w:r>
+        <w:rPr>
+          <w:rFonts w:ascii="Arial" w:hAnsi="Arial" w:cs="Arial"/>
+        </w:rPr>
+        <w:t xml:space="preserve">    id INT PRIMARY KEY IDENTITY(1,1),</w:t>
+      </w:r>
+    </w:p>
+    <w:p>
+      <w:pPr>
+        <w:rPr>
+          <w:rFonts w:ascii="Arial" w:hAnsi="Arial" w:cs="Arial"/>
+        </w:rPr>
+      </w:pPr>
+      <w:r>
+        <w:rPr>
+          <w:rFonts w:ascii="Arial" w:hAnsi="Arial" w:cs="Arial"/>
+        </w:rPr>
+        <w:t xml:space="preserve">    </w:t>
+      </w:r>
+      <w:proofErr w:type="spellStart"/>
+      <w:r>
+        <w:rPr>
+          <w:rFonts w:ascii="Arial" w:hAnsi="Arial" w:cs="Arial"/>
+        </w:rPr>
+        <w:t>username</w:t>
+      </w:r>
+      <w:proofErr w:type="spellEnd"/>
+      <w:r>
+        <w:rPr>
+          <w:rFonts w:ascii="Arial" w:hAnsi="Arial" w:cs="Arial"/>
+        </w:rPr>
+        <w:t xml:space="preserve"> VARCHAR(50) NOT NULL UNIQUE,</w:t>
+      </w:r>
+    </w:p>
+    <w:p>
+      <w:pPr>
+        <w:rPr>
+          <w:rFonts w:ascii="Arial" w:hAnsi="Arial" w:cs="Arial"/>
+        </w:rPr>
+      </w:pPr>
+      <w:r>
+        <w:rPr>
+          <w:rFonts w:ascii="Arial" w:hAnsi="Arial" w:cs="Arial"/>
+        </w:rPr>
+        <w:t xml:space="preserve">    </w:t>
+      </w:r>
+      <w:proofErr w:type="spellStart"/>
+      <w:r>
+        <w:rPr>
+          <w:rFonts w:ascii="Arial" w:hAnsi="Arial" w:cs="Arial"/>
+        </w:rPr>
+        <w:t>password</w:t>
+      </w:r>
+      <w:proofErr w:type="spellEnd"/>
+      <w:r>
+        <w:rPr>
+          <w:rFonts w:ascii="Arial" w:hAnsi="Arial" w:cs="Arial"/>
+        </w:rPr>
+        <w:t xml:space="preserve"> VARCHAR(255) NOT NULL,</w:t>
+      </w:r>
+    </w:p>
+    <w:p>
+      <w:pPr>
+        <w:rPr>
+          <w:rFonts w:ascii="Arial" w:hAnsi="Arial" w:cs="Arial"/>
+        </w:rPr>
+      </w:pPr>
+      <w:r>
+        <w:rPr>
+          <w:rFonts w:ascii="Arial" w:hAnsi="Arial" w:cs="Arial"/>
+        </w:rPr>
+        <w:t xml:space="preserve">    email VARCHAR(100),</w:t>
+      </w:r>
+    </w:p>
+    <w:p>
+      <w:pPr>
+        <w:rPr>
+          <w:rFonts w:ascii="Arial" w:hAnsi="Arial" w:cs="Arial"/>
+        </w:rPr>
+      </w:pPr>
+      <w:r>
+        <w:rPr>
+          <w:rFonts w:ascii="Arial" w:hAnsi="Arial" w:cs="Arial"/>
+        </w:rPr>
+        <w:t xml:space="preserve">    token VARCHAR(100),</w:t>
+      </w:r>
+    </w:p>
+    <w:p>
+      <w:pPr>
+        <w:rPr>
+          <w:rFonts w:ascii="Arial" w:hAnsi="Arial" w:cs="Arial"/>
+        </w:rPr>
+      </w:pPr>
+      <w:r>
+        <w:rPr>
+          <w:rFonts w:ascii="Arial" w:hAnsi="Arial" w:cs="Arial"/>
+        </w:rPr>
+        <w:t xml:space="preserve">    </w:t>
+      </w:r>
+      <w:proofErr w:type="spellStart"/>
+      <w:r>
+        <w:rPr>
+          <w:rFonts w:ascii="Arial" w:hAnsi="Arial" w:cs="Arial"/>
+        </w:rPr>
+        <w:t>rol_id</w:t>
+      </w:r>
+      <w:proofErr w:type="spellEnd"/>
+      <w:r>
+        <w:rPr>
+          <w:rFonts w:ascii="Arial" w:hAnsi="Arial" w:cs="Arial"/>
+        </w:rPr>
+        <w:t xml:space="preserve"> INT,</w:t>
+      </w:r>
+    </w:p>
+    <w:p>
+      <w:pPr>
+        <w:rPr>
+          <w:rFonts w:ascii="Arial" w:hAnsi="Arial" w:cs="Arial"/>
+        </w:rPr>
+      </w:pPr>
+      <w:r>
+        <w:rPr>
+          <w:rFonts w:ascii="Arial" w:hAnsi="Arial" w:cs="Arial"/>
+        </w:rPr>
+        <w:t xml:space="preserve">    FOREIGN KEY (</w:t>
+      </w:r>
+      <w:proofErr w:type="spellStart"/>
+      <w:r>
+        <w:rPr>
+          <w:rFonts w:ascii="Arial" w:hAnsi="Arial" w:cs="Arial"/>
+        </w:rPr>
+        <w:t>rol_id</w:t>
+      </w:r>
+      <w:proofErr w:type="spellEnd"/>
+      <w:r>
+        <w:rPr>
+          <w:rFonts w:ascii="Arial" w:hAnsi="Arial" w:cs="Arial"/>
+        </w:rPr>
+        <w:t>) REFERENCES roles(id)</w:t>
+      </w:r>
+    </w:p>
+    <w:p>
+      <w:pPr>
+        <w:rPr>
+          <w:rFonts w:ascii="Arial" w:hAnsi="Arial" w:cs="Arial"/>
+        </w:rPr>
+      </w:pPr>
+      <w:r>
+        <w:rPr>
+          <w:rFonts w:ascii="Arial" w:hAnsi="Arial" w:cs="Arial"/>
+        </w:rPr>
+        <w:lastRenderedPageBreak/>
+        <w:t>);</w:t>
+      </w:r>
+    </w:p>
+    <w:p>
+      <w:pPr>
+        <w:rPr>
+          <w:rFonts w:ascii="Arial" w:hAnsi="Arial" w:cs="Arial"/>
+        </w:rPr>
+      </w:pPr>
+    </w:p>
+    <w:p>
+      <w:pPr>
+        <w:rPr>
+          <w:rFonts w:ascii="Arial" w:hAnsi="Arial" w:cs="Arial"/>
+        </w:rPr>
+      </w:pPr>
+      <w:r>
+        <w:rPr>
+          <w:rFonts w:ascii="Arial" w:hAnsi="Arial" w:cs="Arial"/>
+        </w:rPr>
+        <w:t>-- =========================================</w:t>
+      </w:r>
+    </w:p>
+    <w:p>
+      <w:pPr>
+        <w:rPr>
+          <w:rFonts w:ascii="Arial" w:hAnsi="Arial" w:cs="Arial"/>
+        </w:rPr>
+      </w:pPr>
+      <w:r>
+        <w:rPr>
+          <w:rFonts w:ascii="Arial" w:hAnsi="Arial" w:cs="Arial"/>
+        </w:rPr>
+        <w:t xml:space="preserve">-- </w:t>
+      </w:r>
+      <w:r>
+        <w:rPr>
+          <w:rFonts w:ascii="Segoe UI Emoji" w:hAnsi="Segoe UI Emoji" w:cs="Segoe UI Emoji"/>
+        </w:rPr>
+        <w:t>📌</w:t>
+      </w:r>
+      <w:r>
+        <w:rPr>
+          <w:rFonts w:ascii="Arial" w:hAnsi="Arial" w:cs="Arial"/>
+        </w:rPr>
+        <w:t xml:space="preserve"> TABLA RELACIÓN ROLES - PERMISOS</w:t>
+      </w:r>
+    </w:p>
+    <w:p>
+      <w:pPr>
+        <w:rPr>
+          <w:rFonts w:ascii="Arial" w:hAnsi="Arial" w:cs="Arial"/>
+        </w:rPr>
+      </w:pPr>
+      <w:r>
+        <w:rPr>
+          <w:rFonts w:ascii="Arial" w:hAnsi="Arial" w:cs="Arial"/>
+        </w:rPr>
+        <w:t>-- =========================================</w:t>
+      </w:r>
+    </w:p>
+    <w:p>
+      <w:pPr>
+        <w:rPr>
+          <w:rFonts w:ascii="Arial" w:hAnsi="Arial" w:cs="Arial"/>
+        </w:rPr>
+      </w:pPr>
+      <w:r>
+        <w:rPr>
+          <w:rFonts w:ascii="Arial" w:hAnsi="Arial" w:cs="Arial"/>
+        </w:rPr>
+        <w:t xml:space="preserve">CREATE TABLE </w:t>
+      </w:r>
+      <w:proofErr w:type="spellStart"/>
+      <w:r>
+        <w:rPr>
+          <w:rFonts w:ascii="Arial" w:hAnsi="Arial" w:cs="Arial"/>
+        </w:rPr>
+        <w:t>roles_permisos</w:t>
+      </w:r>
+      <w:proofErr w:type="spellEnd"/>
+      <w:r>
+        <w:rPr>
+          <w:rFonts w:ascii="Arial" w:hAnsi="Arial" w:cs="Arial"/>
+        </w:rPr>
+        <w:t xml:space="preserve"> (</w:t>
+      </w:r>
+    </w:p>
+    <w:p>
+      <w:pPr>
+        <w:rPr>
+          <w:rFonts w:ascii="Arial" w:hAnsi="Arial" w:cs="Arial"/>
+        </w:rPr>
+      </w:pPr>
+      <w:r>
+        <w:rPr>
+          <w:rFonts w:ascii="Arial" w:hAnsi="Arial" w:cs="Arial"/>
+        </w:rPr>
+        <w:t xml:space="preserve">    </w:t>
+      </w:r>
+      <w:proofErr w:type="spellStart"/>
+      <w:r>
+        <w:rPr>
+          <w:rFonts w:ascii="Arial" w:hAnsi="Arial" w:cs="Arial"/>
+        </w:rPr>
+        <w:t>rol_id</w:t>
+      </w:r>
+      <w:proofErr w:type="spellEnd"/>
+      <w:r>
+        <w:rPr>
+          <w:rFonts w:ascii="Arial" w:hAnsi="Arial" w:cs="Arial"/>
+        </w:rPr>
+        <w:t xml:space="preserve"> INT,</w:t>
+      </w:r>
+    </w:p>
+    <w:p>
+      <w:pPr>
+        <w:rPr>
+          <w:rFonts w:ascii="Arial" w:hAnsi="Arial" w:cs="Arial"/>
+        </w:rPr>
+      </w:pPr>
+      <w:r>
+        <w:rPr>
+          <w:rFonts w:ascii="Arial" w:hAnsi="Arial" w:cs="Arial"/>
+        </w:rPr>
+        <w:t xml:space="preserve">    </w:t>
+      </w:r>
+      <w:proofErr w:type="spellStart"/>
+      <w:r>
+        <w:rPr>
+          <w:rFonts w:ascii="Arial" w:hAnsi="Arial" w:cs="Arial"/>
+        </w:rPr>
+        <w:t>permiso_id</w:t>
+      </w:r>
+      <w:proofErr w:type="spellEnd"/>
+      <w:r>
+        <w:rPr>
+          <w:rFonts w:ascii="Arial" w:hAnsi="Arial" w:cs="Arial"/>
+        </w:rPr>
+        <w:t xml:space="preserve"> INT,</w:t>
+      </w:r>
+    </w:p>
+    <w:p>
+      <w:pPr>
+        <w:rPr>
+          <w:rFonts w:ascii="Arial" w:hAnsi="Arial" w:cs="Arial"/>
+        </w:rPr>
+      </w:pPr>
+      <w:r>
+        <w:rPr>
+          <w:rFonts w:ascii="Arial" w:hAnsi="Arial" w:cs="Arial"/>
+        </w:rPr>
+        <w:t xml:space="preserve">    PRIMARY KEY (</w:t>
+      </w:r>
+      <w:proofErr w:type="spellStart"/>
+      <w:r>
+        <w:rPr>
+          <w:rFonts w:ascii="Arial" w:hAnsi="Arial" w:cs="Arial"/>
+        </w:rPr>
+        <w:t>rol_id</w:t>
+      </w:r>
+      <w:proofErr w:type="spellEnd"/>
+      <w:r>
+        <w:rPr>
+          <w:rFonts w:ascii="Arial" w:hAnsi="Arial" w:cs="Arial"/>
+        </w:rPr>
+        <w:t xml:space="preserve">, </w:t>
+      </w:r>
+      <w:proofErr w:type="spellStart"/>
+      <w:r>
+        <w:rPr>
+          <w:rFonts w:ascii="Arial" w:hAnsi="Arial" w:cs="Arial"/>
+        </w:rPr>
+        <w:t>permiso_id</w:t>
+      </w:r>
+      <w:proofErr w:type="spellEnd"/>
+      <w:r>
+        <w:rPr>
+          <w:rFonts w:ascii="Arial" w:hAnsi="Arial" w:cs="Arial"/>
+        </w:rPr>
+        <w:t>),</w:t>
+      </w:r>
+    </w:p>
+    <w:p>
+      <w:pPr>
+        <w:rPr>
+          <w:rFonts w:ascii="Arial" w:hAnsi="Arial" w:cs="Arial"/>
+        </w:rPr>
+      </w:pPr>
+      <w:r>
+        <w:rPr>
+          <w:rFonts w:ascii="Arial" w:hAnsi="Arial" w:cs="Arial"/>
+        </w:rPr>
+        <w:t xml:space="preserve">    FOREIGN KEY (</w:t>
+      </w:r>
+      <w:proofErr w:type="spellStart"/>
+      <w:r>
+        <w:rPr>
+          <w:rFonts w:ascii="Arial" w:hAnsi="Arial" w:cs="Arial"/>
+        </w:rPr>
+        <w:t>rol_id</w:t>
+      </w:r>
+      <w:proofErr w:type="spellEnd"/>
+      <w:r>
+        <w:rPr>
+          <w:rFonts w:ascii="Arial" w:hAnsi="Arial" w:cs="Arial"/>
+        </w:rPr>
+        <w:t>) REFERENCES roles(id),</w:t>
+      </w:r>
+    </w:p>
+    <w:p>
+      <w:pPr>
+        <w:rPr>
+          <w:rFonts w:ascii="Arial" w:hAnsi="Arial" w:cs="Arial"/>
+        </w:rPr>
+      </w:pPr>
+      <w:r>
+        <w:rPr>
+          <w:rFonts w:ascii="Arial" w:hAnsi="Arial" w:cs="Arial"/>
+        </w:rPr>
+        <w:t xml:space="preserve">    FOREIGN KEY (</w:t>
+      </w:r>
+      <w:proofErr w:type="spellStart"/>
+      <w:r>
+        <w:rPr>
+          <w:rFonts w:ascii="Arial" w:hAnsi="Arial" w:cs="Arial"/>
+        </w:rPr>
+        <w:t>permiso_id</w:t>
+      </w:r>
+      <w:proofErr w:type="spellEnd"/>
+      <w:r>
+        <w:rPr>
+          <w:rFonts w:ascii="Arial" w:hAnsi="Arial" w:cs="Arial"/>
+        </w:rPr>
+        <w:t>) REFERENCES permisos(id)</w:t>
+      </w:r>
+    </w:p>
+    <w:p>
+      <w:pPr>
+        <w:rPr>
+          <w:rFonts w:ascii="Arial" w:hAnsi="Arial" w:cs="Arial"/>
+        </w:rPr>
+      </w:pPr>
+      <w:r>
+        <w:rPr>
+          <w:rFonts w:ascii="Arial" w:hAnsi="Arial" w:cs="Arial"/>
+        </w:rPr>
+        <w:t>);</w:t>
+      </w:r>
+    </w:p>
+    <w:p>
+      <w:pPr>
+        <w:rPr>
+          <w:rFonts w:ascii="Arial" w:hAnsi="Arial" w:cs="Arial"/>
+        </w:rPr>
+      </w:pPr>
+    </w:p>
+    <w:p>
+      <w:pPr>
+        <w:rPr>
+          <w:rFonts w:ascii="Arial" w:hAnsi="Arial" w:cs="Arial"/>
+        </w:rPr>
+      </w:pPr>
+      <w:r>
+        <w:rPr>
+          <w:rFonts w:ascii="Arial" w:hAnsi="Arial" w:cs="Arial"/>
+        </w:rPr>
+        <w:t>-- =========================================</w:t>
+      </w:r>
+    </w:p>
+    <w:p>
+      <w:pPr>
+        <w:rPr>
+          <w:rFonts w:ascii="Arial" w:hAnsi="Arial" w:cs="Arial"/>
+        </w:rPr>
+      </w:pPr>
+      <w:r>
+        <w:rPr>
+          <w:rFonts w:ascii="Arial" w:hAnsi="Arial" w:cs="Arial"/>
+        </w:rPr>
+        <w:t xml:space="preserve">-- </w:t>
+      </w:r>
+      <w:r>
+        <w:rPr>
+          <w:rFonts w:ascii="Segoe UI Emoji" w:hAnsi="Segoe UI Emoji" w:cs="Segoe UI Emoji"/>
+        </w:rPr>
+        <w:t>📌</w:t>
+      </w:r>
+      <w:r>
+        <w:rPr>
+          <w:rFonts w:ascii="Arial" w:hAnsi="Arial" w:cs="Arial"/>
+        </w:rPr>
+        <w:t xml:space="preserve"> INSERTAR ROLES</w:t>
+      </w:r>
+    </w:p>
+    <w:p>
+      <w:pPr>
+        <w:rPr>
+          <w:rFonts w:ascii="Arial" w:hAnsi="Arial" w:cs="Arial"/>
+        </w:rPr>
+      </w:pPr>
+      <w:r>
+        <w:rPr>
+          <w:rFonts w:ascii="Arial" w:hAnsi="Arial" w:cs="Arial"/>
+        </w:rPr>
+        <w:t>-- =========================================</w:t>
+      </w:r>
+    </w:p>
+    <w:p>
+      <w:pPr>
+        <w:rPr>
+          <w:rFonts w:ascii="Arial" w:hAnsi="Arial" w:cs="Arial"/>
+        </w:rPr>
+      </w:pPr>
+      <w:r>
+        <w:rPr>
+          <w:rFonts w:ascii="Arial" w:hAnsi="Arial" w:cs="Arial"/>
+        </w:rPr>
+        <w:t xml:space="preserve">INSERT INTO roles (nombre) VALUES </w:t>
+      </w:r>
+    </w:p>
+    <w:p>
+      <w:pPr>
+        <w:rPr>
+          <w:rFonts w:ascii="Arial" w:hAnsi="Arial" w:cs="Arial"/>
+        </w:rPr>
+      </w:pPr>
+      <w:r>
+        <w:rPr>
+          <w:rFonts w:ascii="Arial" w:hAnsi="Arial" w:cs="Arial"/>
+        </w:rPr>
+        <w:t>('</w:t>
+      </w:r>
+      <w:proofErr w:type="spellStart"/>
+      <w:r>
+        <w:rPr>
+          <w:rFonts w:ascii="Arial" w:hAnsi="Arial" w:cs="Arial"/>
+        </w:rPr>
+        <w:t>admin</w:t>
+      </w:r>
+      <w:proofErr w:type="spellEnd"/>
+      <w:r>
+        <w:rPr>
+          <w:rFonts w:ascii="Arial" w:hAnsi="Arial" w:cs="Arial"/>
+        </w:rPr>
+        <w:t>'),</w:t>
+      </w:r>
+    </w:p>
+    <w:p>
+      <w:pPr>
+        <w:rPr>
+          <w:rFonts w:ascii="Arial" w:hAnsi="Arial" w:cs="Arial"/>
+        </w:rPr>
+      </w:pPr>
+      <w:r>
+        <w:rPr>
+          <w:rFonts w:ascii="Arial" w:hAnsi="Arial" w:cs="Arial"/>
+        </w:rPr>
+        <w:t>('usuario');</w:t>
+      </w:r>
+    </w:p>
+    <w:p>
+      <w:pPr>
+        <w:rPr>
+          <w:rFonts w:ascii="Arial" w:hAnsi="Arial" w:cs="Arial"/>
+        </w:rPr>
+      </w:pPr>
+    </w:p>
+    <w:p>
+      <w:pPr>
+        <w:rPr>
+          <w:rFonts w:ascii="Arial" w:hAnsi="Arial" w:cs="Arial"/>
+        </w:rPr>
+      </w:pPr>
+      <w:r>
+        <w:rPr>
+          <w:rFonts w:ascii="Arial" w:hAnsi="Arial" w:cs="Arial"/>
+        </w:rPr>
+        <w:t>-- =========================================</w:t>
+      </w:r>
+    </w:p>
+    <w:p>
+      <w:pPr>
+        <w:rPr>
+          <w:rFonts w:ascii="Arial" w:hAnsi="Arial" w:cs="Arial"/>
+        </w:rPr>
+      </w:pPr>
+      <w:r>
+        <w:rPr>
+          <w:rFonts w:ascii="Arial" w:hAnsi="Arial" w:cs="Arial"/>
+        </w:rPr>
+        <w:t xml:space="preserve">-- </w:t>
+      </w:r>
+      <w:r>
+        <w:rPr>
+          <w:rFonts w:ascii="Segoe UI Emoji" w:hAnsi="Segoe UI Emoji" w:cs="Segoe UI Emoji"/>
+        </w:rPr>
+        <w:t>📌</w:t>
+      </w:r>
+      <w:r>
+        <w:rPr>
+          <w:rFonts w:ascii="Arial" w:hAnsi="Arial" w:cs="Arial"/>
+        </w:rPr>
+        <w:t xml:space="preserve"> INSERTAR PERMISOS</w:t>
+      </w:r>
+    </w:p>
+    <w:p>
+      <w:pPr>
+        <w:rPr>
+          <w:rFonts w:ascii="Arial" w:hAnsi="Arial" w:cs="Arial"/>
+        </w:rPr>
+      </w:pPr>
+      <w:r>
+        <w:rPr>
+          <w:rFonts w:ascii="Arial" w:hAnsi="Arial" w:cs="Arial"/>
+        </w:rPr>
+        <w:t>-- =========================================</w:t>
+      </w:r>
+    </w:p>
+    <w:p>
+      <w:pPr>
+        <w:rPr>
+          <w:rFonts w:ascii="Arial" w:hAnsi="Arial" w:cs="Arial"/>
+        </w:rPr>
+      </w:pPr>
+      <w:r>
+        <w:rPr>
+          <w:rFonts w:ascii="Arial" w:hAnsi="Arial" w:cs="Arial"/>
+        </w:rPr>
+        <w:t>INSERT INTO permisos (nombre) VALUES</w:t>
+      </w:r>
+    </w:p>
+    <w:p>
+      <w:pPr>
+        <w:rPr>
+          <w:rFonts w:ascii="Arial" w:hAnsi="Arial" w:cs="Arial"/>
+        </w:rPr>
+      </w:pPr>
+      <w:r>
+        <w:rPr>
+          <w:rFonts w:ascii="Arial" w:hAnsi="Arial" w:cs="Arial"/>
+        </w:rPr>
+        <w:t>('</w:t>
+      </w:r>
+      <w:proofErr w:type="spellStart"/>
+      <w:r>
+        <w:rPr>
+          <w:rFonts w:ascii="Arial" w:hAnsi="Arial" w:cs="Arial"/>
+        </w:rPr>
+        <w:t>ver_dashboard</w:t>
+      </w:r>
+      <w:proofErr w:type="spellEnd"/>
+      <w:r>
+        <w:rPr>
+          <w:rFonts w:ascii="Arial" w:hAnsi="Arial" w:cs="Arial"/>
+        </w:rPr>
+        <w:t>'),</w:t>
+      </w:r>
+    </w:p>
+    <w:p>
+      <w:pPr>
+        <w:rPr>
+          <w:rFonts w:ascii="Arial" w:hAnsi="Arial" w:cs="Arial"/>
+        </w:rPr>
+      </w:pPr>
+      <w:r>
+        <w:rPr>
+          <w:rFonts w:ascii="Arial" w:hAnsi="Arial" w:cs="Arial"/>
+        </w:rPr>
+        <w:t>('</w:t>
+      </w:r>
+      <w:proofErr w:type="spellStart"/>
+      <w:r>
+        <w:rPr>
+          <w:rFonts w:ascii="Arial" w:hAnsi="Arial" w:cs="Arial"/>
+        </w:rPr>
+        <w:t>crear_usuario</w:t>
+      </w:r>
+      <w:proofErr w:type="spellEnd"/>
+      <w:r>
+        <w:rPr>
+          <w:rFonts w:ascii="Arial" w:hAnsi="Arial" w:cs="Arial"/>
+        </w:rPr>
+        <w:t>'),</w:t>
+      </w:r>
+    </w:p>
+    <w:p>
+      <w:pPr>
+        <w:rPr>
+          <w:rFonts w:ascii="Arial" w:hAnsi="Arial" w:cs="Arial"/>
+        </w:rPr>
+      </w:pPr>
+      <w:r>
+        <w:rPr>
+          <w:rFonts w:ascii="Arial" w:hAnsi="Arial" w:cs="Arial"/>
+        </w:rPr>
+        <w:t>('</w:t>
+      </w:r>
+      <w:proofErr w:type="spellStart"/>
+      <w:r>
+        <w:rPr>
+          <w:rFonts w:ascii="Arial" w:hAnsi="Arial" w:cs="Arial"/>
+        </w:rPr>
+        <w:t>editar_usuario</w:t>
+      </w:r>
+      <w:proofErr w:type="spellEnd"/>
+      <w:r>
+        <w:rPr>
+          <w:rFonts w:ascii="Arial" w:hAnsi="Arial" w:cs="Arial"/>
+        </w:rPr>
+        <w:t>'),</w:t>
+      </w:r>
+    </w:p>
+    <w:p>
+      <w:pPr>
+        <w:rPr>
+          <w:rFonts w:ascii="Arial" w:hAnsi="Arial" w:cs="Arial"/>
+        </w:rPr>
+      </w:pPr>
+      <w:r>
+        <w:rPr>
+          <w:rFonts w:ascii="Arial" w:hAnsi="Arial" w:cs="Arial"/>
+        </w:rPr>
+        <w:lastRenderedPageBreak/>
+        <w:t>('</w:t>
+      </w:r>
+      <w:proofErr w:type="spellStart"/>
+      <w:r>
+        <w:rPr>
+          <w:rFonts w:ascii="Arial" w:hAnsi="Arial" w:cs="Arial"/>
+        </w:rPr>
+        <w:t>eliminar_usuario</w:t>
+      </w:r>
+      <w:proofErr w:type="spellEnd"/>
+      <w:r>
+        <w:rPr>
+          <w:rFonts w:ascii="Arial" w:hAnsi="Arial" w:cs="Arial"/>
+        </w:rPr>
+        <w:t>');</w:t>
+      </w:r>
+    </w:p>
+    <w:p>
+      <w:pPr>
+        <w:rPr>
+          <w:rFonts w:ascii="Arial" w:hAnsi="Arial" w:cs="Arial"/>
+        </w:rPr>
+      </w:pPr>
+    </w:p>
+    <w:p>
+      <w:pPr>
+        <w:rPr>
+          <w:rFonts w:ascii="Arial" w:hAnsi="Arial" w:cs="Arial"/>
+        </w:rPr>
+      </w:pPr>
+      <w:r>
+        <w:rPr>
+          <w:rFonts w:ascii="Arial" w:hAnsi="Arial" w:cs="Arial"/>
+        </w:rPr>
+        <w:t>-- =========================================</w:t>
+      </w:r>
+    </w:p>
+    <w:p>
+      <w:pPr>
+        <w:rPr>
+          <w:rFonts w:ascii="Arial" w:hAnsi="Arial" w:cs="Arial"/>
+        </w:rPr>
+      </w:pPr>
+      <w:r>
+        <w:rPr>
+          <w:rFonts w:ascii="Arial" w:hAnsi="Arial" w:cs="Arial"/>
+        </w:rPr>
+        <w:t xml:space="preserve">-- </w:t>
+      </w:r>
+      <w:r>
+        <w:rPr>
+          <w:rFonts w:ascii="Segoe UI Emoji" w:hAnsi="Segoe UI Emoji" w:cs="Segoe UI Emoji"/>
+        </w:rPr>
+        <w:t>📌</w:t>
+      </w:r>
+      <w:r>
+        <w:rPr>
+          <w:rFonts w:ascii="Arial" w:hAnsi="Arial" w:cs="Arial"/>
+        </w:rPr>
+        <w:t xml:space="preserve"> ASIGNAR PERMISOS A ROLES</w:t>
+      </w:r>
+    </w:p>
+    <w:p>
+      <w:pPr>
+        <w:rPr>
+          <w:rFonts w:ascii="Arial" w:hAnsi="Arial" w:cs="Arial"/>
+        </w:rPr>
+      </w:pPr>
+      <w:r>
+        <w:rPr>
+          <w:rFonts w:ascii="Arial" w:hAnsi="Arial" w:cs="Arial"/>
+        </w:rPr>
+        <w:t>-- =========================================</w:t>
+      </w:r>
+    </w:p>
+    <w:p>
+      <w:pPr>
+        <w:rPr>
+          <w:rFonts w:ascii="Arial" w:hAnsi="Arial" w:cs="Arial"/>
+        </w:rPr>
+      </w:pPr>
+    </w:p>
+    <w:p>
+      <w:pPr>
+        <w:rPr>
+          <w:rFonts w:ascii="Arial" w:hAnsi="Arial" w:cs="Arial"/>
+        </w:rPr>
+      </w:pPr>
+      <w:r>
+        <w:rPr>
+          <w:rFonts w:ascii="Arial" w:hAnsi="Arial" w:cs="Arial"/>
+        </w:rPr>
+        <w:t>-- ADMIN (tiene todos los permisos)</w:t>
+      </w:r>
+    </w:p>
+    <w:p>
+      <w:pPr>
+        <w:rPr>
+          <w:rFonts w:ascii="Arial" w:hAnsi="Arial" w:cs="Arial"/>
+        </w:rPr>
+      </w:pPr>
+      <w:r>
+        <w:rPr>
+          <w:rFonts w:ascii="Arial" w:hAnsi="Arial" w:cs="Arial"/>
+        </w:rPr>
+        <w:t xml:space="preserve">INSERT INTO </w:t>
+      </w:r>
+      <w:proofErr w:type="spellStart"/>
+      <w:r>
+        <w:rPr>
+          <w:rFonts w:ascii="Arial" w:hAnsi="Arial" w:cs="Arial"/>
+        </w:rPr>
+        <w:t>roles_permisos</w:t>
+      </w:r>
+      <w:proofErr w:type="spellEnd"/>
+      <w:r>
+        <w:rPr>
+          <w:rFonts w:ascii="Arial" w:hAnsi="Arial" w:cs="Arial"/>
+        </w:rPr>
+        <w:t xml:space="preserve"> (</w:t>
+      </w:r>
+      <w:proofErr w:type="spellStart"/>
+      <w:r>
+        <w:rPr>
+          <w:rFonts w:ascii="Arial" w:hAnsi="Arial" w:cs="Arial"/>
+        </w:rPr>
+        <w:t>rol_id</w:t>
+      </w:r>
+      <w:proofErr w:type="spellEnd"/>
+      <w:r>
+        <w:rPr>
+          <w:rFonts w:ascii="Arial" w:hAnsi="Arial" w:cs="Arial"/>
+        </w:rPr>
+        <w:t xml:space="preserve">, </w:t>
+      </w:r>
+      <w:proofErr w:type="spellStart"/>
+      <w:r>
+        <w:rPr>
+          <w:rFonts w:ascii="Arial" w:hAnsi="Arial" w:cs="Arial"/>
+        </w:rPr>
+        <w:t>permiso_id</w:t>
+      </w:r>
+      <w:proofErr w:type="spellEnd"/>
+      <w:r>
+        <w:rPr>
+          <w:rFonts w:ascii="Arial" w:hAnsi="Arial" w:cs="Arial"/>
+        </w:rPr>
+        <w:t>) VALUES</w:t>
+      </w:r>
+    </w:p>
+    <w:p>
+      <w:pPr>
+        <w:rPr>
+          <w:rFonts w:ascii="Arial" w:hAnsi="Arial" w:cs="Arial"/>
+        </w:rPr>
+      </w:pPr>
+      <w:r>
+        <w:rPr>
+          <w:rFonts w:ascii="Arial" w:hAnsi="Arial" w:cs="Arial"/>
+        </w:rPr>
+        <w:t>(1,1),</w:t>
+      </w:r>
+    </w:p>
+    <w:p>
+      <w:pPr>
+        <w:rPr>
+          <w:rFonts w:ascii="Arial" w:hAnsi="Arial" w:cs="Arial"/>
+        </w:rPr>
+      </w:pPr>
+      <w:r>
+        <w:rPr>
+          <w:rFonts w:ascii="Arial" w:hAnsi="Arial" w:cs="Arial"/>
+        </w:rPr>
+        <w:t>(1,2),</w:t>
+      </w:r>
+    </w:p>
+    <w:p>
+      <w:pPr>
+        <w:rPr>
+          <w:rFonts w:ascii="Arial" w:hAnsi="Arial" w:cs="Arial"/>
+        </w:rPr>
+      </w:pPr>
+      <w:r>
+        <w:rPr>
+          <w:rFonts w:ascii="Arial" w:hAnsi="Arial" w:cs="Arial"/>
+        </w:rPr>
+        <w:t>(1,3),</w:t>
+      </w:r>
+    </w:p>
+    <w:p>
+      <w:pPr>
+        <w:rPr>
+          <w:rFonts w:ascii="Arial" w:hAnsi="Arial" w:cs="Arial"/>
+        </w:rPr>
+      </w:pPr>
+      <w:r>
+        <w:rPr>
+          <w:rFonts w:ascii="Arial" w:hAnsi="Arial" w:cs="Arial"/>
+        </w:rPr>
+        <w:t>(1,4);</w:t>
+      </w:r>
+    </w:p>
+    <w:p>
+      <w:pPr>
+        <w:rPr>
+          <w:rFonts w:ascii="Arial" w:hAnsi="Arial" w:cs="Arial"/>
+        </w:rPr>
+      </w:pPr>
+    </w:p>
+    <w:p>
+      <w:pPr>
+        <w:rPr>
+          <w:rFonts w:ascii="Arial" w:hAnsi="Arial" w:cs="Arial"/>
+        </w:rPr>
+      </w:pPr>
+      <w:r>
+        <w:rPr>
+          <w:rFonts w:ascii="Arial" w:hAnsi="Arial" w:cs="Arial"/>
+        </w:rPr>
+        <w:t>-- USUARIO (solo puede ver)</w:t>
+      </w:r>
+    </w:p>
+    <w:p>
+      <w:pPr>
+        <w:rPr>
+          <w:rFonts w:ascii="Arial" w:hAnsi="Arial" w:cs="Arial"/>
+        </w:rPr>
+      </w:pPr>
+      <w:r>
+        <w:rPr>
+          <w:rFonts w:ascii="Arial" w:hAnsi="Arial" w:cs="Arial"/>
+        </w:rPr>
+        <w:t xml:space="preserve">INSERT INTO </w:t>
+      </w:r>
+      <w:proofErr w:type="spellStart"/>
+      <w:r>
+        <w:rPr>
+          <w:rFonts w:ascii="Arial" w:hAnsi="Arial" w:cs="Arial"/>
+        </w:rPr>
+        <w:t>roles_permisos</w:t>
+      </w:r>
+      <w:proofErr w:type="spellEnd"/>
+      <w:r>
+        <w:rPr>
+          <w:rFonts w:ascii="Arial" w:hAnsi="Arial" w:cs="Arial"/>
+        </w:rPr>
+        <w:t xml:space="preserve"> (</w:t>
+      </w:r>
+      <w:proofErr w:type="spellStart"/>
+      <w:r>
+        <w:rPr>
+          <w:rFonts w:ascii="Arial" w:hAnsi="Arial" w:cs="Arial"/>
+        </w:rPr>
+        <w:t>rol_id</w:t>
+      </w:r>
+      <w:proofErr w:type="spellEnd"/>
+      <w:r>
+        <w:rPr>
+          <w:rFonts w:ascii="Arial" w:hAnsi="Arial" w:cs="Arial"/>
+        </w:rPr>
+        <w:t xml:space="preserve">, </w:t>
+      </w:r>
+      <w:proofErr w:type="spellStart"/>
+      <w:r>
+        <w:rPr>
+          <w:rFonts w:ascii="Arial" w:hAnsi="Arial" w:cs="Arial"/>
+        </w:rPr>
+        <w:t>permiso_id</w:t>
+      </w:r>
+      <w:proofErr w:type="spellEnd"/>
+      <w:r>
+        <w:rPr>
+          <w:rFonts w:ascii="Arial" w:hAnsi="Arial" w:cs="Arial"/>
+        </w:rPr>
+        <w:t>) VALUES</w:t>
+      </w:r>
+    </w:p>
+    <w:p>
+      <w:pPr>
+        <w:rPr>
+          <w:rFonts w:ascii="Arial" w:hAnsi="Arial" w:cs="Arial"/>
+        </w:rPr>
+      </w:pPr>
+      <w:r>
+        <w:rPr>
+          <w:rFonts w:ascii="Arial" w:hAnsi="Arial" w:cs="Arial"/>
+        </w:rPr>
+        <w:t>(2,1);</w:t>
+      </w:r>
+    </w:p>
+    <w:p>
+      <w:pPr>
+        <w:rPr>
+          <w:rFonts w:ascii="Arial" w:hAnsi="Arial" w:cs="Arial"/>
+        </w:rPr>
+      </w:pPr>
+    </w:p>
+    <w:p>
+      <w:pPr>
+        <w:rPr>
+          <w:rFonts w:ascii="Arial" w:hAnsi="Arial" w:cs="Arial"/>
+        </w:rPr>
+      </w:pPr>
+      <w:r>
+        <w:rPr>
+          <w:rFonts w:ascii="Arial" w:hAnsi="Arial" w:cs="Arial"/>
+        </w:rPr>
+        <w:t>-- =========================================</w:t>
+      </w:r>
+    </w:p>
+    <w:p>
+      <w:pPr>
+        <w:rPr>
+          <w:rFonts w:ascii="Arial" w:hAnsi="Arial" w:cs="Arial"/>
+        </w:rPr>
+      </w:pPr>
+      <w:r>
+        <w:rPr>
+          <w:rFonts w:ascii="Arial" w:hAnsi="Arial" w:cs="Arial"/>
+        </w:rPr>
+        <w:t xml:space="preserve">-- </w:t>
+      </w:r>
+      <w:r>
+        <w:rPr>
+          <w:rFonts w:ascii="Segoe UI Emoji" w:hAnsi="Segoe UI Emoji" w:cs="Segoe UI Emoji"/>
+        </w:rPr>
+        <w:t>📌</w:t>
+      </w:r>
+      <w:r>
+        <w:rPr>
+          <w:rFonts w:ascii="Arial" w:hAnsi="Arial" w:cs="Arial"/>
+        </w:rPr>
+        <w:t xml:space="preserve"> CREAR USUARIOS DE PRUEBA</w:t>
+      </w:r>
+    </w:p>
+    <w:p>
+      <w:pPr>
+        <w:rPr>
+          <w:rFonts w:ascii="Arial" w:hAnsi="Arial" w:cs="Arial"/>
+        </w:rPr>
+      </w:pPr>
+      <w:r>
+        <w:rPr>
+          <w:rFonts w:ascii="Arial" w:hAnsi="Arial" w:cs="Arial"/>
+        </w:rPr>
+        <w:t>-- =========================================</w:t>
+      </w:r>
+    </w:p>
+    <w:p>
+      <w:pPr>
+        <w:rPr>
+          <w:rFonts w:ascii="Arial" w:hAnsi="Arial" w:cs="Arial"/>
+        </w:rPr>
+      </w:pPr>
+    </w:p>
+    <w:p>
+      <w:pPr>
+        <w:rPr>
+          <w:rFonts w:ascii="Arial" w:hAnsi="Arial" w:cs="Arial"/>
+        </w:rPr>
+      </w:pPr>
+      <w:r>
+        <w:rPr>
+          <w:rFonts w:ascii="Arial" w:hAnsi="Arial" w:cs="Arial"/>
+        </w:rPr>
+        <w:t>INSERT INTO usuarios (</w:t>
+      </w:r>
+      <w:proofErr w:type="spellStart"/>
+      <w:r>
+        <w:rPr>
+          <w:rFonts w:ascii="Arial" w:hAnsi="Arial" w:cs="Arial"/>
+        </w:rPr>
+        <w:t>username</w:t>
+      </w:r>
+      <w:proofErr w:type="spellEnd"/>
+      <w:r>
+        <w:rPr>
+          <w:rFonts w:ascii="Arial" w:hAnsi="Arial" w:cs="Arial"/>
+        </w:rPr>
+        <w:t xml:space="preserve">, </w:t>
+      </w:r>
+      <w:proofErr w:type="spellStart"/>
+      <w:r>
+        <w:rPr>
+          <w:rFonts w:ascii="Arial" w:hAnsi="Arial" w:cs="Arial"/>
+        </w:rPr>
+        <w:t>password</w:t>
+      </w:r>
+      <w:proofErr w:type="spellEnd"/>
+      <w:r>
+        <w:rPr>
+          <w:rFonts w:ascii="Arial" w:hAnsi="Arial" w:cs="Arial"/>
+        </w:rPr>
+        <w:t xml:space="preserve">, email, </w:t>
+      </w:r>
+      <w:proofErr w:type="spellStart"/>
+      <w:r>
+        <w:rPr>
+          <w:rFonts w:ascii="Arial" w:hAnsi="Arial" w:cs="Arial"/>
+        </w:rPr>
+        <w:t>rol_id</w:t>
+      </w:r>
+      <w:proofErr w:type="spellEnd"/>
+      <w:r>
+        <w:rPr>
+          <w:rFonts w:ascii="Arial" w:hAnsi="Arial" w:cs="Arial"/>
+        </w:rPr>
+        <w:t>) VALUES</w:t>
+      </w:r>
+    </w:p>
+    <w:p>
+      <w:pPr>
+        <w:rPr>
+          <w:rFonts w:ascii="Arial" w:hAnsi="Arial" w:cs="Arial"/>
+        </w:rPr>
+      </w:pPr>
+      <w:r>
+        <w:rPr>
+          <w:rFonts w:ascii="Arial" w:hAnsi="Arial" w:cs="Arial"/>
+        </w:rPr>
+        <w:t>('admin123', 'admin123456', 'admin@email.com', 1),</w:t>
+      </w:r>
+    </w:p>
+    <w:p>
+      <w:pPr>
+        <w:rPr>
+          <w:rFonts w:ascii="Arial" w:hAnsi="Arial" w:cs="Arial"/>
+        </w:rPr>
+      </w:pPr>
+      <w:r>
+        <w:rPr>
+          <w:rFonts w:ascii="Arial" w:hAnsi="Arial" w:cs="Arial"/>
+        </w:rPr>
+        <w:t>('josegomez98', 'usuario12345', 'jose@email.com', 2);</w:t>
+      </w:r>
+    </w:p>
+    <w:p>
+      <w:pPr>
+        <w:rPr>
+          <w:rFonts w:ascii="Arial" w:hAnsi="Arial" w:cs="Arial"/>
+        </w:rPr>
+      </w:pPr>
+    </w:p>
+    <w:p>
+      <w:pPr>
+        <w:rPr>
+          <w:rFonts w:ascii="Arial" w:hAnsi="Arial" w:cs="Arial"/>
+        </w:rPr>
+      </w:pPr>
+    </w:p>
+    <w:p>
+      <w:pPr>
+        <w:rPr>
+          <w:rFonts w:ascii="Arial" w:hAnsi="Arial" w:cs="Arial"/>
+        </w:rPr>
+      </w:pPr>
+    </w:p>
+    <w:p>
+      <w:pPr>
+        <w:rPr>
+          <w:rFonts w:ascii="Arial" w:hAnsi="Arial" w:cs="Arial"/>
+        </w:rPr>
+      </w:pPr>
+    </w:p>
+    <w:p>
+      <w:pPr>
+        <w:rPr>
+          <w:rFonts w:ascii="Arial" w:hAnsi="Arial" w:cs="Arial"/>
+        </w:rPr>
+      </w:pPr>
+    </w:p>
+    <w:p>
+      <w:pPr>
+        <w:rPr>
+          <w:rFonts w:ascii="Arial" w:hAnsi="Arial" w:cs="Arial"/>
+        </w:rPr>
+      </w:pPr>
+    </w:p>
+    <w:p>
+      <w:pPr>
+        <w:rPr>
+          <w:rFonts w:ascii="Arial" w:hAnsi="Arial" w:cs="Arial"/>
+        </w:rPr>
+      </w:pPr>
+    </w:p>
+    <w:p>
+      <w:pPr>
+        <w:rPr>
+          <w:rFonts w:ascii="Arial" w:hAnsi="Arial" w:cs="Arial"/>
+        </w:rPr>
+      </w:pPr>
+    </w:p>
+    <w:p>
+      <w:pPr>
+        <w:rPr>
+          <w:rFonts w:ascii="Arial" w:hAnsi="Arial" w:cs="Arial"/>
+        </w:rPr>
+      </w:pPr>
+    </w:p>
+    <w:p>
+      <w:pPr>
+        <w:rPr>
+          <w:rFonts w:ascii="Arial" w:hAnsi="Arial" w:cs="Arial"/>
+        </w:rPr>
+      </w:pPr>
+    </w:p>
+    <w:p>
+      <w:pPr>
+        <w:rPr>
+          <w:rFonts w:ascii="Arial" w:hAnsi="Arial" w:cs="Arial"/>
+        </w:rPr>
+      </w:pPr>
+    </w:p>
+    <w:p>
+      <w:pPr>
+        <w:rPr>
+          <w:rFonts w:ascii="Arial" w:hAnsi="Arial" w:cs="Arial"/>
+        </w:rPr>
+      </w:pPr>
+    </w:p>
+    <w:p>
+      <w:pPr>
+        <w:rPr>
+          <w:rFonts w:ascii="Arial" w:hAnsi="Arial" w:cs="Arial"/>
+        </w:rPr>
+      </w:pPr>
+    </w:p>
+    <w:p>
+      <w:pPr>
+        <w:rPr>
+          <w:rFonts w:ascii="Arial" w:hAnsi="Arial" w:cs="Arial"/>
+        </w:rPr>
+      </w:pPr>
+    </w:p>
+    <w:p>
+      <w:pPr>
+        <w:rPr>
+          <w:rFonts w:ascii="Arial" w:hAnsi="Arial" w:cs="Arial"/>
+        </w:rPr>
+      </w:pPr>
+    </w:p>
+    <w:p>
+      <w:pPr>
+        <w:rPr>
+          <w:rFonts w:ascii="Arial" w:hAnsi="Arial" w:cs="Arial"/>
+        </w:rPr>
+      </w:pPr>
+    </w:p>
+    <w:p>
+      <w:pPr>
+        <w:rPr>
+          <w:rFonts w:ascii="Arial" w:hAnsi="Arial" w:cs="Arial"/>
+        </w:rPr>
+      </w:pPr>
+    </w:p>
+    <w:p>
+      <w:pPr>
+        <w:rPr>
+          <w:rFonts w:ascii="Arial" w:hAnsi="Arial" w:cs="Arial"/>
+        </w:rPr>
+      </w:pPr>
+    </w:p>
+    <w:p>
+      <w:pPr>
+        <w:rPr>
+          <w:rFonts w:ascii="Arial" w:hAnsi="Arial" w:cs="Arial"/>
+        </w:rPr>
+      </w:pPr>
+    </w:p>
+    <w:p>
+      <w:pPr>
+        <w:rPr>
+          <w:rFonts w:ascii="Arial" w:hAnsi="Arial" w:cs="Arial"/>
+        </w:rPr>
+      </w:pPr>
+    </w:p>
+    <w:p>
+      <w:pPr>
+        <w:rPr>
+          <w:rFonts w:ascii="Arial" w:hAnsi="Arial" w:cs="Arial"/>
+        </w:rPr>
+      </w:pPr>
+    </w:p>
+    <w:p>
+      <w:pPr>
+        <w:rPr>
+          <w:rFonts w:ascii="Arial" w:hAnsi="Arial" w:cs="Arial"/>
+        </w:rPr>
+      </w:pPr>
+    </w:p>
+    <w:p>
+      <w:pPr>
+        <w:rPr>
+          <w:rFonts w:ascii="Arial" w:hAnsi="Arial" w:cs="Arial"/>
+        </w:rPr>
+      </w:pPr>
+      <w:r>
+        <w:rPr>
+          <w:rFonts w:ascii="Arial" w:hAnsi="Arial" w:cs="Arial"/>
+        </w:rPr>
+        <w:t xml:space="preserve">Perfecto </w:t>
+      </w:r>
+      <w:r>
+        <w:rPr>
+          <w:rFonts w:ascii="Segoe UI Emoji" w:hAnsi="Segoe UI Emoji" w:cs="Segoe UI Emoji"/>
+        </w:rPr>
+        <w:t>🔥</w:t>
+      </w:r>
+      <w:r>
+        <w:rPr>
+          <w:rFonts w:ascii="Arial" w:hAnsi="Arial" w:cs="Arial"/>
+        </w:rPr>
+        <w:t xml:space="preserve"> ahora vamos a </w:t>
+      </w:r>
+      <w:r>
+        <w:rPr>
+          <w:rFonts w:ascii="Arial" w:hAnsi="Arial" w:cs="Arial"/>
+          <w:b/>
+          <w:bCs/>
+        </w:rPr>
+        <w:t>conectar tu base de datos SQL con Flask</w:t>
+      </w:r>
+      <w:r>
+        <w:rPr>
+          <w:rFonts w:ascii="Arial" w:hAnsi="Arial" w:cs="Arial"/>
+        </w:rPr>
+        <w:t xml:space="preserve"> usando el script que ya tienes (usuarios, roles, permisos).</w:t>
+      </w:r>
+    </w:p>
+    <w:p>
+      <w:pPr>
+        <w:rPr>
+          <w:rFonts w:ascii="Arial" w:hAnsi="Arial" w:cs="Arial"/>
+        </w:rPr>
+      </w:pPr>
+      <w:r>
+        <w:rPr>
+          <w:rFonts w:ascii="Arial" w:hAnsi="Arial" w:cs="Arial"/>
+        </w:rPr>
+        <w:t xml:space="preserve">Te lo dejo </w:t>
+      </w:r>
+      <w:r>
+        <w:rPr>
+          <w:rFonts w:ascii="Arial" w:hAnsi="Arial" w:cs="Arial"/>
+          <w:b/>
+          <w:bCs/>
+        </w:rPr>
+        <w:t>listo, funcional y explicado paso a paso</w:t>
+      </w:r>
+      <w:r>
+        <w:rPr>
+          <w:rFonts w:ascii="Arial" w:hAnsi="Arial" w:cs="Arial"/>
+        </w:rPr>
+        <w:t xml:space="preserve"> </w:t>
+      </w:r>
+      <w:r>
+        <w:rPr>
+          <w:rFonts w:ascii="Segoe UI Emoji" w:hAnsi="Segoe UI Emoji" w:cs="Segoe UI Emoji"/>
+        </w:rPr>
+        <w:t>👇</w:t>
+      </w:r>
+    </w:p>
+    <w:p>
+      <w:pPr>
+        <w:rPr>
+          <w:rFonts w:ascii="Arial" w:hAnsi="Arial" w:cs="Arial"/>
+        </w:rPr>
+      </w:pPr>
+      <w:r>
+        <w:rPr>
+          <w:rFonts w:ascii="Arial" w:hAnsi="Arial" w:cs="Arial"/>
+        </w:rPr>
+        <w:pict w14:anchorId="0D17895C">
+          <v:rect id="_x0000_i1039" style="width:0;height:1.5pt" o:hralign="center" o:hrstd="t" o:hr="t" fillcolor="#a0a0a0" stroked="f"/>
+        </w:pict>
+      </w:r>
+    </w:p>
+    <w:p>
+      <w:pPr>
+        <w:rPr>
+          <w:rFonts w:ascii="Arial" w:hAnsi="Arial" w:cs="Arial"/>
+          <w:b/>
+          <w:bCs/>
+        </w:rPr>
+      </w:pPr>
+      <w:r>
+        <w:rPr>
+          <w:rFonts w:ascii="Segoe UI Emoji" w:hAnsi="Segoe UI Emoji" w:cs="Segoe UI Emoji"/>
+          <w:b/>
+          <w:bCs/>
+        </w:rPr>
+        <w:t>🧩</w:t>
+      </w:r>
+      <w:r>
+        <w:rPr>
+          <w:rFonts w:ascii="Arial" w:hAnsi="Arial" w:cs="Arial"/>
+          <w:b/>
+          <w:bCs/>
+        </w:rPr>
+        <w:t xml:space="preserve"> 1. Instalar dependencias</w:t>
+      </w:r>
+    </w:p>
+    <w:p>
+      <w:pPr>
+        <w:rPr>
+          <w:rFonts w:ascii="Arial" w:hAnsi="Arial" w:cs="Arial"/>
+        </w:rPr>
+      </w:pPr>
+      <w:r>
+        <w:rPr>
+          <w:rFonts w:ascii="Arial" w:hAnsi="Arial" w:cs="Arial"/>
+        </w:rPr>
+        <w:t>Para conectar Flask con SQL Server necesitas:</w:t>
+      </w:r>
+    </w:p>
+    <w:p>
+      <w:pPr>
+        <w:rPr>
+          <w:rFonts w:ascii="Arial" w:hAnsi="Arial" w:cs="Arial"/>
+        </w:rPr>
+      </w:pPr>
+      <w:proofErr w:type="spellStart"/>
+      <w:r>
+        <w:rPr>
+          <w:rFonts w:ascii="Arial" w:hAnsi="Arial" w:cs="Arial"/>
+        </w:rPr>
+        <w:t>pip</w:t>
+      </w:r>
+      <w:proofErr w:type="spellEnd"/>
+      <w:r>
+        <w:rPr>
+          <w:rFonts w:ascii="Arial" w:hAnsi="Arial" w:cs="Arial"/>
+        </w:rPr>
+        <w:t xml:space="preserve"> </w:t>
+      </w:r>
+      <w:proofErr w:type="spellStart"/>
+      <w:r>
+        <w:rPr>
+          <w:rFonts w:ascii="Arial" w:hAnsi="Arial" w:cs="Arial"/>
+        </w:rPr>
+        <w:t>install</w:t>
+      </w:r>
+      <w:proofErr w:type="spellEnd"/>
+      <w:r>
+        <w:rPr>
+          <w:rFonts w:ascii="Arial" w:hAnsi="Arial" w:cs="Arial"/>
+        </w:rPr>
+        <w:t xml:space="preserve"> </w:t>
+      </w:r>
+      <w:proofErr w:type="spellStart"/>
+      <w:r>
+        <w:rPr>
+          <w:rFonts w:ascii="Arial" w:hAnsi="Arial" w:cs="Arial"/>
+        </w:rPr>
+        <w:t>pyodbc</w:t>
+      </w:r>
+      <w:proofErr w:type="spellEnd"/>
+    </w:p>
+    <w:p>
+      <w:pPr>
+        <w:rPr>
+          <w:rFonts w:ascii="Arial" w:hAnsi="Arial" w:cs="Arial"/>
+        </w:rPr>
+      </w:pPr>
+      <w:r>
+        <w:rPr>
+          <w:rFonts w:ascii="Arial" w:hAnsi="Arial" w:cs="Arial"/>
+        </w:rPr>
+        <w:pict w14:anchorId="5AFD35FC">
+          <v:rect id="_x0000_i1040" style="width:0;height:1.5pt" o:hralign="center" o:hrstd="t" o:hr="t" fillcolor="#a0a0a0" stroked="f"/>
+        </w:pict>
+      </w:r>
+    </w:p>
+    <w:p>
+      <w:pPr>
+        <w:rPr>
+          <w:rFonts w:ascii="Arial" w:hAnsi="Arial" w:cs="Arial"/>
+          <w:b/>
+          <w:bCs/>
+        </w:rPr>
+      </w:pPr>
+      <w:r>
+        <w:rPr>
+          <w:rFonts w:ascii="Segoe UI Emoji" w:hAnsi="Segoe UI Emoji" w:cs="Segoe UI Emoji"/>
+          <w:b/>
+          <w:bCs/>
+        </w:rPr>
+        <w:lastRenderedPageBreak/>
+        <w:t>🔌</w:t>
+      </w:r>
+      <w:r>
+        <w:rPr>
+          <w:rFonts w:ascii="Arial" w:hAnsi="Arial" w:cs="Arial"/>
+          <w:b/>
+          <w:bCs/>
+        </w:rPr>
+        <w:t xml:space="preserve"> 2. Crear archivo de conexión</w:t>
+      </w:r>
+    </w:p>
+    <w:p>
+      <w:pPr>
+        <w:rPr>
+          <w:rFonts w:ascii="Arial" w:hAnsi="Arial" w:cs="Arial"/>
+          <w:b/>
+          <w:bCs/>
+        </w:rPr>
+      </w:pPr>
+      <w:r>
+        <w:rPr>
+          <w:rFonts w:ascii="Segoe UI Emoji" w:hAnsi="Segoe UI Emoji" w:cs="Segoe UI Emoji"/>
+          <w:b/>
+          <w:bCs/>
+        </w:rPr>
+        <w:t>📁</w:t>
+      </w:r>
+      <w:r>
+        <w:rPr>
+          <w:rFonts w:ascii="Arial" w:hAnsi="Arial" w:cs="Arial"/>
+          <w:b/>
+          <w:bCs/>
+        </w:rPr>
+        <w:t xml:space="preserve"> db.py</w:t>
+      </w:r>
+    </w:p>
+    <w:p>
+      <w:pPr>
+        <w:rPr>
+          <w:rFonts w:ascii="Arial" w:hAnsi="Arial" w:cs="Arial"/>
+        </w:rPr>
+      </w:pPr>
+      <w:proofErr w:type="spellStart"/>
+      <w:r>
+        <w:rPr>
+          <w:rFonts w:ascii="Arial" w:hAnsi="Arial" w:cs="Arial"/>
+        </w:rPr>
+        <w:t>import</w:t>
+      </w:r>
+      <w:proofErr w:type="spellEnd"/>
+      <w:r>
+        <w:rPr>
+          <w:rFonts w:ascii="Arial" w:hAnsi="Arial" w:cs="Arial"/>
+        </w:rPr>
+        <w:t xml:space="preserve"> </w:t>
+      </w:r>
+      <w:proofErr w:type="spellStart"/>
+      <w:r>
+        <w:rPr>
+          <w:rFonts w:ascii="Arial" w:hAnsi="Arial" w:cs="Arial"/>
+        </w:rPr>
+        <w:t>pyodbc</w:t>
+      </w:r>
+      <w:proofErr w:type="spellEnd"/>
+      <w:r>
+        <w:rPr>
+          <w:rFonts w:ascii="Arial" w:hAnsi="Arial" w:cs="Arial"/>
+        </w:rPr>
+        <w:br/>
+      </w:r>
+      <w:r>
+        <w:rPr>
+          <w:rFonts w:ascii="Arial" w:hAnsi="Arial" w:cs="Arial"/>
+        </w:rPr>
+        <w:br/>
+      </w:r>
+      <w:proofErr w:type="spellStart"/>
+      <w:r>
+        <w:rPr>
+          <w:rFonts w:ascii="Arial" w:hAnsi="Arial" w:cs="Arial"/>
+        </w:rPr>
+        <w:t>def</w:t>
+      </w:r>
+      <w:proofErr w:type="spellEnd"/>
+      <w:r>
+        <w:rPr>
+          <w:rFonts w:ascii="Arial" w:hAnsi="Arial" w:cs="Arial"/>
+        </w:rPr>
+        <w:t xml:space="preserve"> </w:t>
+      </w:r>
+      <w:proofErr w:type="spellStart"/>
+      <w:r>
+        <w:rPr>
+          <w:rFonts w:ascii="Arial" w:hAnsi="Arial" w:cs="Arial"/>
+        </w:rPr>
+        <w:t>get_connection</w:t>
+      </w:r>
+      <w:proofErr w:type="spellEnd"/>
+      <w:r>
+        <w:rPr>
+          <w:rFonts w:ascii="Arial" w:hAnsi="Arial" w:cs="Arial"/>
+        </w:rPr>
+        <w:t>():</w:t>
+      </w:r>
+      <w:r>
+        <w:rPr>
+          <w:rFonts w:ascii="Arial" w:hAnsi="Arial" w:cs="Arial"/>
+        </w:rPr>
+        <w:br/>
+        <w:t xml:space="preserve">    </w:t>
+      </w:r>
+      <w:proofErr w:type="spellStart"/>
+      <w:r>
+        <w:rPr>
+          <w:rFonts w:ascii="Arial" w:hAnsi="Arial" w:cs="Arial"/>
+        </w:rPr>
+        <w:t>conn</w:t>
+      </w:r>
+      <w:proofErr w:type="spellEnd"/>
+      <w:r>
+        <w:rPr>
+          <w:rFonts w:ascii="Arial" w:hAnsi="Arial" w:cs="Arial"/>
+        </w:rPr>
+        <w:t xml:space="preserve"> = </w:t>
+      </w:r>
+      <w:proofErr w:type="spellStart"/>
+      <w:r>
+        <w:rPr>
+          <w:rFonts w:ascii="Arial" w:hAnsi="Arial" w:cs="Arial"/>
+        </w:rPr>
+        <w:t>pyodbc.connect</w:t>
+      </w:r>
+      <w:proofErr w:type="spellEnd"/>
+      <w:r>
+        <w:rPr>
+          <w:rFonts w:ascii="Arial" w:hAnsi="Arial" w:cs="Arial"/>
+        </w:rPr>
+        <w:t>(</w:t>
+      </w:r>
+      <w:r>
+        <w:rPr>
+          <w:rFonts w:ascii="Arial" w:hAnsi="Arial" w:cs="Arial"/>
+        </w:rPr>
+        <w:br/>
+        <w:t xml:space="preserve">        "DRIVER={SQL Server};"</w:t>
+      </w:r>
+      <w:r>
+        <w:rPr>
+          <w:rFonts w:ascii="Arial" w:hAnsi="Arial" w:cs="Arial"/>
+        </w:rPr>
+        <w:br/>
+        <w:t xml:space="preserve">        "SERVER=localhost;"        # o .\\SQLEXPRESS</w:t>
+      </w:r>
+      <w:r>
+        <w:rPr>
+          <w:rFonts w:ascii="Arial" w:hAnsi="Arial" w:cs="Arial"/>
+        </w:rPr>
+        <w:br/>
+        <w:t xml:space="preserve">        "DATABASE=</w:t>
+      </w:r>
+      <w:proofErr w:type="spellStart"/>
+      <w:r>
+        <w:rPr>
+          <w:rFonts w:ascii="Arial" w:hAnsi="Arial" w:cs="Arial"/>
+        </w:rPr>
+        <w:t>login_db</w:t>
+      </w:r>
+      <w:proofErr w:type="spellEnd"/>
+      <w:r>
+        <w:rPr>
+          <w:rFonts w:ascii="Arial" w:hAnsi="Arial" w:cs="Arial"/>
+        </w:rPr>
+        <w:t>;"</w:t>
+      </w:r>
+      <w:r>
+        <w:rPr>
+          <w:rFonts w:ascii="Arial" w:hAnsi="Arial" w:cs="Arial"/>
+        </w:rPr>
+        <w:br/>
+        <w:t xml:space="preserve">        "</w:t>
+      </w:r>
+      <w:proofErr w:type="spellStart"/>
+      <w:r>
+        <w:rPr>
+          <w:rFonts w:ascii="Arial" w:hAnsi="Arial" w:cs="Arial"/>
+        </w:rPr>
+        <w:t>Trusted_Connection</w:t>
+      </w:r>
+      <w:proofErr w:type="spellEnd"/>
+      <w:r>
+        <w:rPr>
+          <w:rFonts w:ascii="Arial" w:hAnsi="Arial" w:cs="Arial"/>
+        </w:rPr>
+        <w:t>=yes;"  # o usa UID y PWD</w:t>
+      </w:r>
+      <w:r>
+        <w:rPr>
+          <w:rFonts w:ascii="Arial" w:hAnsi="Arial" w:cs="Arial"/>
+        </w:rPr>
+        <w:br/>
+        <w:t xml:space="preserve">    )</w:t>
+      </w:r>
+      <w:r>
+        <w:rPr>
+          <w:rFonts w:ascii="Arial" w:hAnsi="Arial" w:cs="Arial"/>
+        </w:rPr>
+        <w:br/>
+        <w:t xml:space="preserve">    </w:t>
+      </w:r>
+      <w:proofErr w:type="spellStart"/>
+      <w:r>
+        <w:rPr>
+          <w:rFonts w:ascii="Arial" w:hAnsi="Arial" w:cs="Arial"/>
+        </w:rPr>
+        <w:t>return</w:t>
+      </w:r>
+      <w:proofErr w:type="spellEnd"/>
+      <w:r>
+        <w:rPr>
+          <w:rFonts w:ascii="Arial" w:hAnsi="Arial" w:cs="Arial"/>
+        </w:rPr>
+        <w:t xml:space="preserve"> </w:t>
+      </w:r>
+      <w:proofErr w:type="spellStart"/>
+      <w:r>
+        <w:rPr>
+          <w:rFonts w:ascii="Arial" w:hAnsi="Arial" w:cs="Arial"/>
+        </w:rPr>
+        <w:t>conn</w:t>
+      </w:r>
+      <w:proofErr w:type="spellEnd"/>
+    </w:p>
+    <w:p>
+      <w:pPr>
+        <w:rPr>
+          <w:rFonts w:ascii="Arial" w:hAnsi="Arial" w:cs="Arial"/>
+          <w:b/>
+          <w:bCs/>
+        </w:rPr>
+      </w:pPr>
+      <w:r>
+        <w:rPr>
+          <w:rFonts w:ascii="Segoe UI Emoji" w:hAnsi="Segoe UI Emoji" w:cs="Segoe UI Emoji"/>
+          <w:b/>
+          <w:bCs/>
+        </w:rPr>
+        <w:t>🧠</w:t>
+      </w:r>
+      <w:r>
+        <w:rPr>
+          <w:rFonts w:ascii="Arial" w:hAnsi="Arial" w:cs="Arial"/>
+          <w:b/>
+          <w:bCs/>
+        </w:rPr>
+        <w:t xml:space="preserve"> 1. </w:t>
+      </w:r>
+      <w:proofErr w:type="spellStart"/>
+      <w:r>
+        <w:rPr>
+          <w:rFonts w:ascii="Arial" w:hAnsi="Arial" w:cs="Arial"/>
+          <w:b/>
+          <w:bCs/>
+        </w:rPr>
+        <w:t>import</w:t>
+      </w:r>
+      <w:proofErr w:type="spellEnd"/>
+      <w:r>
+        <w:rPr>
+          <w:rFonts w:ascii="Arial" w:hAnsi="Arial" w:cs="Arial"/>
+          <w:b/>
+          <w:bCs/>
+        </w:rPr>
+        <w:t xml:space="preserve"> </w:t>
+      </w:r>
+      <w:proofErr w:type="spellStart"/>
+      <w:r>
+        <w:rPr>
+          <w:rFonts w:ascii="Arial" w:hAnsi="Arial" w:cs="Arial"/>
+          <w:b/>
+          <w:bCs/>
+        </w:rPr>
+        <w:t>pyodbc</w:t>
+      </w:r>
+      <w:proofErr w:type="spellEnd"/>
+    </w:p>
+    <w:p>
+      <w:pPr>
+        <w:rPr>
+          <w:rFonts w:ascii="Arial" w:hAnsi="Arial" w:cs="Arial"/>
+        </w:rPr>
+      </w:pPr>
+      <w:r>
+        <w:rPr>
+          <w:rFonts w:ascii="Segoe UI Emoji" w:hAnsi="Segoe UI Emoji" w:cs="Segoe UI Emoji"/>
+        </w:rPr>
+        <w:t>👉</w:t>
+      </w:r>
+      <w:r>
+        <w:rPr>
+          <w:rFonts w:ascii="Arial" w:hAnsi="Arial" w:cs="Arial"/>
+        </w:rPr>
+        <w:t xml:space="preserve"> Esto importa una librería de Python.</w:t>
+      </w:r>
+    </w:p>
+    <w:p>
+      <w:pPr>
+        <w:rPr>
+          <w:rFonts w:ascii="Arial" w:hAnsi="Arial" w:cs="Arial"/>
+          <w:b/>
+          <w:bCs/>
+        </w:rPr>
+      </w:pPr>
+      <w:r>
+        <w:rPr>
+          <w:rFonts w:ascii="Segoe UI Emoji" w:hAnsi="Segoe UI Emoji" w:cs="Segoe UI Emoji"/>
+          <w:b/>
+          <w:bCs/>
+        </w:rPr>
+        <w:t>🔍</w:t>
+      </w:r>
+      <w:r>
+        <w:rPr>
+          <w:rFonts w:ascii="Arial" w:hAnsi="Arial" w:cs="Arial"/>
+          <w:b/>
+          <w:bCs/>
+        </w:rPr>
+        <w:t xml:space="preserve"> ¿Qué es </w:t>
+      </w:r>
+      <w:proofErr w:type="spellStart"/>
+      <w:r>
+        <w:rPr>
+          <w:rFonts w:ascii="Arial" w:hAnsi="Arial" w:cs="Arial"/>
+          <w:b/>
+          <w:bCs/>
+        </w:rPr>
+        <w:t>pyodbc</w:t>
+      </w:r>
+      <w:proofErr w:type="spellEnd"/>
+      <w:r>
+        <w:rPr>
+          <w:rFonts w:ascii="Arial" w:hAnsi="Arial" w:cs="Arial"/>
+          <w:b/>
+          <w:bCs/>
+        </w:rPr>
+        <w:t>?</w:t>
+      </w:r>
+    </w:p>
+    <w:p>
+      <w:pPr>
+        <w:rPr>
+          <w:rFonts w:ascii="Arial" w:hAnsi="Arial" w:cs="Arial"/>
+        </w:rPr>
+      </w:pPr>
+      <w:r>
+        <w:rPr>
+          <w:rFonts w:ascii="Arial" w:hAnsi="Arial" w:cs="Arial"/>
+        </w:rPr>
+        <w:t xml:space="preserve">Es un </w:t>
+      </w:r>
+      <w:r>
+        <w:rPr>
+          <w:rFonts w:ascii="Arial" w:hAnsi="Arial" w:cs="Arial"/>
+          <w:b/>
+          <w:bCs/>
+        </w:rPr>
+        <w:t>conector</w:t>
+      </w:r>
+      <w:r>
+        <w:rPr>
+          <w:rFonts w:ascii="Arial" w:hAnsi="Arial" w:cs="Arial"/>
+        </w:rPr>
+        <w:t xml:space="preserve"> que permite que Python hable con SQL Server.</w:t>
+      </w:r>
+    </w:p>
+    <w:p>
+      <w:pPr>
+        <w:rPr>
+          <w:rFonts w:ascii="Arial" w:hAnsi="Arial" w:cs="Arial"/>
+        </w:rPr>
+      </w:pPr>
+      <w:r>
+        <w:rPr>
+          <w:rFonts w:ascii="Segoe UI Emoji" w:hAnsi="Segoe UI Emoji" w:cs="Segoe UI Emoji"/>
+        </w:rPr>
+        <w:t>📌</w:t>
+      </w:r>
+      <w:r>
+        <w:rPr>
+          <w:rFonts w:ascii="Arial" w:hAnsi="Arial" w:cs="Arial"/>
+        </w:rPr>
+        <w:t xml:space="preserve"> Traducción simple:</w:t>
+      </w:r>
+    </w:p>
+    <w:p>
+      <w:pPr>
+        <w:rPr>
+          <w:rFonts w:ascii="Arial" w:hAnsi="Arial" w:cs="Arial"/>
+        </w:rPr>
+      </w:pPr>
+      <w:r>
+        <w:rPr>
+          <w:rFonts w:ascii="Arial" w:hAnsi="Arial" w:cs="Arial"/>
+        </w:rPr>
+        <w:t>Es el “traductor” entre Flask y la base de datos.</w:t>
+      </w:r>
+    </w:p>
+    <w:p>
+      <w:pPr>
+        <w:rPr>
+          <w:rFonts w:ascii="Arial" w:hAnsi="Arial" w:cs="Arial"/>
+        </w:rPr>
+      </w:pPr>
+      <w:r>
+        <w:rPr>
+          <w:rFonts w:ascii="Arial" w:hAnsi="Arial" w:cs="Arial"/>
+        </w:rPr>
+        <w:pict w14:anchorId="53F4034C">
+          <v:rect id="_x0000_i1041" style="width:0;height:1.5pt" o:hralign="center" o:hrstd="t" o:hr="t" fillcolor="#a0a0a0" stroked="f"/>
+        </w:pict>
+      </w:r>
+    </w:p>
+    <w:p>
+      <w:pPr>
+        <w:rPr>
+          <w:rFonts w:ascii="Arial" w:hAnsi="Arial" w:cs="Arial"/>
+          <w:b/>
+          <w:bCs/>
+        </w:rPr>
+      </w:pPr>
+      <w:r>
+        <w:rPr>
+          <w:rFonts w:ascii="Segoe UI Emoji" w:hAnsi="Segoe UI Emoji" w:cs="Segoe UI Emoji"/>
+          <w:b/>
+          <w:bCs/>
+        </w:rPr>
+        <w:t>🧠</w:t>
+      </w:r>
+      <w:r>
+        <w:rPr>
+          <w:rFonts w:ascii="Arial" w:hAnsi="Arial" w:cs="Arial"/>
+          <w:b/>
+          <w:bCs/>
+        </w:rPr>
+        <w:t xml:space="preserve"> 2. </w:t>
+      </w:r>
+      <w:proofErr w:type="spellStart"/>
+      <w:r>
+        <w:rPr>
+          <w:rFonts w:ascii="Arial" w:hAnsi="Arial" w:cs="Arial"/>
+          <w:b/>
+          <w:bCs/>
+        </w:rPr>
+        <w:t>def</w:t>
+      </w:r>
+      <w:proofErr w:type="spellEnd"/>
+      <w:r>
+        <w:rPr>
+          <w:rFonts w:ascii="Arial" w:hAnsi="Arial" w:cs="Arial"/>
+          <w:b/>
+          <w:bCs/>
+        </w:rPr>
+        <w:t xml:space="preserve"> </w:t>
+      </w:r>
+      <w:proofErr w:type="spellStart"/>
+      <w:r>
+        <w:rPr>
+          <w:rFonts w:ascii="Arial" w:hAnsi="Arial" w:cs="Arial"/>
+          <w:b/>
+          <w:bCs/>
+        </w:rPr>
+        <w:t>get_connection</w:t>
+      </w:r>
+      <w:proofErr w:type="spellEnd"/>
+      <w:r>
+        <w:rPr>
+          <w:rFonts w:ascii="Arial" w:hAnsi="Arial" w:cs="Arial"/>
+          <w:b/>
+          <w:bCs/>
+        </w:rPr>
+        <w:t>():</w:t>
+      </w:r>
+    </w:p>
+    <w:p>
+      <w:pPr>
+        <w:rPr>
+          <w:rFonts w:ascii="Arial" w:hAnsi="Arial" w:cs="Arial"/>
+        </w:rPr>
+      </w:pPr>
+      <w:r>
+        <w:rPr>
+          <w:rFonts w:ascii="Segoe UI Emoji" w:hAnsi="Segoe UI Emoji" w:cs="Segoe UI Emoji"/>
+        </w:rPr>
+        <w:t>👉</w:t>
+      </w:r>
+      <w:r>
+        <w:rPr>
+          <w:rFonts w:ascii="Arial" w:hAnsi="Arial" w:cs="Arial"/>
+        </w:rPr>
+        <w:t xml:space="preserve"> Aquí creas una función.</w:t>
+      </w:r>
+    </w:p>
+    <w:p>
+      <w:pPr>
+        <w:rPr>
+          <w:rFonts w:ascii="Arial" w:hAnsi="Arial" w:cs="Arial"/>
+          <w:b/>
+          <w:bCs/>
+        </w:rPr>
+      </w:pPr>
+      <w:r>
+        <w:rPr>
+          <w:rFonts w:ascii="Segoe UI Emoji" w:hAnsi="Segoe UI Emoji" w:cs="Segoe UI Emoji"/>
+          <w:b/>
+          <w:bCs/>
+        </w:rPr>
+        <w:t>🔍</w:t>
+      </w:r>
+      <w:r>
+        <w:rPr>
+          <w:rFonts w:ascii="Arial" w:hAnsi="Arial" w:cs="Arial"/>
+          <w:b/>
+          <w:bCs/>
+        </w:rPr>
+        <w:t xml:space="preserve"> ¿Para qué sirve?</w:t>
+      </w:r>
+    </w:p>
+    <w:p>
+      <w:pPr>
+        <w:rPr>
+          <w:rFonts w:ascii="Arial" w:hAnsi="Arial" w:cs="Arial"/>
+        </w:rPr>
+      </w:pPr>
+      <w:r>
+        <w:rPr>
+          <w:rFonts w:ascii="Arial" w:hAnsi="Arial" w:cs="Arial"/>
+        </w:rPr>
+        <w:t xml:space="preserve">Para </w:t>
+      </w:r>
+      <w:r>
+        <w:rPr>
+          <w:rFonts w:ascii="Arial" w:hAnsi="Arial" w:cs="Arial"/>
+          <w:b/>
+          <w:bCs/>
+        </w:rPr>
+        <w:t>reutilizar la conexión</w:t>
+      </w:r>
+      <w:r>
+        <w:rPr>
+          <w:rFonts w:ascii="Arial" w:hAnsi="Arial" w:cs="Arial"/>
+        </w:rPr>
+        <w:t xml:space="preserve"> cada vez que necesites consultar la base de datos.</w:t>
+      </w:r>
+    </w:p>
+    <w:p>
+      <w:pPr>
+        <w:rPr>
+          <w:rFonts w:ascii="Arial" w:hAnsi="Arial" w:cs="Arial"/>
+        </w:rPr>
+      </w:pPr>
+      <w:r>
+        <w:rPr>
+          <w:rFonts w:ascii="Segoe UI Emoji" w:hAnsi="Segoe UI Emoji" w:cs="Segoe UI Emoji"/>
+        </w:rPr>
+        <w:t>📌</w:t>
+      </w:r>
+      <w:r>
+        <w:rPr>
+          <w:rFonts w:ascii="Arial" w:hAnsi="Arial" w:cs="Arial"/>
+        </w:rPr>
+        <w:t xml:space="preserve"> Ejemplo:</w:t>
+      </w:r>
+    </w:p>
+    <w:p>
+      <w:pPr>
+        <w:rPr>
+          <w:rFonts w:ascii="Arial" w:hAnsi="Arial" w:cs="Arial"/>
+        </w:rPr>
+      </w:pPr>
+      <w:proofErr w:type="spellStart"/>
+      <w:r>
+        <w:rPr>
+          <w:rFonts w:ascii="Arial" w:hAnsi="Arial" w:cs="Arial"/>
+        </w:rPr>
+        <w:t>conn</w:t>
+      </w:r>
+      <w:proofErr w:type="spellEnd"/>
+      <w:r>
+        <w:rPr>
+          <w:rFonts w:ascii="Arial" w:hAnsi="Arial" w:cs="Arial"/>
+        </w:rPr>
+        <w:t xml:space="preserve"> = </w:t>
+      </w:r>
+      <w:proofErr w:type="spellStart"/>
+      <w:r>
+        <w:rPr>
+          <w:rFonts w:ascii="Arial" w:hAnsi="Arial" w:cs="Arial"/>
+        </w:rPr>
+        <w:t>get_connection</w:t>
+      </w:r>
+      <w:proofErr w:type="spellEnd"/>
+      <w:r>
+        <w:rPr>
+          <w:rFonts w:ascii="Arial" w:hAnsi="Arial" w:cs="Arial"/>
+        </w:rPr>
+        <w:t>()</w:t>
+      </w:r>
+    </w:p>
+    <w:p>
+      <w:pPr>
+        <w:rPr>
+          <w:rFonts w:ascii="Arial" w:hAnsi="Arial" w:cs="Arial"/>
+        </w:rPr>
+      </w:pPr>
+      <w:r>
+        <w:rPr>
+          <w:rFonts w:ascii="Arial" w:hAnsi="Arial" w:cs="Arial"/>
+        </w:rPr>
+        <w:pict w14:anchorId="532F4FF4">
+          <v:rect id="_x0000_i1042" style="width:0;height:1.5pt" o:hralign="center" o:hrstd="t" o:hr="t" fillcolor="#a0a0a0" stroked="f"/>
+        </w:pict>
+      </w:r>
+    </w:p>
+    <w:p>
+      <w:pPr>
+        <w:rPr>
+          <w:rFonts w:ascii="Arial" w:hAnsi="Arial" w:cs="Arial"/>
+          <w:b/>
+          <w:bCs/>
+        </w:rPr>
+      </w:pPr>
+      <w:r>
+        <w:rPr>
+          <w:rFonts w:ascii="Segoe UI Emoji" w:hAnsi="Segoe UI Emoji" w:cs="Segoe UI Emoji"/>
+          <w:b/>
+          <w:bCs/>
+        </w:rPr>
+        <w:t>🔌</w:t>
+      </w:r>
+      <w:r>
+        <w:rPr>
+          <w:rFonts w:ascii="Arial" w:hAnsi="Arial" w:cs="Arial"/>
+          <w:b/>
+          <w:bCs/>
+        </w:rPr>
+        <w:t xml:space="preserve"> 3. </w:t>
+      </w:r>
+      <w:proofErr w:type="spellStart"/>
+      <w:r>
+        <w:rPr>
+          <w:rFonts w:ascii="Arial" w:hAnsi="Arial" w:cs="Arial"/>
+          <w:b/>
+          <w:bCs/>
+        </w:rPr>
+        <w:t>pyodbc.connect</w:t>
+      </w:r>
+      <w:proofErr w:type="spellEnd"/>
+      <w:r>
+        <w:rPr>
+          <w:rFonts w:ascii="Arial" w:hAnsi="Arial" w:cs="Arial"/>
+          <w:b/>
+          <w:bCs/>
+        </w:rPr>
+        <w:t>(...)</w:t>
+      </w:r>
+    </w:p>
+    <w:p>
+      <w:pPr>
+        <w:rPr>
+          <w:rFonts w:ascii="Arial" w:hAnsi="Arial" w:cs="Arial"/>
+        </w:rPr>
+      </w:pPr>
+      <w:r>
+        <w:rPr>
+          <w:rFonts w:ascii="Segoe UI Emoji" w:hAnsi="Segoe UI Emoji" w:cs="Segoe UI Emoji"/>
+        </w:rPr>
+        <w:t>👉</w:t>
+      </w:r>
+      <w:r>
+        <w:rPr>
+          <w:rFonts w:ascii="Arial" w:hAnsi="Arial" w:cs="Arial"/>
+        </w:rPr>
+        <w:t xml:space="preserve"> Esta es la parte más importante.</w:t>
+      </w:r>
+    </w:p>
+    <w:p>
+      <w:pPr>
+        <w:rPr>
+          <w:rFonts w:ascii="Arial" w:hAnsi="Arial" w:cs="Arial"/>
+          <w:b/>
+          <w:bCs/>
+        </w:rPr>
+      </w:pPr>
+      <w:r>
+        <w:rPr>
+          <w:rFonts w:ascii="Segoe UI Emoji" w:hAnsi="Segoe UI Emoji" w:cs="Segoe UI Emoji"/>
+          <w:b/>
+          <w:bCs/>
+        </w:rPr>
+        <w:t>🔍</w:t>
+      </w:r>
+      <w:r>
+        <w:rPr>
+          <w:rFonts w:ascii="Arial" w:hAnsi="Arial" w:cs="Arial"/>
+          <w:b/>
+          <w:bCs/>
+        </w:rPr>
+        <w:t xml:space="preserve"> ¿Qué hace?</w:t>
+      </w:r>
+    </w:p>
+    <w:p>
+      <w:pPr>
+        <w:rPr>
+          <w:rFonts w:ascii="Arial" w:hAnsi="Arial" w:cs="Arial"/>
+        </w:rPr>
+      </w:pPr>
+      <w:r>
+        <w:rPr>
+          <w:rFonts w:ascii="Arial" w:hAnsi="Arial" w:cs="Arial"/>
+        </w:rPr>
+        <w:lastRenderedPageBreak/>
+        <w:t>Crea una conexión real con SQL Server.</w:t>
+      </w:r>
+    </w:p>
+    <w:p>
+      <w:pPr>
+        <w:rPr>
+          <w:rFonts w:ascii="Arial" w:hAnsi="Arial" w:cs="Arial"/>
+        </w:rPr>
+      </w:pPr>
+      <w:r>
+        <w:rPr>
+          <w:rFonts w:ascii="Segoe UI Emoji" w:hAnsi="Segoe UI Emoji" w:cs="Segoe UI Emoji"/>
+        </w:rPr>
+        <w:t>📌</w:t>
+      </w:r>
+      <w:r>
+        <w:rPr>
+          <w:rFonts w:ascii="Arial" w:hAnsi="Arial" w:cs="Arial"/>
+        </w:rPr>
+        <w:t xml:space="preserve"> Es como decir:</w:t>
+      </w:r>
+    </w:p>
+    <w:p>
+      <w:pPr>
+        <w:rPr>
+          <w:rFonts w:ascii="Arial" w:hAnsi="Arial" w:cs="Arial"/>
+        </w:rPr>
+      </w:pPr>
+      <w:r>
+        <w:rPr>
+          <w:rFonts w:ascii="Arial" w:hAnsi="Arial" w:cs="Arial"/>
+        </w:rPr>
+        <w:t>“Conéctate a la base de datos con estos datos”</w:t>
+      </w:r>
+    </w:p>
+    <w:p>
+      <w:pPr>
+        <w:rPr>
+          <w:rFonts w:ascii="Arial" w:hAnsi="Arial" w:cs="Arial"/>
+        </w:rPr>
+      </w:pPr>
+      <w:r>
+        <w:rPr>
+          <w:rFonts w:ascii="Arial" w:hAnsi="Arial" w:cs="Arial"/>
+        </w:rPr>
+        <w:pict w14:anchorId="591B1935">
+          <v:rect id="_x0000_i1043" style="width:0;height:1.5pt" o:hralign="center" o:hrstd="t" o:hr="t" fillcolor="#a0a0a0" stroked="f"/>
+        </w:pict>
+      </w:r>
+    </w:p>
+    <w:p>
+      <w:pPr>
+        <w:rPr>
+          <w:rFonts w:ascii="Arial" w:hAnsi="Arial" w:cs="Arial"/>
+          <w:b/>
+          <w:bCs/>
+        </w:rPr>
+      </w:pPr>
+      <w:r>
+        <w:rPr>
+          <w:rFonts w:ascii="Segoe UI Emoji" w:hAnsi="Segoe UI Emoji" w:cs="Segoe UI Emoji"/>
+          <w:b/>
+          <w:bCs/>
+        </w:rPr>
+        <w:t>⚙️</w:t>
+      </w:r>
+      <w:r>
+        <w:rPr>
+          <w:rFonts w:ascii="Arial" w:hAnsi="Arial" w:cs="Arial"/>
+          <w:b/>
+          <w:bCs/>
+        </w:rPr>
+        <w:t xml:space="preserve"> 4. Cadena de conexión (</w:t>
+      </w:r>
+      <w:proofErr w:type="spellStart"/>
+      <w:r>
+        <w:rPr>
+          <w:rFonts w:ascii="Arial" w:hAnsi="Arial" w:cs="Arial"/>
+          <w:b/>
+          <w:bCs/>
+        </w:rPr>
+        <w:t>connection</w:t>
+      </w:r>
+      <w:proofErr w:type="spellEnd"/>
+      <w:r>
+        <w:rPr>
+          <w:rFonts w:ascii="Arial" w:hAnsi="Arial" w:cs="Arial"/>
+          <w:b/>
+          <w:bCs/>
+        </w:rPr>
+        <w:t xml:space="preserve"> </w:t>
+      </w:r>
+      <w:proofErr w:type="spellStart"/>
+      <w:r>
+        <w:rPr>
+          <w:rFonts w:ascii="Arial" w:hAnsi="Arial" w:cs="Arial"/>
+          <w:b/>
+          <w:bCs/>
+        </w:rPr>
+        <w:t>string</w:t>
+      </w:r>
+      <w:proofErr w:type="spellEnd"/>
+      <w:r>
+        <w:rPr>
+          <w:rFonts w:ascii="Arial" w:hAnsi="Arial" w:cs="Arial"/>
+          <w:b/>
+          <w:bCs/>
+        </w:rPr>
+        <w:t>)</w:t>
+      </w:r>
+    </w:p>
+    <w:p>
+      <w:pPr>
+        <w:rPr>
+          <w:rFonts w:ascii="Arial" w:hAnsi="Arial" w:cs="Arial"/>
+        </w:rPr>
+      </w:pPr>
+      <w:r>
+        <w:rPr>
+          <w:rFonts w:ascii="Arial" w:hAnsi="Arial" w:cs="Arial"/>
+        </w:rPr>
+        <w:t xml:space="preserve">"DRIVER={ODBC Driver 17 </w:t>
+      </w:r>
+      <w:proofErr w:type="spellStart"/>
+      <w:r>
+        <w:rPr>
+          <w:rFonts w:ascii="Arial" w:hAnsi="Arial" w:cs="Arial"/>
+        </w:rPr>
+        <w:t>for</w:t>
+      </w:r>
+      <w:proofErr w:type="spellEnd"/>
+      <w:r>
+        <w:rPr>
+          <w:rFonts w:ascii="Arial" w:hAnsi="Arial" w:cs="Arial"/>
+        </w:rPr>
+        <w:t xml:space="preserve"> SQL Server};"</w:t>
+      </w:r>
+      <w:r>
+        <w:rPr>
+          <w:rFonts w:ascii="Arial" w:hAnsi="Arial" w:cs="Arial"/>
+        </w:rPr>
+        <w:br/>
+        <w:t>"SERVER=localhost;"</w:t>
+      </w:r>
+      <w:r>
+        <w:rPr>
+          <w:rFonts w:ascii="Arial" w:hAnsi="Arial" w:cs="Arial"/>
+        </w:rPr>
+        <w:br/>
+        <w:t>"DATABASE=</w:t>
+      </w:r>
+      <w:proofErr w:type="spellStart"/>
+      <w:r>
+        <w:rPr>
+          <w:rFonts w:ascii="Arial" w:hAnsi="Arial" w:cs="Arial"/>
+        </w:rPr>
+        <w:t>login_db</w:t>
+      </w:r>
+      <w:proofErr w:type="spellEnd"/>
+      <w:r>
+        <w:rPr>
+          <w:rFonts w:ascii="Arial" w:hAnsi="Arial" w:cs="Arial"/>
+        </w:rPr>
+        <w:t>;"</w:t>
+      </w:r>
+      <w:r>
+        <w:rPr>
+          <w:rFonts w:ascii="Arial" w:hAnsi="Arial" w:cs="Arial"/>
+        </w:rPr>
+        <w:br/>
+        <w:t>"</w:t>
+      </w:r>
+      <w:proofErr w:type="spellStart"/>
+      <w:r>
+        <w:rPr>
+          <w:rFonts w:ascii="Arial" w:hAnsi="Arial" w:cs="Arial"/>
+        </w:rPr>
+        <w:t>Trusted_Connection</w:t>
+      </w:r>
+      <w:proofErr w:type="spellEnd"/>
+      <w:r>
+        <w:rPr>
+          <w:rFonts w:ascii="Arial" w:hAnsi="Arial" w:cs="Arial"/>
+        </w:rPr>
+        <w:t>=yes;"</w:t>
+      </w:r>
+    </w:p>
+    <w:p>
+      <w:pPr>
+        <w:rPr>
+          <w:rFonts w:ascii="Arial" w:hAnsi="Arial" w:cs="Arial"/>
+        </w:rPr>
+      </w:pPr>
+      <w:r>
+        <w:rPr>
+          <w:rFonts w:ascii="Segoe UI Emoji" w:hAnsi="Segoe UI Emoji" w:cs="Segoe UI Emoji"/>
+        </w:rPr>
+        <w:t>👉</w:t>
+      </w:r>
+      <w:r>
+        <w:rPr>
+          <w:rFonts w:ascii="Arial" w:hAnsi="Arial" w:cs="Arial"/>
+        </w:rPr>
+        <w:t xml:space="preserve"> Esto son </w:t>
+      </w:r>
+      <w:r>
+        <w:rPr>
+          <w:rFonts w:ascii="Arial" w:hAnsi="Arial" w:cs="Arial"/>
+          <w:b/>
+          <w:bCs/>
+        </w:rPr>
+        <w:t>parámetros de conexión</w:t>
+      </w:r>
+      <w:r>
+        <w:rPr>
+          <w:rFonts w:ascii="Arial" w:hAnsi="Arial" w:cs="Arial"/>
+        </w:rPr>
+        <w:t>.</w:t>
+      </w:r>
+    </w:p>
+    <w:p>
+      <w:pPr>
+        <w:rPr>
+          <w:rFonts w:ascii="Arial" w:hAnsi="Arial" w:cs="Arial"/>
+        </w:rPr>
+      </w:pPr>
+      <w:r>
+        <w:rPr>
+          <w:rFonts w:ascii="Arial" w:hAnsi="Arial" w:cs="Arial"/>
+        </w:rPr>
+        <w:pict w14:anchorId="7FA2F0B9">
+          <v:rect id="_x0000_i1044" style="width:0;height:1.5pt" o:hralign="center" o:hrstd="t" o:hr="t" fillcolor="#a0a0a0" stroked="f"/>
+        </w:pict>
+      </w:r>
+    </w:p>
+    <w:p>
+      <w:pPr>
+        <w:rPr>
+          <w:rFonts w:ascii="Arial" w:hAnsi="Arial" w:cs="Arial"/>
+          <w:b/>
+          <w:bCs/>
+        </w:rPr>
+      </w:pPr>
+      <w:r>
+        <w:rPr>
+          <w:rFonts w:ascii="Segoe UI Emoji" w:hAnsi="Segoe UI Emoji" w:cs="Segoe UI Emoji"/>
+          <w:b/>
+          <w:bCs/>
+        </w:rPr>
+        <w:t>🧱</w:t>
+      </w:r>
+      <w:r>
+        <w:rPr>
+          <w:rFonts w:ascii="Arial" w:hAnsi="Arial" w:cs="Arial"/>
+          <w:b/>
+          <w:bCs/>
+        </w:rPr>
+        <w:t xml:space="preserve"> </w:t>
+      </w:r>
+      <w:r>
+        <w:rPr>
+          <w:rFonts w:ascii="Segoe UI Emoji" w:hAnsi="Segoe UI Emoji" w:cs="Segoe UI Emoji"/>
+          <w:b/>
+          <w:bCs/>
+        </w:rPr>
+        <w:t>🔹</w:t>
+      </w:r>
+      <w:r>
+        <w:rPr>
+          <w:rFonts w:ascii="Arial" w:hAnsi="Arial" w:cs="Arial"/>
+          <w:b/>
+          <w:bCs/>
+        </w:rPr>
+        <w:t xml:space="preserve"> DRIVER</w:t>
+      </w:r>
+    </w:p>
+    <w:p>
+      <w:pPr>
+        <w:rPr>
+          <w:rFonts w:ascii="Arial" w:hAnsi="Arial" w:cs="Arial"/>
+        </w:rPr>
+      </w:pPr>
+      <w:r>
+        <w:rPr>
+          <w:rFonts w:ascii="Arial" w:hAnsi="Arial" w:cs="Arial"/>
+        </w:rPr>
+        <w:t xml:space="preserve">DRIVER={ODBC Driver 17 </w:t>
+      </w:r>
+      <w:proofErr w:type="spellStart"/>
+      <w:r>
+        <w:rPr>
+          <w:rFonts w:ascii="Arial" w:hAnsi="Arial" w:cs="Arial"/>
+        </w:rPr>
+        <w:t>for</w:t>
+      </w:r>
+      <w:proofErr w:type="spellEnd"/>
+      <w:r>
+        <w:rPr>
+          <w:rFonts w:ascii="Arial" w:hAnsi="Arial" w:cs="Arial"/>
+        </w:rPr>
+        <w:t xml:space="preserve"> SQL Server};</w:t>
+      </w:r>
+    </w:p>
+    <w:p>
+      <w:pPr>
+        <w:rPr>
+          <w:rFonts w:ascii="Arial" w:hAnsi="Arial" w:cs="Arial"/>
+        </w:rPr>
+      </w:pPr>
+      <w:r>
+        <w:rPr>
+          <w:rFonts w:ascii="Segoe UI Emoji" w:hAnsi="Segoe UI Emoji" w:cs="Segoe UI Emoji"/>
+        </w:rPr>
+        <w:t>👉</w:t>
+      </w:r>
+      <w:r>
+        <w:rPr>
+          <w:rFonts w:ascii="Arial" w:hAnsi="Arial" w:cs="Arial"/>
+        </w:rPr>
+        <w:t xml:space="preserve"> Define qué controlador usar.</w:t>
+      </w:r>
+    </w:p>
+    <w:p>
+      <w:pPr>
+        <w:rPr>
+          <w:rFonts w:ascii="Arial" w:hAnsi="Arial" w:cs="Arial"/>
+          <w:b/>
+          <w:bCs/>
+        </w:rPr>
+      </w:pPr>
+      <w:r>
+        <w:rPr>
+          <w:rFonts w:ascii="Segoe UI Emoji" w:hAnsi="Segoe UI Emoji" w:cs="Segoe UI Emoji"/>
+          <w:b/>
+          <w:bCs/>
+        </w:rPr>
+        <w:t>🧠</w:t>
+      </w:r>
+      <w:r>
+        <w:rPr>
+          <w:rFonts w:ascii="Arial" w:hAnsi="Arial" w:cs="Arial"/>
+          <w:b/>
+          <w:bCs/>
+        </w:rPr>
+        <w:t xml:space="preserve"> ¿Qué es?</w:t>
+      </w:r>
+    </w:p>
+    <w:p>
+      <w:pPr>
+        <w:rPr>
+          <w:rFonts w:ascii="Arial" w:hAnsi="Arial" w:cs="Arial"/>
+        </w:rPr>
+      </w:pPr>
+      <w:r>
+        <w:rPr>
+          <w:rFonts w:ascii="Arial" w:hAnsi="Arial" w:cs="Arial"/>
+        </w:rPr>
+        <w:t>Un software que permite conectar con SQL Server.</w:t>
+      </w:r>
+    </w:p>
+    <w:p>
+      <w:pPr>
+        <w:rPr>
+          <w:rFonts w:ascii="Arial" w:hAnsi="Arial" w:cs="Arial"/>
+        </w:rPr>
+      </w:pPr>
+      <w:r>
+        <w:rPr>
+          <w:rFonts w:ascii="Segoe UI Emoji" w:hAnsi="Segoe UI Emoji" w:cs="Segoe UI Emoji"/>
+        </w:rPr>
+        <w:t>📌</w:t>
+      </w:r>
+      <w:r>
+        <w:rPr>
+          <w:rFonts w:ascii="Arial" w:hAnsi="Arial" w:cs="Arial"/>
+        </w:rPr>
+        <w:t xml:space="preserve"> Debe estar instalado en tu PC.</w:t>
+      </w:r>
+    </w:p>
+    <w:p>
+      <w:pPr>
+        <w:rPr>
+          <w:rFonts w:ascii="Arial" w:hAnsi="Arial" w:cs="Arial"/>
+        </w:rPr>
+      </w:pPr>
+      <w:r>
+        <w:rPr>
+          <w:rFonts w:ascii="Arial" w:hAnsi="Arial" w:cs="Arial"/>
+        </w:rPr>
+        <w:pict w14:anchorId="28F9EDAF">
+          <v:rect id="_x0000_i1045" style="width:0;height:1.5pt" o:hralign="center" o:hrstd="t" o:hr="t" fillcolor="#a0a0a0" stroked="f"/>
+        </w:pict>
+      </w:r>
+    </w:p>
+    <w:p>
+      <w:pPr>
+        <w:rPr>
+          <w:rFonts w:ascii="Arial" w:hAnsi="Arial" w:cs="Arial"/>
+          <w:b/>
+          <w:bCs/>
+        </w:rPr>
+      </w:pPr>
+      <w:r>
+        <w:rPr>
+          <w:rFonts w:ascii="Segoe UI Emoji" w:hAnsi="Segoe UI Emoji" w:cs="Segoe UI Emoji"/>
+          <w:b/>
+          <w:bCs/>
+        </w:rPr>
+        <w:t>🌐</w:t>
+      </w:r>
+      <w:r>
+        <w:rPr>
+          <w:rFonts w:ascii="Arial" w:hAnsi="Arial" w:cs="Arial"/>
+          <w:b/>
+          <w:bCs/>
+        </w:rPr>
+        <w:t xml:space="preserve"> </w:t>
+      </w:r>
+      <w:r>
+        <w:rPr>
+          <w:rFonts w:ascii="Segoe UI Emoji" w:hAnsi="Segoe UI Emoji" w:cs="Segoe UI Emoji"/>
+          <w:b/>
+          <w:bCs/>
+        </w:rPr>
+        <w:t>🔹</w:t>
+      </w:r>
+      <w:r>
+        <w:rPr>
+          <w:rFonts w:ascii="Arial" w:hAnsi="Arial" w:cs="Arial"/>
+          <w:b/>
+          <w:bCs/>
+        </w:rPr>
+        <w:t xml:space="preserve"> SERVER</w:t>
+      </w:r>
+    </w:p>
+    <w:p>
+      <w:pPr>
+        <w:rPr>
+          <w:rFonts w:ascii="Arial" w:hAnsi="Arial" w:cs="Arial"/>
+        </w:rPr>
+      </w:pPr>
+      <w:r>
+        <w:rPr>
+          <w:rFonts w:ascii="Arial" w:hAnsi="Arial" w:cs="Arial"/>
+        </w:rPr>
+        <w:t>SERVER=localhost;</w:t>
+      </w:r>
+    </w:p>
+    <w:p>
+      <w:pPr>
+        <w:rPr>
+          <w:rFonts w:ascii="Arial" w:hAnsi="Arial" w:cs="Arial"/>
+        </w:rPr>
+      </w:pPr>
+      <w:r>
+        <w:rPr>
+          <w:rFonts w:ascii="Segoe UI Emoji" w:hAnsi="Segoe UI Emoji" w:cs="Segoe UI Emoji"/>
+        </w:rPr>
+        <w:t>👉</w:t>
+      </w:r>
+      <w:r>
+        <w:rPr>
+          <w:rFonts w:ascii="Arial" w:hAnsi="Arial" w:cs="Arial"/>
+        </w:rPr>
+        <w:t xml:space="preserve"> Indica dónde está el servidor.</w:t>
+      </w:r>
+    </w:p>
+    <w:p>
+      <w:pPr>
+        <w:rPr>
+          <w:rFonts w:ascii="Arial" w:hAnsi="Arial" w:cs="Arial"/>
+          <w:b/>
+          <w:bCs/>
+        </w:rPr>
+      </w:pPr>
+      <w:r>
+        <w:rPr>
+          <w:rFonts w:ascii="Arial" w:hAnsi="Arial" w:cs="Arial"/>
+          <w:b/>
+          <w:bCs/>
+        </w:rPr>
+        <w:t>Opciones:</w:t>
+      </w:r>
+    </w:p>
+    <w:p>
+      <w:pPr>
+        <w:numPr>
+          <w:ilvl w:val="0"/>
+          <w:numId w:val="44"/>
+        </w:numPr>
+        <w:rPr>
+          <w:rFonts w:ascii="Arial" w:hAnsi="Arial" w:cs="Arial"/>
+        </w:rPr>
+      </w:pPr>
+      <w:r>
+        <w:rPr>
+          <w:rFonts w:ascii="Arial" w:hAnsi="Arial" w:cs="Arial"/>
+        </w:rPr>
+        <w:t xml:space="preserve">localhost → tu PC </w:t>
+      </w:r>
+    </w:p>
+    <w:p>
+      <w:pPr>
+        <w:numPr>
+          <w:ilvl w:val="0"/>
+          <w:numId w:val="44"/>
+        </w:numPr>
+        <w:rPr>
+          <w:rFonts w:ascii="Arial" w:hAnsi="Arial" w:cs="Arial"/>
+        </w:rPr>
+      </w:pPr>
+      <w:r>
+        <w:rPr>
+          <w:rFonts w:ascii="Arial" w:hAnsi="Arial" w:cs="Arial"/>
+        </w:rPr>
+        <w:t xml:space="preserve">.\SQLEXPRESS → instancia local </w:t>
+      </w:r>
+    </w:p>
+    <w:p>
+      <w:pPr>
+        <w:numPr>
+          <w:ilvl w:val="0"/>
+          <w:numId w:val="44"/>
+        </w:numPr>
+        <w:rPr>
+          <w:rFonts w:ascii="Arial" w:hAnsi="Arial" w:cs="Arial"/>
+        </w:rPr>
+      </w:pPr>
+      <w:r>
+        <w:rPr>
+          <w:rFonts w:ascii="Arial" w:hAnsi="Arial" w:cs="Arial"/>
+        </w:rPr>
+        <w:t xml:space="preserve">192.168.1.10 → otro equipo </w:t>
+      </w:r>
+    </w:p>
+    <w:p>
+      <w:pPr>
+        <w:rPr>
+          <w:rFonts w:ascii="Arial" w:hAnsi="Arial" w:cs="Arial"/>
+        </w:rPr>
+      </w:pPr>
+      <w:r>
+        <w:rPr>
+          <w:rFonts w:ascii="Arial" w:hAnsi="Arial" w:cs="Arial"/>
+        </w:rPr>
+        <w:pict w14:anchorId="17200B73">
+          <v:rect id="_x0000_i1046" style="width:0;height:1.5pt" o:hralign="center" o:hrstd="t" o:hr="t" fillcolor="#a0a0a0" stroked="f"/>
+        </w:pict>
+      </w:r>
+    </w:p>
+    <w:p>
+      <w:pPr>
+        <w:rPr>
+          <w:rFonts w:ascii="Arial" w:hAnsi="Arial" w:cs="Arial"/>
+          <w:b/>
+          <w:bCs/>
+        </w:rPr>
+      </w:pPr>
+      <w:r>
+        <w:rPr>
+          <w:rFonts w:ascii="Segoe UI Emoji" w:hAnsi="Segoe UI Emoji" w:cs="Segoe UI Emoji"/>
+          <w:b/>
+          <w:bCs/>
+        </w:rPr>
+        <w:t>🗄️</w:t>
+      </w:r>
+      <w:r>
+        <w:rPr>
+          <w:rFonts w:ascii="Arial" w:hAnsi="Arial" w:cs="Arial"/>
+          <w:b/>
+          <w:bCs/>
+        </w:rPr>
+        <w:t xml:space="preserve"> </w:t>
+      </w:r>
+      <w:r>
+        <w:rPr>
+          <w:rFonts w:ascii="Segoe UI Emoji" w:hAnsi="Segoe UI Emoji" w:cs="Segoe UI Emoji"/>
+          <w:b/>
+          <w:bCs/>
+        </w:rPr>
+        <w:t>🔹</w:t>
+      </w:r>
+      <w:r>
+        <w:rPr>
+          <w:rFonts w:ascii="Arial" w:hAnsi="Arial" w:cs="Arial"/>
+          <w:b/>
+          <w:bCs/>
+        </w:rPr>
+        <w:t xml:space="preserve"> DATABASE</w:t>
+      </w:r>
+    </w:p>
+    <w:p>
+      <w:pPr>
+        <w:rPr>
+          <w:rFonts w:ascii="Arial" w:hAnsi="Arial" w:cs="Arial"/>
+        </w:rPr>
+      </w:pPr>
+      <w:r>
+        <w:rPr>
+          <w:rFonts w:ascii="Arial" w:hAnsi="Arial" w:cs="Arial"/>
+        </w:rPr>
+        <w:lastRenderedPageBreak/>
+        <w:t>DATABASE=</w:t>
+      </w:r>
+      <w:proofErr w:type="spellStart"/>
+      <w:r>
+        <w:rPr>
+          <w:rFonts w:ascii="Arial" w:hAnsi="Arial" w:cs="Arial"/>
+        </w:rPr>
+        <w:t>login_db</w:t>
+      </w:r>
+      <w:proofErr w:type="spellEnd"/>
+      <w:r>
+        <w:rPr>
+          <w:rFonts w:ascii="Arial" w:hAnsi="Arial" w:cs="Arial"/>
+        </w:rPr>
+        <w:t>;</w:t>
+      </w:r>
+    </w:p>
+    <w:p>
+      <w:pPr>
+        <w:rPr>
+          <w:rFonts w:ascii="Arial" w:hAnsi="Arial" w:cs="Arial"/>
+        </w:rPr>
+      </w:pPr>
+      <w:r>
+        <w:rPr>
+          <w:rFonts w:ascii="Segoe UI Emoji" w:hAnsi="Segoe UI Emoji" w:cs="Segoe UI Emoji"/>
+        </w:rPr>
+        <w:t>👉</w:t>
+      </w:r>
+      <w:r>
+        <w:rPr>
+          <w:rFonts w:ascii="Arial" w:hAnsi="Arial" w:cs="Arial"/>
+        </w:rPr>
+        <w:t xml:space="preserve"> Es la base de datos que creaste.</w:t>
+      </w:r>
+    </w:p>
+    <w:p>
+      <w:pPr>
+        <w:rPr>
+          <w:rFonts w:ascii="Arial" w:hAnsi="Arial" w:cs="Arial"/>
+        </w:rPr>
+      </w:pPr>
+      <w:r>
+        <w:rPr>
+          <w:rFonts w:ascii="Segoe UI Emoji" w:hAnsi="Segoe UI Emoji" w:cs="Segoe UI Emoji"/>
+        </w:rPr>
+        <w:t>📌</w:t>
+      </w:r>
+      <w:r>
+        <w:rPr>
+          <w:rFonts w:ascii="Arial" w:hAnsi="Arial" w:cs="Arial"/>
+        </w:rPr>
+        <w:t xml:space="preserve"> Aquí están:</w:t>
+      </w:r>
+    </w:p>
+    <w:p>
+      <w:pPr>
+        <w:numPr>
+          <w:ilvl w:val="0"/>
+          <w:numId w:val="45"/>
+        </w:numPr>
+        <w:rPr>
+          <w:rFonts w:ascii="Arial" w:hAnsi="Arial" w:cs="Arial"/>
+        </w:rPr>
+      </w:pPr>
+      <w:r>
+        <w:rPr>
+          <w:rFonts w:ascii="Arial" w:hAnsi="Arial" w:cs="Arial"/>
+        </w:rPr>
+        <w:t xml:space="preserve">usuarios </w:t>
+      </w:r>
+    </w:p>
+    <w:p>
+      <w:pPr>
+        <w:numPr>
+          <w:ilvl w:val="0"/>
+          <w:numId w:val="45"/>
+        </w:numPr>
+        <w:rPr>
+          <w:rFonts w:ascii="Arial" w:hAnsi="Arial" w:cs="Arial"/>
+        </w:rPr>
+      </w:pPr>
+      <w:r>
+        <w:rPr>
+          <w:rFonts w:ascii="Arial" w:hAnsi="Arial" w:cs="Arial"/>
+        </w:rPr>
+        <w:t xml:space="preserve">roles </w:t>
+      </w:r>
+    </w:p>
+    <w:p>
+      <w:pPr>
+        <w:numPr>
+          <w:ilvl w:val="0"/>
+          <w:numId w:val="45"/>
+        </w:numPr>
+        <w:rPr>
+          <w:rFonts w:ascii="Arial" w:hAnsi="Arial" w:cs="Arial"/>
+        </w:rPr>
+      </w:pPr>
+      <w:r>
+        <w:rPr>
+          <w:rFonts w:ascii="Arial" w:hAnsi="Arial" w:cs="Arial"/>
+        </w:rPr>
+        <w:t xml:space="preserve">permisos </w:t>
+      </w:r>
+    </w:p>
+    <w:p>
+      <w:pPr>
+        <w:rPr>
+          <w:rFonts w:ascii="Arial" w:hAnsi="Arial" w:cs="Arial"/>
+        </w:rPr>
+      </w:pPr>
+      <w:r>
+        <w:rPr>
+          <w:rFonts w:ascii="Arial" w:hAnsi="Arial" w:cs="Arial"/>
+        </w:rPr>
+        <w:pict w14:anchorId="4363E915">
+          <v:rect id="_x0000_i1047" style="width:0;height:1.5pt" o:hralign="center" o:hrstd="t" o:hr="t" fillcolor="#a0a0a0" stroked="f"/>
+        </w:pict>
+      </w:r>
+    </w:p>
+    <w:p>
+      <w:pPr>
+        <w:rPr>
+          <w:rFonts w:ascii="Arial" w:hAnsi="Arial" w:cs="Arial"/>
+          <w:b/>
+          <w:bCs/>
+        </w:rPr>
+      </w:pPr>
+      <w:r>
+        <w:rPr>
+          <w:rFonts w:ascii="Segoe UI Emoji" w:hAnsi="Segoe UI Emoji" w:cs="Segoe UI Emoji"/>
+          <w:b/>
+          <w:bCs/>
+        </w:rPr>
+        <w:t>🔐</w:t>
+      </w:r>
+      <w:r>
+        <w:rPr>
+          <w:rFonts w:ascii="Arial" w:hAnsi="Arial" w:cs="Arial"/>
+          <w:b/>
+          <w:bCs/>
+        </w:rPr>
+        <w:t xml:space="preserve"> </w:t>
+      </w:r>
+      <w:r>
+        <w:rPr>
+          <w:rFonts w:ascii="Segoe UI Emoji" w:hAnsi="Segoe UI Emoji" w:cs="Segoe UI Emoji"/>
+          <w:b/>
+          <w:bCs/>
+        </w:rPr>
+        <w:t>🔹</w:t>
+      </w:r>
+      <w:r>
+        <w:rPr>
+          <w:rFonts w:ascii="Arial" w:hAnsi="Arial" w:cs="Arial"/>
+          <w:b/>
+          <w:bCs/>
+        </w:rPr>
+        <w:t xml:space="preserve"> </w:t>
+      </w:r>
+      <w:proofErr w:type="spellStart"/>
+      <w:r>
+        <w:rPr>
+          <w:rFonts w:ascii="Arial" w:hAnsi="Arial" w:cs="Arial"/>
+          <w:b/>
+          <w:bCs/>
+        </w:rPr>
+        <w:t>Trusted_Connection</w:t>
+      </w:r>
+      <w:proofErr w:type="spellEnd"/>
+    </w:p>
+    <w:p>
+      <w:pPr>
+        <w:rPr>
+          <w:rFonts w:ascii="Arial" w:hAnsi="Arial" w:cs="Arial"/>
+        </w:rPr>
+      </w:pPr>
+      <w:proofErr w:type="spellStart"/>
+      <w:r>
+        <w:rPr>
+          <w:rFonts w:ascii="Arial" w:hAnsi="Arial" w:cs="Arial"/>
+        </w:rPr>
+        <w:t>Trusted_Connection</w:t>
+      </w:r>
+      <w:proofErr w:type="spellEnd"/>
+      <w:r>
+        <w:rPr>
+          <w:rFonts w:ascii="Arial" w:hAnsi="Arial" w:cs="Arial"/>
+        </w:rPr>
+        <w:t>=yes;</w:t>
+      </w:r>
+    </w:p>
+    <w:p>
+      <w:pPr>
+        <w:rPr>
+          <w:rFonts w:ascii="Arial" w:hAnsi="Arial" w:cs="Arial"/>
+        </w:rPr>
+      </w:pPr>
+      <w:r>
+        <w:rPr>
+          <w:rFonts w:ascii="Segoe UI Emoji" w:hAnsi="Segoe UI Emoji" w:cs="Segoe UI Emoji"/>
+        </w:rPr>
+        <w:t>👉</w:t>
+      </w:r>
+      <w:r>
+        <w:rPr>
+          <w:rFonts w:ascii="Arial" w:hAnsi="Arial" w:cs="Arial"/>
+        </w:rPr>
+        <w:t xml:space="preserve"> Usa tu usuario de Windows para autenticarse.</w:t>
+      </w:r>
+    </w:p>
+    <w:p>
+      <w:pPr>
+        <w:rPr>
+          <w:rFonts w:ascii="Arial" w:hAnsi="Arial" w:cs="Arial"/>
+          <w:b/>
+          <w:bCs/>
+        </w:rPr>
+      </w:pPr>
+      <w:r>
+        <w:rPr>
+          <w:rFonts w:ascii="Arial" w:hAnsi="Arial" w:cs="Arial"/>
+          <w:b/>
+          <w:bCs/>
+        </w:rPr>
+        <w:t>Alternativa (usuario y contraseña):</w:t>
+      </w:r>
+    </w:p>
+    <w:p>
+      <w:pPr>
+        <w:rPr>
+          <w:rFonts w:ascii="Arial" w:hAnsi="Arial" w:cs="Arial"/>
+        </w:rPr>
+      </w:pPr>
+      <w:r>
+        <w:rPr>
+          <w:rFonts w:ascii="Arial" w:hAnsi="Arial" w:cs="Arial"/>
+        </w:rPr>
+        <w:t>"UID=</w:t>
+      </w:r>
+      <w:proofErr w:type="spellStart"/>
+      <w:r>
+        <w:rPr>
+          <w:rFonts w:ascii="Arial" w:hAnsi="Arial" w:cs="Arial"/>
+        </w:rPr>
+        <w:t>sa</w:t>
+      </w:r>
+      <w:proofErr w:type="spellEnd"/>
+      <w:r>
+        <w:rPr>
+          <w:rFonts w:ascii="Arial" w:hAnsi="Arial" w:cs="Arial"/>
+        </w:rPr>
+        <w:t>;"</w:t>
+      </w:r>
+      <w:r>
+        <w:rPr>
+          <w:rFonts w:ascii="Arial" w:hAnsi="Arial" w:cs="Arial"/>
+        </w:rPr>
+        <w:br/>
+        <w:t>"PWD=123456;"</w:t>
+      </w:r>
+    </w:p>
+    <w:p>
+      <w:pPr>
+        <w:rPr>
+          <w:rFonts w:ascii="Arial" w:hAnsi="Arial" w:cs="Arial"/>
+        </w:rPr>
+      </w:pPr>
+      <w:r>
+        <w:rPr>
+          <w:rFonts w:ascii="Arial" w:hAnsi="Arial" w:cs="Arial"/>
+        </w:rPr>
+        <w:pict w14:anchorId="6AF1AE35">
+          <v:rect id="_x0000_i1048" style="width:0;height:1.5pt" o:hralign="center" o:hrstd="t" o:hr="t" fillcolor="#a0a0a0" stroked="f"/>
+        </w:pict>
+      </w:r>
+    </w:p>
+    <w:p>
+      <w:pPr>
+        <w:rPr>
+          <w:rFonts w:ascii="Arial" w:hAnsi="Arial" w:cs="Arial"/>
+          <w:b/>
+          <w:bCs/>
+        </w:rPr>
+      </w:pPr>
+      <w:r>
+        <w:rPr>
+          <w:rFonts w:ascii="Segoe UI Emoji" w:hAnsi="Segoe UI Emoji" w:cs="Segoe UI Emoji"/>
+          <w:b/>
+          <w:bCs/>
+        </w:rPr>
+        <w:t>🔁</w:t>
+      </w:r>
+      <w:r>
+        <w:rPr>
+          <w:rFonts w:ascii="Arial" w:hAnsi="Arial" w:cs="Arial"/>
+          <w:b/>
+          <w:bCs/>
+        </w:rPr>
+        <w:t xml:space="preserve"> 5. </w:t>
+      </w:r>
+      <w:proofErr w:type="spellStart"/>
+      <w:r>
+        <w:rPr>
+          <w:rFonts w:ascii="Arial" w:hAnsi="Arial" w:cs="Arial"/>
+          <w:b/>
+          <w:bCs/>
+        </w:rPr>
+        <w:t>return</w:t>
+      </w:r>
+      <w:proofErr w:type="spellEnd"/>
+    </w:p>
+    <w:p>
+      <w:pPr>
+        <w:rPr>
+          <w:rFonts w:ascii="Arial" w:hAnsi="Arial" w:cs="Arial"/>
+        </w:rPr>
+      </w:pPr>
+      <w:r>
+        <w:rPr>
+          <w:rFonts w:ascii="Segoe UI Emoji" w:hAnsi="Segoe UI Emoji" w:cs="Segoe UI Emoji"/>
+        </w:rPr>
+        <w:t>👉</w:t>
+      </w:r>
+      <w:r>
+        <w:rPr>
+          <w:rFonts w:ascii="Arial" w:hAnsi="Arial" w:cs="Arial"/>
+        </w:rPr>
+        <w:t xml:space="preserve"> Devuelve la conexión.</w:t>
+      </w:r>
+    </w:p>
+    <w:p>
+      <w:pPr>
+        <w:rPr>
+          <w:rFonts w:ascii="Arial" w:hAnsi="Arial" w:cs="Arial"/>
+        </w:rPr>
+      </w:pPr>
+      <w:r>
+        <w:rPr>
+          <w:rFonts w:ascii="Segoe UI Emoji" w:hAnsi="Segoe UI Emoji" w:cs="Segoe UI Emoji"/>
+        </w:rPr>
+        <w:t>📌</w:t>
+      </w:r>
+      <w:r>
+        <w:rPr>
+          <w:rFonts w:ascii="Arial" w:hAnsi="Arial" w:cs="Arial"/>
+        </w:rPr>
+        <w:t xml:space="preserve"> Así puedes usarla en cualquier parte:</w:t>
+      </w:r>
+    </w:p>
+    <w:p>
+      <w:pPr>
+        <w:rPr>
+          <w:rFonts w:ascii="Arial" w:hAnsi="Arial" w:cs="Arial"/>
+        </w:rPr>
+      </w:pPr>
+      <w:proofErr w:type="spellStart"/>
+      <w:r>
+        <w:rPr>
+          <w:rFonts w:ascii="Arial" w:hAnsi="Arial" w:cs="Arial"/>
+        </w:rPr>
+        <w:t>conn</w:t>
+      </w:r>
+      <w:proofErr w:type="spellEnd"/>
+      <w:r>
+        <w:rPr>
+          <w:rFonts w:ascii="Arial" w:hAnsi="Arial" w:cs="Arial"/>
+        </w:rPr>
+        <w:t xml:space="preserve"> = </w:t>
+      </w:r>
+      <w:proofErr w:type="spellStart"/>
+      <w:r>
+        <w:rPr>
+          <w:rFonts w:ascii="Arial" w:hAnsi="Arial" w:cs="Arial"/>
+        </w:rPr>
+        <w:t>get_connection</w:t>
+      </w:r>
+      <w:proofErr w:type="spellEnd"/>
+      <w:r>
+        <w:rPr>
+          <w:rFonts w:ascii="Arial" w:hAnsi="Arial" w:cs="Arial"/>
+        </w:rPr>
+        <w:t>()</w:t>
+      </w:r>
+      <w:r>
+        <w:rPr>
+          <w:rFonts w:ascii="Arial" w:hAnsi="Arial" w:cs="Arial"/>
+        </w:rPr>
+        <w:br/>
+        <w:t xml:space="preserve">cursor = </w:t>
+      </w:r>
+      <w:proofErr w:type="spellStart"/>
+      <w:r>
+        <w:rPr>
+          <w:rFonts w:ascii="Arial" w:hAnsi="Arial" w:cs="Arial"/>
+        </w:rPr>
+        <w:t>conn.cursor</w:t>
+      </w:r>
+      <w:proofErr w:type="spellEnd"/>
+      <w:r>
+        <w:rPr>
+          <w:rFonts w:ascii="Arial" w:hAnsi="Arial" w:cs="Arial"/>
+        </w:rPr>
+        <w:t>()</w:t>
+      </w:r>
+    </w:p>
+    <w:p>
+      <w:pPr>
+        <w:rPr>
+          <w:rFonts w:ascii="Arial" w:hAnsi="Arial" w:cs="Arial"/>
+        </w:rPr>
+      </w:pPr>
+      <w:r>
+        <w:rPr>
+          <w:rFonts w:ascii="Arial" w:hAnsi="Arial" w:cs="Arial"/>
+        </w:rPr>
+        <w:pict w14:anchorId="54B51074">
+          <v:rect id="_x0000_i1049" style="width:0;height:1.5pt" o:hralign="center" o:hrstd="t" o:hr="t" fillcolor="#a0a0a0" stroked="f"/>
+        </w:pict>
+      </w:r>
+    </w:p>
+    <w:p>
+      <w:pPr>
+        <w:rPr>
+          <w:rFonts w:ascii="Arial" w:hAnsi="Arial" w:cs="Arial"/>
+          <w:b/>
+          <w:bCs/>
+        </w:rPr>
+      </w:pPr>
+      <w:r>
+        <w:rPr>
+          <w:rFonts w:ascii="Segoe UI Emoji" w:hAnsi="Segoe UI Emoji" w:cs="Segoe UI Emoji"/>
+          <w:b/>
+          <w:bCs/>
+        </w:rPr>
+        <w:t>🧠</w:t>
+      </w:r>
+      <w:r>
+        <w:rPr>
+          <w:rFonts w:ascii="Arial" w:hAnsi="Arial" w:cs="Arial"/>
+          <w:b/>
+          <w:bCs/>
+        </w:rPr>
+        <w:t xml:space="preserve"> FLUJO COMPLETO</w:t>
+      </w:r>
+    </w:p>
+    <w:p>
+      <w:pPr>
+        <w:rPr>
+          <w:rFonts w:ascii="Arial" w:hAnsi="Arial" w:cs="Arial"/>
+        </w:rPr>
+      </w:pPr>
+      <w:r>
+        <w:rPr>
+          <w:rFonts w:ascii="Arial" w:hAnsi="Arial" w:cs="Arial"/>
+        </w:rPr>
+        <w:t xml:space="preserve">Flask → </w:t>
+      </w:r>
+      <w:proofErr w:type="spellStart"/>
+      <w:r>
+        <w:rPr>
+          <w:rFonts w:ascii="Arial" w:hAnsi="Arial" w:cs="Arial"/>
+        </w:rPr>
+        <w:t>pyodbc</w:t>
+      </w:r>
+      <w:proofErr w:type="spellEnd"/>
+      <w:r>
+        <w:rPr>
+          <w:rFonts w:ascii="Arial" w:hAnsi="Arial" w:cs="Arial"/>
+        </w:rPr>
+        <w:t xml:space="preserve"> → Driver → SQL Server → Base de datos</w:t>
+      </w:r>
+    </w:p>
+    <w:p>
+      <w:pPr>
+        <w:rPr>
+          <w:rFonts w:ascii="Arial" w:hAnsi="Arial" w:cs="Arial"/>
+        </w:rPr>
+      </w:pPr>
+      <w:r>
+        <w:rPr>
+          <w:rFonts w:ascii="Arial" w:hAnsi="Arial" w:cs="Arial"/>
+        </w:rPr>
+        <w:pict w14:anchorId="41450CE1">
+          <v:rect id="_x0000_i1050" style="width:0;height:1.5pt" o:hralign="center" o:hrstd="t" o:hr="t" fillcolor="#a0a0a0" stroked="f"/>
+        </w:pict>
+      </w:r>
+    </w:p>
+    <w:p>
+      <w:pPr>
+        <w:rPr>
+          <w:rFonts w:ascii="Arial" w:hAnsi="Arial" w:cs="Arial"/>
+          <w:b/>
+          <w:bCs/>
+        </w:rPr>
+      </w:pPr>
+      <w:r>
+        <w:rPr>
+          <w:rFonts w:ascii="Segoe UI Emoji" w:hAnsi="Segoe UI Emoji" w:cs="Segoe UI Emoji"/>
+          <w:b/>
+          <w:bCs/>
+        </w:rPr>
+        <w:t>💥</w:t>
+      </w:r>
+      <w:r>
+        <w:rPr>
+          <w:rFonts w:ascii="Arial" w:hAnsi="Arial" w:cs="Arial"/>
+          <w:b/>
+          <w:bCs/>
+        </w:rPr>
+        <w:t xml:space="preserve"> EJEMPLO REAL DE USO</w:t>
+      </w:r>
+    </w:p>
+    <w:p>
+      <w:pPr>
+        <w:rPr>
+          <w:rFonts w:ascii="Arial" w:hAnsi="Arial" w:cs="Arial"/>
+        </w:rPr>
+      </w:pPr>
+      <w:proofErr w:type="spellStart"/>
+      <w:r>
+        <w:rPr>
+          <w:rFonts w:ascii="Arial" w:hAnsi="Arial" w:cs="Arial"/>
+        </w:rPr>
+        <w:t>conn</w:t>
+      </w:r>
+      <w:proofErr w:type="spellEnd"/>
+      <w:r>
+        <w:rPr>
+          <w:rFonts w:ascii="Arial" w:hAnsi="Arial" w:cs="Arial"/>
+        </w:rPr>
+        <w:t xml:space="preserve"> = </w:t>
+      </w:r>
+      <w:proofErr w:type="spellStart"/>
+      <w:r>
+        <w:rPr>
+          <w:rFonts w:ascii="Arial" w:hAnsi="Arial" w:cs="Arial"/>
+        </w:rPr>
+        <w:t>get_connection</w:t>
+      </w:r>
+      <w:proofErr w:type="spellEnd"/>
+      <w:r>
+        <w:rPr>
+          <w:rFonts w:ascii="Arial" w:hAnsi="Arial" w:cs="Arial"/>
+        </w:rPr>
+        <w:t>()</w:t>
+      </w:r>
+      <w:r>
+        <w:rPr>
+          <w:rFonts w:ascii="Arial" w:hAnsi="Arial" w:cs="Arial"/>
+        </w:rPr>
+        <w:br/>
+        <w:t xml:space="preserve">cursor = </w:t>
+      </w:r>
+      <w:proofErr w:type="spellStart"/>
+      <w:r>
+        <w:rPr>
+          <w:rFonts w:ascii="Arial" w:hAnsi="Arial" w:cs="Arial"/>
+        </w:rPr>
+        <w:t>conn.cursor</w:t>
+      </w:r>
+      <w:proofErr w:type="spellEnd"/>
+      <w:r>
+        <w:rPr>
+          <w:rFonts w:ascii="Arial" w:hAnsi="Arial" w:cs="Arial"/>
+        </w:rPr>
+        <w:t>()</w:t>
+      </w:r>
+      <w:r>
+        <w:rPr>
+          <w:rFonts w:ascii="Arial" w:hAnsi="Arial" w:cs="Arial"/>
+        </w:rPr>
+        <w:br/>
+      </w:r>
+      <w:r>
+        <w:rPr>
+          <w:rFonts w:ascii="Arial" w:hAnsi="Arial" w:cs="Arial"/>
+        </w:rPr>
+        <w:br/>
+      </w:r>
+      <w:proofErr w:type="spellStart"/>
+      <w:r>
+        <w:rPr>
+          <w:rFonts w:ascii="Arial" w:hAnsi="Arial" w:cs="Arial"/>
+        </w:rPr>
+        <w:lastRenderedPageBreak/>
+        <w:t>cursor.execute</w:t>
+      </w:r>
+      <w:proofErr w:type="spellEnd"/>
+      <w:r>
+        <w:rPr>
+          <w:rFonts w:ascii="Arial" w:hAnsi="Arial" w:cs="Arial"/>
+        </w:rPr>
+        <w:t>("SELECT * FROM usuarios")</w:t>
+      </w:r>
+      <w:r>
+        <w:rPr>
+          <w:rFonts w:ascii="Arial" w:hAnsi="Arial" w:cs="Arial"/>
+        </w:rPr>
+        <w:br/>
+        <w:t xml:space="preserve">datos = </w:t>
+      </w:r>
+      <w:proofErr w:type="spellStart"/>
+      <w:r>
+        <w:rPr>
+          <w:rFonts w:ascii="Arial" w:hAnsi="Arial" w:cs="Arial"/>
+        </w:rPr>
+        <w:t>cursor.fetchall</w:t>
+      </w:r>
+      <w:proofErr w:type="spellEnd"/>
+      <w:r>
+        <w:rPr>
+          <w:rFonts w:ascii="Arial" w:hAnsi="Arial" w:cs="Arial"/>
+        </w:rPr>
+        <w:t>()</w:t>
+      </w:r>
+    </w:p>
+    <w:p>
+      <w:pPr>
+        <w:rPr>
+          <w:rFonts w:ascii="Arial" w:hAnsi="Arial" w:cs="Arial"/>
+        </w:rPr>
+      </w:pPr>
+      <w:r>
+        <w:rPr>
+          <w:rFonts w:ascii="Arial" w:hAnsi="Arial" w:cs="Arial"/>
+        </w:rPr>
+        <w:pict w14:anchorId="110BEC4F">
+          <v:rect id="_x0000_i1051" style="width:0;height:1.5pt" o:hralign="center" o:hrstd="t" o:hr="t" fillcolor="#a0a0a0" stroked="f"/>
+        </w:pict>
+      </w:r>
+    </w:p>
+    <w:p>
+      <w:pPr>
+        <w:rPr>
+          <w:rFonts w:ascii="Arial" w:hAnsi="Arial" w:cs="Arial"/>
+          <w:b/>
+          <w:bCs/>
+        </w:rPr>
+      </w:pPr>
+      <w:r>
+        <w:rPr>
+          <w:rFonts w:ascii="Segoe UI Emoji" w:hAnsi="Segoe UI Emoji" w:cs="Segoe UI Emoji"/>
+          <w:b/>
+          <w:bCs/>
+        </w:rPr>
+        <w:t>⚠️</w:t>
+      </w:r>
+      <w:r>
+        <w:rPr>
+          <w:rFonts w:ascii="Arial" w:hAnsi="Arial" w:cs="Arial"/>
+          <w:b/>
+          <w:bCs/>
+        </w:rPr>
+        <w:t xml:space="preserve"> ERRORES COMUNES</w:t>
+      </w:r>
+    </w:p>
+    <w:p>
+      <w:pPr>
+        <w:rPr>
+          <w:rFonts w:ascii="Arial" w:hAnsi="Arial" w:cs="Arial"/>
+          <w:b/>
+          <w:bCs/>
+        </w:rPr>
+      </w:pPr>
+      <w:r>
+        <w:rPr>
+          <w:rFonts w:ascii="Segoe UI Emoji" w:hAnsi="Segoe UI Emoji" w:cs="Segoe UI Emoji"/>
+          <w:b/>
+          <w:bCs/>
+        </w:rPr>
+        <w:t>❌</w:t>
+      </w:r>
+      <w:r>
+        <w:rPr>
+          <w:rFonts w:ascii="Arial" w:hAnsi="Arial" w:cs="Arial"/>
+          <w:b/>
+          <w:bCs/>
+        </w:rPr>
+        <w:t xml:space="preserve"> Driver no instalado</w:t>
+      </w:r>
+    </w:p>
+    <w:p>
+      <w:pPr>
+        <w:rPr>
+          <w:rFonts w:ascii="Arial" w:hAnsi="Arial" w:cs="Arial"/>
+        </w:rPr>
+      </w:pPr>
+      <w:r>
+        <w:rPr>
+          <w:rFonts w:ascii="Arial" w:hAnsi="Arial" w:cs="Arial"/>
+        </w:rPr>
+        <w:t>Error:</w:t>
+      </w:r>
+    </w:p>
+    <w:p>
+      <w:pPr>
+        <w:rPr>
+          <w:rFonts w:ascii="Arial" w:hAnsi="Arial" w:cs="Arial"/>
+        </w:rPr>
+      </w:pPr>
+      <w:r>
+        <w:rPr>
+          <w:rFonts w:ascii="Arial" w:hAnsi="Arial" w:cs="Arial"/>
+        </w:rPr>
+        <w:t xml:space="preserve">Data </w:t>
+      </w:r>
+      <w:proofErr w:type="spellStart"/>
+      <w:r>
+        <w:rPr>
+          <w:rFonts w:ascii="Arial" w:hAnsi="Arial" w:cs="Arial"/>
+        </w:rPr>
+        <w:t>source</w:t>
+      </w:r>
+      <w:proofErr w:type="spellEnd"/>
+      <w:r>
+        <w:rPr>
+          <w:rFonts w:ascii="Arial" w:hAnsi="Arial" w:cs="Arial"/>
+        </w:rPr>
+        <w:t xml:space="preserve"> </w:t>
+      </w:r>
+      <w:proofErr w:type="spellStart"/>
+      <w:r>
+        <w:rPr>
+          <w:rFonts w:ascii="Arial" w:hAnsi="Arial" w:cs="Arial"/>
+        </w:rPr>
+        <w:t>name</w:t>
+      </w:r>
+      <w:proofErr w:type="spellEnd"/>
+      <w:r>
+        <w:rPr>
+          <w:rFonts w:ascii="Arial" w:hAnsi="Arial" w:cs="Arial"/>
+        </w:rPr>
+        <w:t xml:space="preserve"> </w:t>
+      </w:r>
+      <w:proofErr w:type="spellStart"/>
+      <w:r>
+        <w:rPr>
+          <w:rFonts w:ascii="Arial" w:hAnsi="Arial" w:cs="Arial"/>
+        </w:rPr>
+        <w:t>not</w:t>
+      </w:r>
+      <w:proofErr w:type="spellEnd"/>
+      <w:r>
+        <w:rPr>
+          <w:rFonts w:ascii="Arial" w:hAnsi="Arial" w:cs="Arial"/>
+        </w:rPr>
+        <w:t xml:space="preserve"> </w:t>
+      </w:r>
+      <w:proofErr w:type="spellStart"/>
+      <w:r>
+        <w:rPr>
+          <w:rFonts w:ascii="Arial" w:hAnsi="Arial" w:cs="Arial"/>
+        </w:rPr>
+        <w:t>found</w:t>
+      </w:r>
+      <w:proofErr w:type="spellEnd"/>
+    </w:p>
+    <w:p>
+      <w:pPr>
+        <w:rPr>
+          <w:rFonts w:ascii="Arial" w:hAnsi="Arial" w:cs="Arial"/>
+        </w:rPr>
+      </w:pPr>
+      <w:r>
+        <w:rPr>
+          <w:rFonts w:ascii="Segoe UI Emoji" w:hAnsi="Segoe UI Emoji" w:cs="Segoe UI Emoji"/>
+        </w:rPr>
+        <w:t>👉</w:t>
+      </w:r>
+      <w:r>
+        <w:rPr>
+          <w:rFonts w:ascii="Arial" w:hAnsi="Arial" w:cs="Arial"/>
+        </w:rPr>
+        <w:t xml:space="preserve"> Solución:</w:t>
+      </w:r>
+      <w:r>
+        <w:rPr>
+          <w:rFonts w:ascii="Arial" w:hAnsi="Arial" w:cs="Arial"/>
+        </w:rPr>
+        <w:br/>
+        <w:t>Instalar:</w:t>
+      </w:r>
+    </w:p>
+    <w:p>
+      <w:pPr>
+        <w:numPr>
+          <w:ilvl w:val="0"/>
+          <w:numId w:val="46"/>
+        </w:numPr>
+        <w:rPr>
+          <w:rFonts w:ascii="Arial" w:hAnsi="Arial" w:cs="Arial"/>
+        </w:rPr>
+      </w:pPr>
+      <w:r>
+        <w:rPr>
+          <w:rFonts w:ascii="Arial" w:hAnsi="Arial" w:cs="Arial"/>
+        </w:rPr>
+        <w:t xml:space="preserve">ODBC Driver 17 </w:t>
+      </w:r>
+      <w:proofErr w:type="spellStart"/>
+      <w:r>
+        <w:rPr>
+          <w:rFonts w:ascii="Arial" w:hAnsi="Arial" w:cs="Arial"/>
+        </w:rPr>
+        <w:t>for</w:t>
+      </w:r>
+      <w:proofErr w:type="spellEnd"/>
+      <w:r>
+        <w:rPr>
+          <w:rFonts w:ascii="Arial" w:hAnsi="Arial" w:cs="Arial"/>
+        </w:rPr>
+        <w:t xml:space="preserve"> SQL Server </w:t>
+      </w:r>
+    </w:p>
+    <w:p>
+      <w:pPr>
+        <w:rPr>
+          <w:rFonts w:ascii="Arial" w:hAnsi="Arial" w:cs="Arial"/>
+        </w:rPr>
+      </w:pPr>
+      <w:r>
+        <w:rPr>
+          <w:rFonts w:ascii="Arial" w:hAnsi="Arial" w:cs="Arial"/>
+        </w:rPr>
+        <w:pict w14:anchorId="11753AA4">
+          <v:rect id="_x0000_i1052" style="width:0;height:1.5pt" o:hralign="center" o:hrstd="t" o:hr="t" fillcolor="#a0a0a0" stroked="f"/>
+        </w:pict>
+      </w:r>
+    </w:p>
+    <w:p>
+      <w:pPr>
+        <w:rPr>
+          <w:rFonts w:ascii="Arial" w:hAnsi="Arial" w:cs="Arial"/>
+          <w:b/>
+          <w:bCs/>
+        </w:rPr>
+      </w:pPr>
+      <w:r>
+        <w:rPr>
+          <w:rFonts w:ascii="Segoe UI Emoji" w:hAnsi="Segoe UI Emoji" w:cs="Segoe UI Emoji"/>
+          <w:b/>
+          <w:bCs/>
+        </w:rPr>
+        <w:t>❌</w:t>
+      </w:r>
+      <w:r>
+        <w:rPr>
+          <w:rFonts w:ascii="Arial" w:hAnsi="Arial" w:cs="Arial"/>
+          <w:b/>
+          <w:bCs/>
+        </w:rPr>
+        <w:t xml:space="preserve"> Nombre del servidor incorrecto</w:t>
+      </w:r>
+    </w:p>
+    <w:p>
+      <w:pPr>
+        <w:rPr>
+          <w:rFonts w:ascii="Arial" w:hAnsi="Arial" w:cs="Arial"/>
+        </w:rPr>
+      </w:pPr>
+      <w:r>
+        <w:rPr>
+          <w:rFonts w:ascii="Segoe UI Emoji" w:hAnsi="Segoe UI Emoji" w:cs="Segoe UI Emoji"/>
+        </w:rPr>
+        <w:t>👉</w:t>
+      </w:r>
+      <w:r>
+        <w:rPr>
+          <w:rFonts w:ascii="Arial" w:hAnsi="Arial" w:cs="Arial"/>
+        </w:rPr>
+        <w:t xml:space="preserve"> Usa:</w:t>
+      </w:r>
+    </w:p>
+    <w:p>
+      <w:pPr>
+        <w:rPr>
+          <w:rFonts w:ascii="Arial" w:hAnsi="Arial" w:cs="Arial"/>
+        </w:rPr>
+      </w:pPr>
+      <w:r>
+        <w:rPr>
+          <w:rFonts w:ascii="Arial" w:hAnsi="Arial" w:cs="Arial"/>
+        </w:rPr>
+        <w:t>SERVER=.\SQLEXPRESS</w:t>
+      </w:r>
+    </w:p>
+    <w:p>
+      <w:pPr>
+        <w:rPr>
+          <w:rFonts w:ascii="Arial" w:hAnsi="Arial" w:cs="Arial"/>
+        </w:rPr>
+      </w:pPr>
+      <w:r>
+        <w:rPr>
+          <w:rFonts w:ascii="Arial" w:hAnsi="Arial" w:cs="Arial"/>
+        </w:rPr>
+        <w:t>(si usas SQL Server Express)</w:t>
+      </w:r>
+    </w:p>
+    <w:p>
+      <w:pPr>
+        <w:rPr>
+          <w:rFonts w:ascii="Arial" w:hAnsi="Arial" w:cs="Arial"/>
+        </w:rPr>
+      </w:pPr>
+      <w:r>
+        <w:rPr>
+          <w:rFonts w:ascii="Arial" w:hAnsi="Arial" w:cs="Arial"/>
+        </w:rPr>
+        <w:pict w14:anchorId="595751EF">
+          <v:rect id="_x0000_i1053" style="width:0;height:1.5pt" o:hralign="center" o:hrstd="t" o:hr="t" fillcolor="#a0a0a0" stroked="f"/>
+        </w:pict>
+      </w:r>
+    </w:p>
+    <w:p>
+      <w:pPr>
+        <w:rPr>
+          <w:rFonts w:ascii="Arial" w:hAnsi="Arial" w:cs="Arial"/>
+          <w:b/>
+          <w:bCs/>
+        </w:rPr>
+      </w:pPr>
+      <w:r>
+        <w:rPr>
+          <w:rFonts w:ascii="Segoe UI Emoji" w:hAnsi="Segoe UI Emoji" w:cs="Segoe UI Emoji"/>
+          <w:b/>
+          <w:bCs/>
+        </w:rPr>
+        <w:t>❌</w:t>
+      </w:r>
+      <w:r>
+        <w:rPr>
+          <w:rFonts w:ascii="Arial" w:hAnsi="Arial" w:cs="Arial"/>
+          <w:b/>
+          <w:bCs/>
+        </w:rPr>
+        <w:t xml:space="preserve"> Base de datos no existe</w:t>
+      </w:r>
+    </w:p>
+    <w:p>
+      <w:pPr>
+        <w:rPr>
+          <w:rFonts w:ascii="Arial" w:hAnsi="Arial" w:cs="Arial"/>
+        </w:rPr>
+      </w:pPr>
+      <w:r>
+        <w:rPr>
+          <w:rFonts w:ascii="Segoe UI Emoji" w:hAnsi="Segoe UI Emoji" w:cs="Segoe UI Emoji"/>
+        </w:rPr>
+        <w:t>👉</w:t>
+      </w:r>
+      <w:r>
+        <w:rPr>
+          <w:rFonts w:ascii="Arial" w:hAnsi="Arial" w:cs="Arial"/>
+        </w:rPr>
+        <w:t xml:space="preserve"> Debe coincidir con:</w:t>
+      </w:r>
+    </w:p>
+    <w:p>
+      <w:pPr>
+        <w:rPr>
+          <w:rFonts w:ascii="Arial" w:hAnsi="Arial" w:cs="Arial"/>
+        </w:rPr>
+      </w:pPr>
+      <w:r>
+        <w:rPr>
+          <w:rFonts w:ascii="Arial" w:hAnsi="Arial" w:cs="Arial"/>
+        </w:rPr>
+        <w:t xml:space="preserve">USE </w:t>
+      </w:r>
+      <w:proofErr w:type="spellStart"/>
+      <w:r>
+        <w:rPr>
+          <w:rFonts w:ascii="Arial" w:hAnsi="Arial" w:cs="Arial"/>
+        </w:rPr>
+        <w:t>login_db</w:t>
+      </w:r>
+      <w:proofErr w:type="spellEnd"/>
+      <w:r>
+        <w:rPr>
+          <w:rFonts w:ascii="Arial" w:hAnsi="Arial" w:cs="Arial"/>
+        </w:rPr>
+        <w:t>;</w:t>
+      </w:r>
+    </w:p>
+    <w:p>
+      <w:pPr>
+        <w:rPr>
+          <w:rFonts w:ascii="Arial" w:hAnsi="Arial" w:cs="Arial"/>
+        </w:rPr>
+      </w:pPr>
+      <w:r>
+        <w:rPr>
+          <w:rFonts w:ascii="Arial" w:hAnsi="Arial" w:cs="Arial"/>
+        </w:rPr>
+        <w:pict w14:anchorId="05EF2C0C">
+          <v:rect id="_x0000_i1054" style="width:0;height:1.5pt" o:hralign="center" o:hrstd="t" o:hr="t" fillcolor="#a0a0a0" stroked="f"/>
+        </w:pict>
+      </w:r>
+    </w:p>
+    <w:p>
+      <w:pPr>
+        <w:rPr>
+          <w:rFonts w:ascii="Arial" w:hAnsi="Arial" w:cs="Arial"/>
+          <w:b/>
+          <w:bCs/>
+        </w:rPr>
+      </w:pPr>
+      <w:r>
+        <w:rPr>
+          <w:rFonts w:ascii="Segoe UI Emoji" w:hAnsi="Segoe UI Emoji" w:cs="Segoe UI Emoji"/>
+          <w:b/>
+          <w:bCs/>
+        </w:rPr>
+        <w:t>🎯</w:t>
+      </w:r>
+      <w:r>
+        <w:rPr>
+          <w:rFonts w:ascii="Arial" w:hAnsi="Arial" w:cs="Arial"/>
+          <w:b/>
+          <w:bCs/>
+        </w:rPr>
+        <w:t xml:space="preserve"> RESUMEN</w:t>
+      </w:r>
+    </w:p>
+    <w:p>
+      <w:pPr>
+        <w:numPr>
+          <w:ilvl w:val="0"/>
+          <w:numId w:val="47"/>
+        </w:numPr>
+        <w:rPr>
+          <w:rFonts w:ascii="Arial" w:hAnsi="Arial" w:cs="Arial"/>
+        </w:rPr>
+      </w:pPr>
+      <w:proofErr w:type="spellStart"/>
+      <w:r>
+        <w:rPr>
+          <w:rFonts w:ascii="Arial" w:hAnsi="Arial" w:cs="Arial"/>
+        </w:rPr>
+        <w:t>pyodbc</w:t>
+      </w:r>
+      <w:proofErr w:type="spellEnd"/>
+      <w:r>
+        <w:rPr>
+          <w:rFonts w:ascii="Arial" w:hAnsi="Arial" w:cs="Arial"/>
+        </w:rPr>
+        <w:t xml:space="preserve"> → conecta Python con SQL Server </w:t>
+      </w:r>
+    </w:p>
+    <w:p>
+      <w:pPr>
+        <w:numPr>
+          <w:ilvl w:val="0"/>
+          <w:numId w:val="47"/>
+        </w:numPr>
+        <w:rPr>
+          <w:rFonts w:ascii="Arial" w:hAnsi="Arial" w:cs="Arial"/>
+        </w:rPr>
+      </w:pPr>
+      <w:proofErr w:type="spellStart"/>
+      <w:r>
+        <w:rPr>
+          <w:rFonts w:ascii="Arial" w:hAnsi="Arial" w:cs="Arial"/>
+        </w:rPr>
+        <w:t>get_connection</w:t>
+      </w:r>
+      <w:proofErr w:type="spellEnd"/>
+      <w:r>
+        <w:rPr>
+          <w:rFonts w:ascii="Arial" w:hAnsi="Arial" w:cs="Arial"/>
+        </w:rPr>
+        <w:t xml:space="preserve">() → función reutilizable </w:t>
+      </w:r>
+    </w:p>
+    <w:p>
+      <w:pPr>
+        <w:numPr>
+          <w:ilvl w:val="0"/>
+          <w:numId w:val="47"/>
+        </w:numPr>
+        <w:rPr>
+          <w:rFonts w:ascii="Arial" w:hAnsi="Arial" w:cs="Arial"/>
+        </w:rPr>
+      </w:pPr>
+      <w:proofErr w:type="spellStart"/>
+      <w:r>
+        <w:rPr>
+          <w:rFonts w:ascii="Arial" w:hAnsi="Arial" w:cs="Arial"/>
+        </w:rPr>
+        <w:t>connect</w:t>
+      </w:r>
+      <w:proofErr w:type="spellEnd"/>
+      <w:r>
+        <w:rPr>
+          <w:rFonts w:ascii="Arial" w:hAnsi="Arial" w:cs="Arial"/>
+        </w:rPr>
+        <w:t xml:space="preserve">() → abre la conexión </w:t>
+      </w:r>
+    </w:p>
+    <w:p>
+      <w:pPr>
+        <w:numPr>
+          <w:ilvl w:val="0"/>
+          <w:numId w:val="47"/>
+        </w:numPr>
+        <w:rPr>
+          <w:rFonts w:ascii="Arial" w:hAnsi="Arial" w:cs="Arial"/>
+        </w:rPr>
+      </w:pPr>
+      <w:r>
+        <w:rPr>
+          <w:rFonts w:ascii="Arial" w:hAnsi="Arial" w:cs="Arial"/>
+        </w:rPr>
+        <w:t xml:space="preserve">DRIVER → motor de conexión </w:t>
+      </w:r>
+    </w:p>
+    <w:p>
+      <w:pPr>
+        <w:numPr>
+          <w:ilvl w:val="0"/>
+          <w:numId w:val="47"/>
+        </w:numPr>
+        <w:rPr>
+          <w:rFonts w:ascii="Arial" w:hAnsi="Arial" w:cs="Arial"/>
+        </w:rPr>
+      </w:pPr>
+      <w:r>
+        <w:rPr>
+          <w:rFonts w:ascii="Arial" w:hAnsi="Arial" w:cs="Arial"/>
+        </w:rPr>
+        <w:t xml:space="preserve">SERVER → dónde está SQL Server </w:t>
+      </w:r>
+    </w:p>
+    <w:p>
+      <w:pPr>
+        <w:numPr>
+          <w:ilvl w:val="0"/>
+          <w:numId w:val="47"/>
+        </w:numPr>
+        <w:rPr>
+          <w:rFonts w:ascii="Arial" w:hAnsi="Arial" w:cs="Arial"/>
+        </w:rPr>
+      </w:pPr>
+      <w:r>
+        <w:rPr>
+          <w:rFonts w:ascii="Arial" w:hAnsi="Arial" w:cs="Arial"/>
+        </w:rPr>
+        <w:t xml:space="preserve">DATABASE → qué base usar </w:t>
+      </w:r>
+    </w:p>
+    <w:p>
+      <w:pPr>
+        <w:numPr>
+          <w:ilvl w:val="0"/>
+          <w:numId w:val="47"/>
+        </w:numPr>
+        <w:rPr>
+          <w:rFonts w:ascii="Arial" w:hAnsi="Arial" w:cs="Arial"/>
+        </w:rPr>
+      </w:pPr>
+      <w:proofErr w:type="spellStart"/>
+      <w:r>
+        <w:rPr>
+          <w:rFonts w:ascii="Arial" w:hAnsi="Arial" w:cs="Arial"/>
+        </w:rPr>
+        <w:lastRenderedPageBreak/>
+        <w:t>Trusted_Connection</w:t>
+      </w:r>
+      <w:proofErr w:type="spellEnd"/>
+      <w:r>
+        <w:rPr>
+          <w:rFonts w:ascii="Arial" w:hAnsi="Arial" w:cs="Arial"/>
+        </w:rPr>
+        <w:t xml:space="preserve"> → tipo de </w:t>
+      </w:r>
+      <w:proofErr w:type="spellStart"/>
+      <w:r>
+        <w:rPr>
+          <w:rFonts w:ascii="Arial" w:hAnsi="Arial" w:cs="Arial"/>
+        </w:rPr>
+        <w:t>login</w:t>
+      </w:r>
+      <w:proofErr w:type="spellEnd"/>
+    </w:p>
+    <w:p>
+      <w:pPr>
+        <w:rPr>
+          <w:rFonts w:ascii="Arial" w:hAnsi="Arial" w:cs="Arial"/>
+        </w:rPr>
+      </w:pPr>
+    </w:p>
+    <w:p>
+      <w:pPr>
+        <w:rPr>
+          <w:rFonts w:ascii="Arial" w:hAnsi="Arial" w:cs="Arial"/>
+        </w:rPr>
+      </w:pPr>
+    </w:p>
+    <w:p>
+      <w:pPr>
+        <w:rPr>
+          <w:rFonts w:ascii="Arial" w:hAnsi="Arial" w:cs="Arial"/>
+        </w:rPr>
+      </w:pPr>
+    </w:p>
+    <w:p>
+      <w:pPr>
+        <w:rPr>
+          <w:rFonts w:ascii="Arial" w:hAnsi="Arial" w:cs="Arial"/>
+        </w:rPr>
+      </w:pPr>
+      <w:r>
+        <w:rPr>
+          <w:rFonts w:ascii="Arial" w:hAnsi="Arial" w:cs="Arial"/>
+        </w:rPr>
+        <w:t>MODELO ENTIDAD RELACION</w:t>
+      </w:r>
+    </w:p>
+    <w:p>
+      <w:pPr>
+        <w:rPr>
+          <w:rFonts w:ascii="Arial" w:hAnsi="Arial" w:cs="Arial"/>
+        </w:rPr>
+      </w:pPr>
+      <w:r>
+        <w:rPr>
+          <w:rFonts w:ascii="Arial" w:hAnsi="Arial" w:cs="Arial"/>
+        </w:rPr>
+        <w:t>TOKEN POR CORREO</w:t>
+      </w:r>
+    </w:p>
+    <w:p>
+      <w:pPr>
+        <w:rPr>
+          <w:rFonts w:ascii="Arial" w:hAnsi="Arial" w:cs="Arial"/>
+        </w:rPr>
+      </w:pPr>
+      <w:r>
+        <w:rPr>
+          <w:rFonts w:ascii="Arial" w:hAnsi="Arial" w:cs="Arial"/>
+        </w:rPr>
+        <w:t>COMANDOS GIT</w:t>
+      </w:r>
+    </w:p>
+    <w:p>
+      <w:pPr>
+        <w:rPr>
+          <w:rFonts w:ascii="Arial" w:hAnsi="Arial" w:cs="Arial"/>
+        </w:rPr>
+      </w:pPr>
+    </w:p>
+    <w:p>
+      <w:pPr>
+        <w:rPr>
+          <w:rFonts w:ascii="Arial" w:hAnsi="Arial" w:cs="Arial"/>
+        </w:rPr>
+      </w:pPr>
+    </w:p>
+    <w:p>
+      <w:pPr>
+        <w:rPr>
+          <w:rFonts w:ascii="Arial" w:hAnsi="Arial" w:cs="Arial"/>
+        </w:rPr>
+      </w:pPr>
+    </w:p>
+    <w:p>
+      <w:pPr>
+        <w:rPr>
+          <w:rFonts w:ascii="Arial" w:hAnsi="Arial" w:cs="Arial"/>
+        </w:rPr>
+      </w:pPr>
+    </w:p>
+    <w:p>
+      <w:pPr>
+        <w:rPr>
+          <w:rFonts w:ascii="Arial" w:hAnsi="Arial" w:cs="Arial"/>
+        </w:rPr>
+      </w:pPr>
+    </w:p>
+    <w:p>
+      <w:pPr>
+        <w:rPr>
+          <w:rFonts w:ascii="Arial" w:hAnsi="Arial" w:cs="Arial"/>
+        </w:rPr>
+      </w:pPr>
+      <w:r>
+        <w:rPr>
+          <w:rFonts w:ascii="Arial" w:hAnsi="Arial" w:cs="Arial"/>
+        </w:rPr>
+        <w:t>PRUEBAS POR EJEMPLO SI ES MAYUSCULA LA CONTRASEÑA O NO??</w:t>
+      </w:r>
+      <w:r>
+        <w:rPr>
+          <w:rFonts w:ascii="Arial" w:hAnsi="Arial" w:cs="Arial"/>
+        </w:rPr>
+        <w:br/>
+      </w:r>
+    </w:p>
+    <w:p>
+      <w:pPr>
+        <w:rPr>
+          <w:rFonts w:ascii="Arial" w:hAnsi="Arial" w:cs="Arial"/>
+        </w:rPr>
+      </w:pPr>
+    </w:p>
     <w:sectPr>
       <w:pgSz w:w="12240" w:h="15840"/>
       <w:pgMar w:top="1417" w:right="1701" w:bottom="1417" w:left="1701" w:header="708" w:footer="708" w:gutter="0"/>
@@ -6062,6 +10623,155 @@
     </w:lvl>
   </w:abstractNum>
   <w:abstractNum w:abstractNumId="27" w15:restartNumberingAfterBreak="0">
+    <w:nsid w:val="4A920A2D"/>
+    <w:multiLevelType w:val="multilevel"/>
+    <w:tmpl w:val="0E4A6CAA"/>
+    <w:lvl w:ilvl="0">
+      <w:start w:val="1"/>
+      <w:numFmt w:val="bullet"/>
+      <w:lvlText w:val=""/>
+      <w:lvlJc w:val="left"/>
+      <w:pPr>
+        <w:tabs>
+          <w:tab w:val="num" w:pos="720"/>
+        </w:tabs>
+        <w:ind w:left="720" w:hanging="360"/>
+      </w:pPr>
+      <w:rPr>
+        <w:rFonts w:ascii="Symbol" w:hAnsi="Symbol" w:hint="default"/>
+        <w:sz w:val="20"/>
+      </w:rPr>
+    </w:lvl>
+    <w:lvl w:ilvl="1" w:tentative="1">
+      <w:start w:val="1"/>
+      <w:numFmt w:val="bullet"/>
+      <w:lvlText w:val="o"/>
+      <w:lvlJc w:val="left"/>
+      <w:pPr>
+        <w:tabs>
+          <w:tab w:val="num" w:pos="1440"/>
+        </w:tabs>
+        <w:ind w:left="1440" w:hanging="360"/>
+      </w:pPr>
+      <w:rPr>
+        <w:rFonts w:ascii="Courier New" w:hAnsi="Courier New" w:hint="default"/>
+        <w:sz w:val="20"/>
+      </w:rPr>
+    </w:lvl>
+    <w:lvl w:ilvl="2" w:tentative="1">
+      <w:start w:val="1"/>
+      <w:numFmt w:val="bullet"/>
+      <w:lvlText w:val=""/>
+      <w:lvlJc w:val="left"/>
+      <w:pPr>
+        <w:tabs>
+          <w:tab w:val="num" w:pos="2160"/>
+        </w:tabs>
+        <w:ind w:left="2160" w:hanging="360"/>
+      </w:pPr>
+      <w:rPr>
+        <w:rFonts w:ascii="Wingdings" w:hAnsi="Wingdings" w:hint="default"/>
+        <w:sz w:val="20"/>
+      </w:rPr>
+    </w:lvl>
+    <w:lvl w:ilvl="3" w:tentative="1">
+      <w:start w:val="1"/>
+      <w:numFmt w:val="bullet"/>
+      <w:lvlText w:val=""/>
+      <w:lvlJc w:val="left"/>
+      <w:pPr>
+        <w:tabs>
+          <w:tab w:val="num" w:pos="2880"/>
+        </w:tabs>
+        <w:ind w:left="2880" w:hanging="360"/>
+      </w:pPr>
+      <w:rPr>
+        <w:rFonts w:ascii="Wingdings" w:hAnsi="Wingdings" w:hint="default"/>
+        <w:sz w:val="20"/>
+      </w:rPr>
+    </w:lvl>
+    <w:lvl w:ilvl="4" w:tentative="1">
+      <w:start w:val="1"/>
+      <w:numFmt w:val="bullet"/>
+      <w:lvlText w:val=""/>
+      <w:lvlJc w:val="left"/>
+      <w:pPr>
+        <w:tabs>
+          <w:tab w:val="num" w:pos="3600"/>
+        </w:tabs>
+        <w:ind w:left="3600" w:hanging="360"/>
+      </w:pPr>
+      <w:rPr>
+        <w:rFonts w:ascii="Wingdings" w:hAnsi="Wingdings" w:hint="default"/>
+        <w:sz w:val="20"/>
+      </w:rPr>
+    </w:lvl>
+    <w:lvl w:ilvl="5" w:tentative="1">
+      <w:start w:val="1"/>
+      <w:numFmt w:val="bullet"/>
+      <w:lvlText w:val=""/>
+      <w:lvlJc w:val="left"/>
+      <w:pPr>
+        <w:tabs>
+          <w:tab w:val="num" w:pos="4320"/>
+        </w:tabs>
+        <w:ind w:left="4320" w:hanging="360"/>
+      </w:pPr>
+      <w:rPr>
+        <w:rFonts w:ascii="Wingdings" w:hAnsi="Wingdings" w:hint="default"/>
+        <w:sz w:val="20"/>
+      </w:rPr>
+    </w:lvl>
+    <w:lvl w:ilvl="6" w:tentative="1">
+      <w:start w:val="1"/>
+      <w:numFmt w:val="bullet"/>
+      <w:lvlText w:val=""/>
+      <w:lvlJc w:val="left"/>
+      <w:pPr>
+        <w:tabs>
+          <w:tab w:val="num" w:pos="5040"/>
+        </w:tabs>
+        <w:ind w:left="5040" w:hanging="360"/>
+      </w:pPr>
+      <w:rPr>
+        <w:rFonts w:ascii="Wingdings" w:hAnsi="Wingdings" w:hint="default"/>
+        <w:sz w:val="20"/>
+      </w:rPr>
+    </w:lvl>
+    <w:lvl w:ilvl="7" w:tentative="1">
+      <w:start w:val="1"/>
+      <w:numFmt w:val="bullet"/>
+      <w:lvlText w:val=""/>
+      <w:lvlJc w:val="left"/>
+      <w:pPr>
+        <w:tabs>
+          <w:tab w:val="num" w:pos="5760"/>
+        </w:tabs>
+        <w:ind w:left="5760" w:hanging="360"/>
+      </w:pPr>
+      <w:rPr>
+        <w:rFonts w:ascii="Wingdings" w:hAnsi="Wingdings" w:hint="default"/>
+        <w:sz w:val="20"/>
+      </w:rPr>
+    </w:lvl>
+    <w:lvl w:ilvl="8" w:tentative="1">
+      <w:start w:val="1"/>
+      <w:numFmt w:val="bullet"/>
+      <w:lvlText w:val=""/>
+      <w:lvlJc w:val="left"/>
+      <w:pPr>
+        <w:tabs>
+          <w:tab w:val="num" w:pos="6480"/>
+        </w:tabs>
+        <w:ind w:left="6480" w:hanging="360"/>
+      </w:pPr>
+      <w:rPr>
+        <w:rFonts w:ascii="Wingdings" w:hAnsi="Wingdings" w:hint="default"/>
+        <w:sz w:val="20"/>
+      </w:rPr>
+    </w:lvl>
+  </w:abstractNum>
+  <w:abstractNum w:abstractNumId="28" w15:restartNumberingAfterBreak="0">
     <w:nsid w:val="4D9756CE"/>
     <w:multiLevelType w:val="multilevel"/>
     <w:tmpl w:val="A5125480"/>
@@ -6210,7 +10920,7 @@
       </w:rPr>
     </w:lvl>
   </w:abstractNum>
-  <w:abstractNum w:abstractNumId="28" w15:restartNumberingAfterBreak="0">
+  <w:abstractNum w:abstractNumId="29" w15:restartNumberingAfterBreak="0">
     <w:nsid w:val="50B57B07"/>
     <w:multiLevelType w:val="multilevel"/>
     <w:tmpl w:val="08B448BE"/>
@@ -6359,7 +11069,7 @@
       </w:rPr>
     </w:lvl>
   </w:abstractNum>
-  <w:abstractNum w:abstractNumId="29" w15:restartNumberingAfterBreak="0">
+  <w:abstractNum w:abstractNumId="30" w15:restartNumberingAfterBreak="0">
     <w:nsid w:val="557835E0"/>
     <w:multiLevelType w:val="multilevel"/>
     <w:tmpl w:val="FCF253D6"/>
@@ -6508,7 +11218,7 @@
       </w:rPr>
     </w:lvl>
   </w:abstractNum>
-  <w:abstractNum w:abstractNumId="30" w15:restartNumberingAfterBreak="0">
+  <w:abstractNum w:abstractNumId="31" w15:restartNumberingAfterBreak="0">
     <w:nsid w:val="55E91804"/>
     <w:multiLevelType w:val="multilevel"/>
     <w:tmpl w:val="08BEAA14"/>
@@ -6657,7 +11367,7 @@
       </w:rPr>
     </w:lvl>
   </w:abstractNum>
-  <w:abstractNum w:abstractNumId="31" w15:restartNumberingAfterBreak="0">
+  <w:abstractNum w:abstractNumId="32" w15:restartNumberingAfterBreak="0">
     <w:nsid w:val="572B4921"/>
     <w:multiLevelType w:val="multilevel"/>
     <w:tmpl w:val="8A9A9F9C"/>
@@ -6806,7 +11516,7 @@
       </w:rPr>
     </w:lvl>
   </w:abstractNum>
-  <w:abstractNum w:abstractNumId="32" w15:restartNumberingAfterBreak="0">
+  <w:abstractNum w:abstractNumId="33" w15:restartNumberingAfterBreak="0">
     <w:nsid w:val="58E87C22"/>
     <w:multiLevelType w:val="multilevel"/>
     <w:tmpl w:val="00E47A98"/>
@@ -6955,7 +11665,7 @@
       </w:rPr>
     </w:lvl>
   </w:abstractNum>
-  <w:abstractNum w:abstractNumId="33" w15:restartNumberingAfterBreak="0">
+  <w:abstractNum w:abstractNumId="34" w15:restartNumberingAfterBreak="0">
     <w:nsid w:val="5BEC4617"/>
     <w:multiLevelType w:val="multilevel"/>
     <w:tmpl w:val="5D4EDA28"/>
@@ -7104,7 +11814,156 @@
       </w:rPr>
     </w:lvl>
   </w:abstractNum>
-  <w:abstractNum w:abstractNumId="34" w15:restartNumberingAfterBreak="0">
+  <w:abstractNum w:abstractNumId="35" w15:restartNumberingAfterBreak="0">
+    <w:nsid w:val="5CE058D3"/>
+    <w:multiLevelType w:val="multilevel"/>
+    <w:tmpl w:val="C4768F8C"/>
+    <w:lvl w:ilvl="0">
+      <w:start w:val="1"/>
+      <w:numFmt w:val="bullet"/>
+      <w:lvlText w:val=""/>
+      <w:lvlJc w:val="left"/>
+      <w:pPr>
+        <w:tabs>
+          <w:tab w:val="num" w:pos="720"/>
+        </w:tabs>
+        <w:ind w:left="720" w:hanging="360"/>
+      </w:pPr>
+      <w:rPr>
+        <w:rFonts w:ascii="Symbol" w:hAnsi="Symbol" w:hint="default"/>
+        <w:sz w:val="20"/>
+      </w:rPr>
+    </w:lvl>
+    <w:lvl w:ilvl="1" w:tentative="1">
+      <w:start w:val="1"/>
+      <w:numFmt w:val="bullet"/>
+      <w:lvlText w:val="o"/>
+      <w:lvlJc w:val="left"/>
+      <w:pPr>
+        <w:tabs>
+          <w:tab w:val="num" w:pos="1440"/>
+        </w:tabs>
+        <w:ind w:left="1440" w:hanging="360"/>
+      </w:pPr>
+      <w:rPr>
+        <w:rFonts w:ascii="Courier New" w:hAnsi="Courier New" w:hint="default"/>
+        <w:sz w:val="20"/>
+      </w:rPr>
+    </w:lvl>
+    <w:lvl w:ilvl="2" w:tentative="1">
+      <w:start w:val="1"/>
+      <w:numFmt w:val="bullet"/>
+      <w:lvlText w:val=""/>
+      <w:lvlJc w:val="left"/>
+      <w:pPr>
+        <w:tabs>
+          <w:tab w:val="num" w:pos="2160"/>
+        </w:tabs>
+        <w:ind w:left="2160" w:hanging="360"/>
+      </w:pPr>
+      <w:rPr>
+        <w:rFonts w:ascii="Wingdings" w:hAnsi="Wingdings" w:hint="default"/>
+        <w:sz w:val="20"/>
+      </w:rPr>
+    </w:lvl>
+    <w:lvl w:ilvl="3" w:tentative="1">
+      <w:start w:val="1"/>
+      <w:numFmt w:val="bullet"/>
+      <w:lvlText w:val=""/>
+      <w:lvlJc w:val="left"/>
+      <w:pPr>
+        <w:tabs>
+          <w:tab w:val="num" w:pos="2880"/>
+        </w:tabs>
+        <w:ind w:left="2880" w:hanging="360"/>
+      </w:pPr>
+      <w:rPr>
+        <w:rFonts w:ascii="Wingdings" w:hAnsi="Wingdings" w:hint="default"/>
+        <w:sz w:val="20"/>
+      </w:rPr>
+    </w:lvl>
+    <w:lvl w:ilvl="4" w:tentative="1">
+      <w:start w:val="1"/>
+      <w:numFmt w:val="bullet"/>
+      <w:lvlText w:val=""/>
+      <w:lvlJc w:val="left"/>
+      <w:pPr>
+        <w:tabs>
+          <w:tab w:val="num" w:pos="3600"/>
+        </w:tabs>
+        <w:ind w:left="3600" w:hanging="360"/>
+      </w:pPr>
+      <w:rPr>
+        <w:rFonts w:ascii="Wingdings" w:hAnsi="Wingdings" w:hint="default"/>
+        <w:sz w:val="20"/>
+      </w:rPr>
+    </w:lvl>
+    <w:lvl w:ilvl="5" w:tentative="1">
+      <w:start w:val="1"/>
+      <w:numFmt w:val="bullet"/>
+      <w:lvlText w:val=""/>
+      <w:lvlJc w:val="left"/>
+      <w:pPr>
+        <w:tabs>
+          <w:tab w:val="num" w:pos="4320"/>
+        </w:tabs>
+        <w:ind w:left="4320" w:hanging="360"/>
+      </w:pPr>
+      <w:rPr>
+        <w:rFonts w:ascii="Wingdings" w:hAnsi="Wingdings" w:hint="default"/>
+        <w:sz w:val="20"/>
+      </w:rPr>
+    </w:lvl>
+    <w:lvl w:ilvl="6" w:tentative="1">
+      <w:start w:val="1"/>
+      <w:numFmt w:val="bullet"/>
+      <w:lvlText w:val=""/>
+      <w:lvlJc w:val="left"/>
+      <w:pPr>
+        <w:tabs>
+          <w:tab w:val="num" w:pos="5040"/>
+        </w:tabs>
+        <w:ind w:left="5040" w:hanging="360"/>
+      </w:pPr>
+      <w:rPr>
+        <w:rFonts w:ascii="Wingdings" w:hAnsi="Wingdings" w:hint="default"/>
+        <w:sz w:val="20"/>
+      </w:rPr>
+    </w:lvl>
+    <w:lvl w:ilvl="7" w:tentative="1">
+      <w:start w:val="1"/>
+      <w:numFmt w:val="bullet"/>
+      <w:lvlText w:val=""/>
+      <w:lvlJc w:val="left"/>
+      <w:pPr>
+        <w:tabs>
+          <w:tab w:val="num" w:pos="5760"/>
+        </w:tabs>
+        <w:ind w:left="5760" w:hanging="360"/>
+      </w:pPr>
+      <w:rPr>
+        <w:rFonts w:ascii="Wingdings" w:hAnsi="Wingdings" w:hint="default"/>
+        <w:sz w:val="20"/>
+      </w:rPr>
+    </w:lvl>
+    <w:lvl w:ilvl="8" w:tentative="1">
+      <w:start w:val="1"/>
+      <w:numFmt w:val="bullet"/>
+      <w:lvlText w:val=""/>
+      <w:lvlJc w:val="left"/>
+      <w:pPr>
+        <w:tabs>
+          <w:tab w:val="num" w:pos="6480"/>
+        </w:tabs>
+        <w:ind w:left="6480" w:hanging="360"/>
+      </w:pPr>
+      <w:rPr>
+        <w:rFonts w:ascii="Wingdings" w:hAnsi="Wingdings" w:hint="default"/>
+        <w:sz w:val="20"/>
+      </w:rPr>
+    </w:lvl>
+  </w:abstractNum>
+  <w:abstractNum w:abstractNumId="36" w15:restartNumberingAfterBreak="0">
     <w:nsid w:val="632E1A31"/>
     <w:multiLevelType w:val="multilevel"/>
     <w:tmpl w:val="F906DF96"/>
@@ -7253,7 +12112,7 @@
       </w:rPr>
     </w:lvl>
   </w:abstractNum>
-  <w:abstractNum w:abstractNumId="35" w15:restartNumberingAfterBreak="0">
+  <w:abstractNum w:abstractNumId="37" w15:restartNumberingAfterBreak="0">
     <w:nsid w:val="646F3366"/>
     <w:multiLevelType w:val="multilevel"/>
     <w:tmpl w:val="00BC7494"/>
@@ -7366,7 +12225,7 @@
       </w:pPr>
     </w:lvl>
   </w:abstractNum>
-  <w:abstractNum w:abstractNumId="36" w15:restartNumberingAfterBreak="0">
+  <w:abstractNum w:abstractNumId="38" w15:restartNumberingAfterBreak="0">
     <w:nsid w:val="68ED1676"/>
     <w:multiLevelType w:val="multilevel"/>
     <w:tmpl w:val="DDBC135C"/>
@@ -7515,7 +12374,7 @@
       </w:rPr>
     </w:lvl>
   </w:abstractNum>
-  <w:abstractNum w:abstractNumId="37" w15:restartNumberingAfterBreak="0">
+  <w:abstractNum w:abstractNumId="39" w15:restartNumberingAfterBreak="0">
     <w:nsid w:val="69436CE6"/>
     <w:multiLevelType w:val="multilevel"/>
     <w:tmpl w:val="277AE78C"/>
@@ -7664,7 +12523,7 @@
       </w:rPr>
     </w:lvl>
   </w:abstractNum>
-  <w:abstractNum w:abstractNumId="38" w15:restartNumberingAfterBreak="0">
+  <w:abstractNum w:abstractNumId="40" w15:restartNumberingAfterBreak="0">
     <w:nsid w:val="71DB37DF"/>
     <w:multiLevelType w:val="multilevel"/>
     <w:tmpl w:val="3626A6CC"/>
@@ -7813,7 +12672,7 @@
       </w:rPr>
     </w:lvl>
   </w:abstractNum>
-  <w:abstractNum w:abstractNumId="39" w15:restartNumberingAfterBreak="0">
+  <w:abstractNum w:abstractNumId="41" w15:restartNumberingAfterBreak="0">
     <w:nsid w:val="733B7850"/>
     <w:multiLevelType w:val="multilevel"/>
     <w:tmpl w:val="BDF280B8"/>
@@ -7962,7 +12821,305 @@
       </w:rPr>
     </w:lvl>
   </w:abstractNum>
-  <w:abstractNum w:abstractNumId="40" w15:restartNumberingAfterBreak="0">
+  <w:abstractNum w:abstractNumId="42" w15:restartNumberingAfterBreak="0">
+    <w:nsid w:val="760C0852"/>
+    <w:multiLevelType w:val="multilevel"/>
+    <w:tmpl w:val="A3BE1AE2"/>
+    <w:lvl w:ilvl="0">
+      <w:start w:val="1"/>
+      <w:numFmt w:val="bullet"/>
+      <w:lvlText w:val=""/>
+      <w:lvlJc w:val="left"/>
+      <w:pPr>
+        <w:tabs>
+          <w:tab w:val="num" w:pos="720"/>
+        </w:tabs>
+        <w:ind w:left="720" w:hanging="360"/>
+      </w:pPr>
+      <w:rPr>
+        <w:rFonts w:ascii="Symbol" w:hAnsi="Symbol" w:hint="default"/>
+        <w:sz w:val="20"/>
+      </w:rPr>
+    </w:lvl>
+    <w:lvl w:ilvl="1" w:tentative="1">
+      <w:start w:val="1"/>
+      <w:numFmt w:val="bullet"/>
+      <w:lvlText w:val="o"/>
+      <w:lvlJc w:val="left"/>
+      <w:pPr>
+        <w:tabs>
+          <w:tab w:val="num" w:pos="1440"/>
+        </w:tabs>
+        <w:ind w:left="1440" w:hanging="360"/>
+      </w:pPr>
+      <w:rPr>
+        <w:rFonts w:ascii="Courier New" w:hAnsi="Courier New" w:hint="default"/>
+        <w:sz w:val="20"/>
+      </w:rPr>
+    </w:lvl>
+    <w:lvl w:ilvl="2" w:tentative="1">
+      <w:start w:val="1"/>
+      <w:numFmt w:val="bullet"/>
+      <w:lvlText w:val=""/>
+      <w:lvlJc w:val="left"/>
+      <w:pPr>
+        <w:tabs>
+          <w:tab w:val="num" w:pos="2160"/>
+        </w:tabs>
+        <w:ind w:left="2160" w:hanging="360"/>
+      </w:pPr>
+      <w:rPr>
+        <w:rFonts w:ascii="Wingdings" w:hAnsi="Wingdings" w:hint="default"/>
+        <w:sz w:val="20"/>
+      </w:rPr>
+    </w:lvl>
+    <w:lvl w:ilvl="3" w:tentative="1">
+      <w:start w:val="1"/>
+      <w:numFmt w:val="bullet"/>
+      <w:lvlText w:val=""/>
+      <w:lvlJc w:val="left"/>
+      <w:pPr>
+        <w:tabs>
+          <w:tab w:val="num" w:pos="2880"/>
+        </w:tabs>
+        <w:ind w:left="2880" w:hanging="360"/>
+      </w:pPr>
+      <w:rPr>
+        <w:rFonts w:ascii="Wingdings" w:hAnsi="Wingdings" w:hint="default"/>
+        <w:sz w:val="20"/>
+      </w:rPr>
+    </w:lvl>
+    <w:lvl w:ilvl="4" w:tentative="1">
+      <w:start w:val="1"/>
+      <w:numFmt w:val="bullet"/>
+      <w:lvlText w:val=""/>
+      <w:lvlJc w:val="left"/>
+      <w:pPr>
+        <w:tabs>
+          <w:tab w:val="num" w:pos="3600"/>
+        </w:tabs>
+        <w:ind w:left="3600" w:hanging="360"/>
+      </w:pPr>
+      <w:rPr>
+        <w:rFonts w:ascii="Wingdings" w:hAnsi="Wingdings" w:hint="default"/>
+        <w:sz w:val="20"/>
+      </w:rPr>
+    </w:lvl>
+    <w:lvl w:ilvl="5" w:tentative="1">
+      <w:start w:val="1"/>
+      <w:numFmt w:val="bullet"/>
+      <w:lvlText w:val=""/>
+      <w:lvlJc w:val="left"/>
+      <w:pPr>
+        <w:tabs>
+          <w:tab w:val="num" w:pos="4320"/>
+        </w:tabs>
+        <w:ind w:left="4320" w:hanging="360"/>
+      </w:pPr>
+      <w:rPr>
+        <w:rFonts w:ascii="Wingdings" w:hAnsi="Wingdings" w:hint="default"/>
+        <w:sz w:val="20"/>
+      </w:rPr>
+    </w:lvl>
+    <w:lvl w:ilvl="6" w:tentative="1">
+      <w:start w:val="1"/>
+      <w:numFmt w:val="bullet"/>
+      <w:lvlText w:val=""/>
+      <w:lvlJc w:val="left"/>
+      <w:pPr>
+        <w:tabs>
+          <w:tab w:val="num" w:pos="5040"/>
+        </w:tabs>
+        <w:ind w:left="5040" w:hanging="360"/>
+      </w:pPr>
+      <w:rPr>
+        <w:rFonts w:ascii="Wingdings" w:hAnsi="Wingdings" w:hint="default"/>
+        <w:sz w:val="20"/>
+      </w:rPr>
+    </w:lvl>
+    <w:lvl w:ilvl="7" w:tentative="1">
+      <w:start w:val="1"/>
+      <w:numFmt w:val="bullet"/>
+      <w:lvlText w:val=""/>
+      <w:lvlJc w:val="left"/>
+      <w:pPr>
+        <w:tabs>
+          <w:tab w:val="num" w:pos="5760"/>
+        </w:tabs>
+        <w:ind w:left="5760" w:hanging="360"/>
+      </w:pPr>
+      <w:rPr>
+        <w:rFonts w:ascii="Wingdings" w:hAnsi="Wingdings" w:hint="default"/>
+        <w:sz w:val="20"/>
+      </w:rPr>
+    </w:lvl>
+    <w:lvl w:ilvl="8" w:tentative="1">
+      <w:start w:val="1"/>
+      <w:numFmt w:val="bullet"/>
+      <w:lvlText w:val=""/>
+      <w:lvlJc w:val="left"/>
+      <w:pPr>
+        <w:tabs>
+          <w:tab w:val="num" w:pos="6480"/>
+        </w:tabs>
+        <w:ind w:left="6480" w:hanging="360"/>
+      </w:pPr>
+      <w:rPr>
+        <w:rFonts w:ascii="Wingdings" w:hAnsi="Wingdings" w:hint="default"/>
+        <w:sz w:val="20"/>
+      </w:rPr>
+    </w:lvl>
+  </w:abstractNum>
+  <w:abstractNum w:abstractNumId="43" w15:restartNumberingAfterBreak="0">
+    <w:nsid w:val="770D03CF"/>
+    <w:multiLevelType w:val="multilevel"/>
+    <w:tmpl w:val="B2421A20"/>
+    <w:lvl w:ilvl="0">
+      <w:start w:val="1"/>
+      <w:numFmt w:val="bullet"/>
+      <w:lvlText w:val=""/>
+      <w:lvlJc w:val="left"/>
+      <w:pPr>
+        <w:tabs>
+          <w:tab w:val="num" w:pos="720"/>
+        </w:tabs>
+        <w:ind w:left="720" w:hanging="360"/>
+      </w:pPr>
+      <w:rPr>
+        <w:rFonts w:ascii="Symbol" w:hAnsi="Symbol" w:hint="default"/>
+        <w:sz w:val="20"/>
+      </w:rPr>
+    </w:lvl>
+    <w:lvl w:ilvl="1" w:tentative="1">
+      <w:start w:val="1"/>
+      <w:numFmt w:val="bullet"/>
+      <w:lvlText w:val="o"/>
+      <w:lvlJc w:val="left"/>
+      <w:pPr>
+        <w:tabs>
+          <w:tab w:val="num" w:pos="1440"/>
+        </w:tabs>
+        <w:ind w:left="1440" w:hanging="360"/>
+      </w:pPr>
+      <w:rPr>
+        <w:rFonts w:ascii="Courier New" w:hAnsi="Courier New" w:hint="default"/>
+        <w:sz w:val="20"/>
+      </w:rPr>
+    </w:lvl>
+    <w:lvl w:ilvl="2" w:tentative="1">
+      <w:start w:val="1"/>
+      <w:numFmt w:val="bullet"/>
+      <w:lvlText w:val=""/>
+      <w:lvlJc w:val="left"/>
+      <w:pPr>
+        <w:tabs>
+          <w:tab w:val="num" w:pos="2160"/>
+        </w:tabs>
+        <w:ind w:left="2160" w:hanging="360"/>
+      </w:pPr>
+      <w:rPr>
+        <w:rFonts w:ascii="Wingdings" w:hAnsi="Wingdings" w:hint="default"/>
+        <w:sz w:val="20"/>
+      </w:rPr>
+    </w:lvl>
+    <w:lvl w:ilvl="3" w:tentative="1">
+      <w:start w:val="1"/>
+      <w:numFmt w:val="bullet"/>
+      <w:lvlText w:val=""/>
+      <w:lvlJc w:val="left"/>
+      <w:pPr>
+        <w:tabs>
+          <w:tab w:val="num" w:pos="2880"/>
+        </w:tabs>
+        <w:ind w:left="2880" w:hanging="360"/>
+      </w:pPr>
+      <w:rPr>
+        <w:rFonts w:ascii="Wingdings" w:hAnsi="Wingdings" w:hint="default"/>
+        <w:sz w:val="20"/>
+      </w:rPr>
+    </w:lvl>
+    <w:lvl w:ilvl="4" w:tentative="1">
+      <w:start w:val="1"/>
+      <w:numFmt w:val="bullet"/>
+      <w:lvlText w:val=""/>
+      <w:lvlJc w:val="left"/>
+      <w:pPr>
+        <w:tabs>
+          <w:tab w:val="num" w:pos="3600"/>
+        </w:tabs>
+        <w:ind w:left="3600" w:hanging="360"/>
+      </w:pPr>
+      <w:rPr>
+        <w:rFonts w:ascii="Wingdings" w:hAnsi="Wingdings" w:hint="default"/>
+        <w:sz w:val="20"/>
+      </w:rPr>
+    </w:lvl>
+    <w:lvl w:ilvl="5" w:tentative="1">
+      <w:start w:val="1"/>
+      <w:numFmt w:val="bullet"/>
+      <w:lvlText w:val=""/>
+      <w:lvlJc w:val="left"/>
+      <w:pPr>
+        <w:tabs>
+          <w:tab w:val="num" w:pos="4320"/>
+        </w:tabs>
+        <w:ind w:left="4320" w:hanging="360"/>
+      </w:pPr>
+      <w:rPr>
+        <w:rFonts w:ascii="Wingdings" w:hAnsi="Wingdings" w:hint="default"/>
+        <w:sz w:val="20"/>
+      </w:rPr>
+    </w:lvl>
+    <w:lvl w:ilvl="6" w:tentative="1">
+      <w:start w:val="1"/>
+      <w:numFmt w:val="bullet"/>
+      <w:lvlText w:val=""/>
+      <w:lvlJc w:val="left"/>
+      <w:pPr>
+        <w:tabs>
+          <w:tab w:val="num" w:pos="5040"/>
+        </w:tabs>
+        <w:ind w:left="5040" w:hanging="360"/>
+      </w:pPr>
+      <w:rPr>
+        <w:rFonts w:ascii="Wingdings" w:hAnsi="Wingdings" w:hint="default"/>
+        <w:sz w:val="20"/>
+      </w:rPr>
+    </w:lvl>
+    <w:lvl w:ilvl="7" w:tentative="1">
+      <w:start w:val="1"/>
+      <w:numFmt w:val="bullet"/>
+      <w:lvlText w:val=""/>
+      <w:lvlJc w:val="left"/>
+      <w:pPr>
+        <w:tabs>
+          <w:tab w:val="num" w:pos="5760"/>
+        </w:tabs>
+        <w:ind w:left="5760" w:hanging="360"/>
+      </w:pPr>
+      <w:rPr>
+        <w:rFonts w:ascii="Wingdings" w:hAnsi="Wingdings" w:hint="default"/>
+        <w:sz w:val="20"/>
+      </w:rPr>
+    </w:lvl>
+    <w:lvl w:ilvl="8" w:tentative="1">
+      <w:start w:val="1"/>
+      <w:numFmt w:val="bullet"/>
+      <w:lvlText w:val=""/>
+      <w:lvlJc w:val="left"/>
+      <w:pPr>
+        <w:tabs>
+          <w:tab w:val="num" w:pos="6480"/>
+        </w:tabs>
+        <w:ind w:left="6480" w:hanging="360"/>
+      </w:pPr>
+      <w:rPr>
+        <w:rFonts w:ascii="Wingdings" w:hAnsi="Wingdings" w:hint="default"/>
+        <w:sz w:val="20"/>
+      </w:rPr>
+    </w:lvl>
+  </w:abstractNum>
+  <w:abstractNum w:abstractNumId="44" w15:restartNumberingAfterBreak="0">
     <w:nsid w:val="78831E15"/>
     <w:multiLevelType w:val="multilevel"/>
     <w:tmpl w:val="76368C16"/>
@@ -8111,7 +13268,7 @@
       </w:rPr>
     </w:lvl>
   </w:abstractNum>
-  <w:abstractNum w:abstractNumId="41" w15:restartNumberingAfterBreak="0">
+  <w:abstractNum w:abstractNumId="45" w15:restartNumberingAfterBreak="0">
     <w:nsid w:val="7B2506E4"/>
     <w:multiLevelType w:val="multilevel"/>
     <w:tmpl w:val="360253EC"/>
@@ -8260,7 +13417,7 @@
       </w:rPr>
     </w:lvl>
   </w:abstractNum>
-  <w:abstractNum w:abstractNumId="42" w15:restartNumberingAfterBreak="0">
+  <w:abstractNum w:abstractNumId="46" w15:restartNumberingAfterBreak="0">
     <w:nsid w:val="7D520762"/>
     <w:multiLevelType w:val="multilevel"/>
     <w:tmpl w:val="D6BA29F2"/>
@@ -8410,7 +13567,7 @@
     </w:lvl>
   </w:abstractNum>
   <w:num w:numId="1" w16cid:durableId="195626932">
-    <w:abstractNumId w:val="27"/>
+    <w:abstractNumId w:val="28"/>
   </w:num>
   <w:num w:numId="2" w16cid:durableId="607851769">
     <w:abstractNumId w:val="15"/>
@@ -8419,7 +13576,7 @@
     <w:abstractNumId w:val="19"/>
   </w:num>
   <w:num w:numId="4" w16cid:durableId="1935287618">
-    <w:abstractNumId w:val="35"/>
+    <w:abstractNumId w:val="37"/>
   </w:num>
   <w:num w:numId="5" w16cid:durableId="1768230949">
     <w:abstractNumId w:val="10"/>
@@ -8440,19 +13597,19 @@
     <w:abstractNumId w:val="20"/>
   </w:num>
   <w:num w:numId="11" w16cid:durableId="1233126063">
-    <w:abstractNumId w:val="39"/>
+    <w:abstractNumId w:val="41"/>
   </w:num>
   <w:num w:numId="12" w16cid:durableId="1411852953">
     <w:abstractNumId w:val="8"/>
   </w:num>
   <w:num w:numId="13" w16cid:durableId="268859280">
-    <w:abstractNumId w:val="36"/>
+    <w:abstractNumId w:val="38"/>
   </w:num>
   <w:num w:numId="14" w16cid:durableId="572277806">
     <w:abstractNumId w:val="12"/>
   </w:num>
   <w:num w:numId="15" w16cid:durableId="2011369369">
-    <w:abstractNumId w:val="28"/>
+    <w:abstractNumId w:val="29"/>
   </w:num>
   <w:num w:numId="16" w16cid:durableId="589657712">
     <w:abstractNumId w:val="7"/>
@@ -8461,10 +13618,10 @@
     <w:abstractNumId w:val="4"/>
   </w:num>
   <w:num w:numId="18" w16cid:durableId="1730111444">
-    <w:abstractNumId w:val="29"/>
+    <w:abstractNumId w:val="30"/>
   </w:num>
   <w:num w:numId="19" w16cid:durableId="810632803">
-    <w:abstractNumId w:val="38"/>
+    <w:abstractNumId w:val="40"/>
   </w:num>
   <w:num w:numId="20" w16cid:durableId="150609711">
     <w:abstractNumId w:val="1"/>
@@ -8479,37 +13636,37 @@
     <w:abstractNumId w:val="6"/>
   </w:num>
   <w:num w:numId="24" w16cid:durableId="1214076570">
-    <w:abstractNumId w:val="31"/>
+    <w:abstractNumId w:val="32"/>
   </w:num>
   <w:num w:numId="25" w16cid:durableId="231933193">
     <w:abstractNumId w:val="17"/>
   </w:num>
   <w:num w:numId="26" w16cid:durableId="829977354">
-    <w:abstractNumId w:val="37"/>
+    <w:abstractNumId w:val="39"/>
   </w:num>
   <w:num w:numId="27" w16cid:durableId="192229248">
     <w:abstractNumId w:val="9"/>
   </w:num>
   <w:num w:numId="28" w16cid:durableId="156266605">
-    <w:abstractNumId w:val="41"/>
+    <w:abstractNumId w:val="45"/>
   </w:num>
   <w:num w:numId="29" w16cid:durableId="242418581">
+    <w:abstractNumId w:val="36"/>
+  </w:num>
+  <w:num w:numId="30" w16cid:durableId="1176770189">
+    <w:abstractNumId w:val="46"/>
+  </w:num>
+  <w:num w:numId="31" w16cid:durableId="1709912620">
     <w:abstractNumId w:val="34"/>
   </w:num>
-  <w:num w:numId="30" w16cid:durableId="1176770189">
-    <w:abstractNumId w:val="42"/>
-  </w:num>
-  <w:num w:numId="31" w16cid:durableId="1709912620">
-    <w:abstractNumId w:val="33"/>
-  </w:num>
   <w:num w:numId="32" w16cid:durableId="1249733703">
-    <w:abstractNumId w:val="40"/>
+    <w:abstractNumId w:val="44"/>
   </w:num>
   <w:num w:numId="33" w16cid:durableId="1988433516">
     <w:abstractNumId w:val="18"/>
   </w:num>
   <w:num w:numId="34" w16cid:durableId="960526511">
-    <w:abstractNumId w:val="30"/>
+    <w:abstractNumId w:val="31"/>
   </w:num>
   <w:num w:numId="35" w16cid:durableId="1871721123">
     <w:abstractNumId w:val="13"/>
@@ -8524,7 +13681,7 @@
     <w:abstractNumId w:val="0"/>
   </w:num>
   <w:num w:numId="39" w16cid:durableId="1542133212">
-    <w:abstractNumId w:val="32"/>
+    <w:abstractNumId w:val="33"/>
   </w:num>
   <w:num w:numId="40" w16cid:durableId="1877934616">
     <w:abstractNumId w:val="25"/>
@@ -8537,6 +13694,18 @@
   </w:num>
   <w:num w:numId="43" w16cid:durableId="1160924451">
     <w:abstractNumId w:val="21"/>
+  </w:num>
+  <w:num w:numId="44" w16cid:durableId="884440935">
+    <w:abstractNumId w:val="35"/>
+  </w:num>
+  <w:num w:numId="45" w16cid:durableId="1369574038">
+    <w:abstractNumId w:val="43"/>
+  </w:num>
+  <w:num w:numId="46" w16cid:durableId="524248767">
+    <w:abstractNumId w:val="27"/>
+  </w:num>
+  <w:num w:numId="47" w16cid:durableId="1347171566">
+    <w:abstractNumId w:val="42"/>
   </w:num>
 </w:numbering>
 </file>
@@ -9144,6 +14313,7 @@
   <w:style w:type="character" w:default="1" w:styleId="Fuentedeprrafopredeter">
     <w:name w:val="Default Paragraph Font"/>
     <w:uiPriority w:val="1"/>
+    <w:semiHidden/>
     <w:unhideWhenUsed/>
   </w:style>
   <w:style w:type="table" w:default="1" w:styleId="Tablanormal">
